--- a/WebContent/docx/中国人群BRCA12基因分子分型研究_体系-武汉平安好医.docx
+++ b/WebContent/docx/中国人群BRCA12基因分子分型研究_体系-武汉平安好医.docx
@@ -2790,11 +2790,11 @@
         </w:rPr>
         <w:fldChar w:fldCharType="end"/>
       </w:r>
-      <w:bookmarkStart w:id="0" w:name="_Toc13806"/>
-      <w:bookmarkStart w:id="1" w:name="_Toc30143_WPSOffice_Level1"/>
-      <w:bookmarkStart w:id="2" w:name="_Toc24178_WPSOffice_Level1"/>
+      <w:bookmarkStart w:id="0" w:name="_Toc21669"/>
+      <w:bookmarkStart w:id="1" w:name="_Toc13806"/>
+      <w:bookmarkStart w:id="2" w:name="_Toc30143_WPSOffice_Level1"/>
       <w:bookmarkStart w:id="3" w:name="_Toc21009_WPSOffice_Level1"/>
-      <w:bookmarkStart w:id="4" w:name="_Toc21669"/>
+      <w:bookmarkStart w:id="4" w:name="_Toc24178_WPSOffice_Level1"/>
     </w:p>
     <w:p>
       <w:pPr>
@@ -3684,11 +3684,11 @@
           </w14:shadow>
         </w:rPr>
       </w:pPr>
-      <w:bookmarkStart w:id="6" w:name="_Toc18062_WPSOffice_Level1"/>
+      <w:bookmarkStart w:id="6" w:name="_Toc20895"/>
       <w:bookmarkStart w:id="7" w:name="_Toc7021_WPSOffice_Level1"/>
       <w:bookmarkStart w:id="8" w:name="_Toc17451"/>
-      <w:bookmarkStart w:id="9" w:name="_Toc20895"/>
-      <w:bookmarkStart w:id="10" w:name="_Toc11015_WPSOffice_Level1"/>
+      <w:bookmarkStart w:id="9" w:name="_Toc11015_WPSOffice_Level1"/>
+      <w:bookmarkStart w:id="10" w:name="_Toc18062_WPSOffice_Level1"/>
       <w:bookmarkStart w:id="11" w:name="_Toc3823"/>
       <w:r>
         <w:rPr>
@@ -3868,8 +3868,8 @@
       </w:pPr>
       <w:bookmarkStart w:id="12" w:name="_Toc6221_WPSOffice_Level1"/>
       <w:bookmarkStart w:id="13" w:name="_Toc23369_WPSOffice_Level1"/>
-      <w:bookmarkStart w:id="14" w:name="_Toc25920"/>
-      <w:bookmarkStart w:id="15" w:name="_Toc18058"/>
+      <w:bookmarkStart w:id="14" w:name="_Toc18058"/>
+      <w:bookmarkStart w:id="15" w:name="_Toc25920"/>
       <w:bookmarkStart w:id="16" w:name="_Toc9100"/>
       <w:bookmarkStart w:id="17" w:name="_Toc534807930"/>
       <w:r>
@@ -4935,11 +4935,11 @@
           <w:lang w:eastAsia="zh-CN"/>
         </w:rPr>
       </w:pPr>
-      <w:bookmarkStart w:id="20" w:name="_Toc19898_WPSOffice_Level1"/>
-      <w:bookmarkStart w:id="21" w:name="_Toc18330"/>
-      <w:bookmarkStart w:id="22" w:name="_Toc22132"/>
-      <w:bookmarkStart w:id="23" w:name="_Toc2781"/>
-      <w:bookmarkStart w:id="24" w:name="_Toc20136_WPSOffice_Level1"/>
+      <w:bookmarkStart w:id="20" w:name="_Toc2781"/>
+      <w:bookmarkStart w:id="21" w:name="_Toc20136_WPSOffice_Level1"/>
+      <w:bookmarkStart w:id="22" w:name="_Toc18330"/>
+      <w:bookmarkStart w:id="23" w:name="_Toc19898_WPSOffice_Level1"/>
+      <w:bookmarkStart w:id="24" w:name="_Toc22132"/>
       <w:r>
         <w:rPr>
           <w:rFonts w:hint="eastAsia" w:ascii="Times New Roman" w:hAnsi="Times New Roman" w:eastAsia="微软雅黑" w:cs="Times New Roman"/>
@@ -4992,6 +4992,8 @@
           <w:lang w:eastAsia="zh-CN"/>
         </w:rPr>
       </w:pPr>
+      <w:bookmarkStart w:id="25" w:name="_Toc21059"/>
+      <w:bookmarkStart w:id="26" w:name="_Toc14270"/>
     </w:p>
     <w:p>
       <w:pPr>
@@ -5006,18 +5008,18 @@
         <mc:AlternateContent>
           <mc:Choice Requires="wpg">
             <w:drawing>
-              <wp:anchor distT="0" distB="0" distL="114300" distR="114300" simplePos="0" relativeHeight="251666432" behindDoc="0" locked="0" layoutInCell="1" allowOverlap="1">
+              <wp:anchor distT="0" distB="0" distL="114300" distR="114300" simplePos="0" relativeHeight="251669504" behindDoc="0" locked="0" layoutInCell="1" allowOverlap="1">
                 <wp:simplePos x="0" y="0"/>
                 <wp:positionH relativeFrom="column">
-                  <wp:posOffset>2806065</wp:posOffset>
+                  <wp:posOffset>2775585</wp:posOffset>
                 </wp:positionH>
                 <wp:positionV relativeFrom="paragraph">
-                  <wp:posOffset>46355</wp:posOffset>
+                  <wp:posOffset>80010</wp:posOffset>
                 </wp:positionV>
-                <wp:extent cx="2907030" cy="454025"/>
-                <wp:effectExtent l="0" t="0" r="3810" b="3175"/>
+                <wp:extent cx="2571115" cy="410210"/>
+                <wp:effectExtent l="0" t="0" r="4445" b="1270"/>
                 <wp:wrapNone/>
-                <wp:docPr id="6" name="组合 6"/>
+                <wp:docPr id="35" name="组合 16"/>
                 <wp:cNvGraphicFramePr/>
                 <a:graphic xmlns:a="http://schemas.openxmlformats.org/drawingml/2006/main">
                   <a:graphicData uri="http://schemas.microsoft.com/office/word/2010/wordprocessingGroup">
@@ -5025,15 +5027,15 @@
                       <wpg:cNvGrpSpPr/>
                       <wpg:grpSpPr>
                         <a:xfrm rot="0">
-                          <a:off x="3453765" y="1440180"/>
-                          <a:ext cx="2907030" cy="454025"/>
-                          <a:chOff x="10964" y="4458"/>
-                          <a:chExt cx="4578" cy="715"/>
+                          <a:off x="3423285" y="4040505"/>
+                          <a:ext cx="2571115" cy="410210"/>
+                          <a:chOff x="17956" y="38313"/>
+                          <a:chExt cx="4049" cy="646"/>
                         </a:xfrm>
                       </wpg:grpSpPr>
                       <pic:pic xmlns:pic="http://schemas.openxmlformats.org/drawingml/2006/picture">
                         <pic:nvPicPr>
-                          <pic:cNvPr id="30" name="图片 30" descr="微信图片_20220215110121"/>
+                          <pic:cNvPr id="12" name="图片 29" descr="IMG_256"/>
                           <pic:cNvPicPr>
                             <a:picLocks noChangeAspect="1"/>
                           </pic:cNvPicPr>
@@ -5042,18 +5044,17 @@
                           <a:blip r:embed="rId12">
                             <a:clrChange>
                               <a:clrFrom>
-                                <a:srgbClr val="A09D98">
+                                <a:srgbClr val="FFFFFF">
                                   <a:alpha val="100000"/>
                                 </a:srgbClr>
                               </a:clrFrom>
                               <a:clrTo>
-                                <a:srgbClr val="A09D98">
+                                <a:srgbClr val="FFFFFF">
                                   <a:alpha val="100000"/>
                                   <a:alpha val="0"/>
                                 </a:srgbClr>
                               </a:clrTo>
                             </a:clrChange>
-                            <a:biLevel thresh="50000"/>
                           </a:blip>
                           <a:stretch>
                             <a:fillRect/>
@@ -5061,51 +5062,40 @@
                         </pic:blipFill>
                         <pic:spPr>
                           <a:xfrm>
-                            <a:off x="10964" y="4458"/>
-                            <a:ext cx="1234" cy="715"/>
+                            <a:off x="21031" y="38313"/>
+                            <a:ext cx="975" cy="570"/>
                           </a:xfrm>
                           <a:prstGeom prst="rect">
                             <a:avLst/>
                           </a:prstGeom>
+                          <a:noFill/>
+                          <a:ln w="9525">
+                            <a:noFill/>
+                          </a:ln>
                         </pic:spPr>
                       </pic:pic>
                       <pic:pic xmlns:pic="http://schemas.openxmlformats.org/drawingml/2006/picture">
                         <pic:nvPicPr>
-                          <pic:cNvPr id="21" name="图片 34" descr="晓敏"/>
+                          <pic:cNvPr id="15" name="图片 15" descr="c9514d16fd70679bf0495aeebb03c72d_compress"/>
                           <pic:cNvPicPr>
                             <a:picLocks noChangeAspect="1"/>
                           </pic:cNvPicPr>
                         </pic:nvPicPr>
                         <pic:blipFill>
-                          <a:blip r:embed="rId13">
-                            <a:clrChange>
-                              <a:clrFrom>
-                                <a:srgbClr val="949FA1"/>
-                              </a:clrFrom>
-                              <a:clrTo>
-                                <a:srgbClr val="949FA1">
-                                  <a:alpha val="0"/>
-                                </a:srgbClr>
-                              </a:clrTo>
-                            </a:clrChange>
-                          </a:blip>
-                          <a:srcRect l="34062" t="26445" r="34097" b="9325"/>
+                          <a:blip r:embed="rId13"/>
+                          <a:srcRect l="21003" t="56913" r="27176" b="26386"/>
                           <a:stretch>
                             <a:fillRect/>
                           </a:stretch>
                         </pic:blipFill>
                         <pic:spPr>
-                          <a:xfrm rot="16200000">
-                            <a:off x="14524" y="4047"/>
-                            <a:ext cx="560" cy="1475"/>
+                          <a:xfrm>
+                            <a:off x="17956" y="38485"/>
+                            <a:ext cx="1550" cy="475"/>
                           </a:xfrm>
                           <a:prstGeom prst="rect">
                             <a:avLst/>
                           </a:prstGeom>
-                          <a:noFill/>
-                          <a:ln>
-                            <a:noFill/>
-                          </a:ln>
                         </pic:spPr>
                       </pic:pic>
                     </wpg:wgp>
@@ -5116,18 +5106,18 @@
           </mc:Choice>
           <mc:Fallback>
             <w:pict>
-              <v:group id="_x0000_s1026" o:spid="_x0000_s1026" o:spt="203" style="position:absolute;left:0pt;margin-left:220.95pt;margin-top:3.65pt;height:35.75pt;width:228.9pt;z-index:251666432;mso-width-relative:page;mso-height-relative:page;" coordorigin="10964,4458" coordsize="4578,715" o:gfxdata="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">
+              <v:group id="组合 16" o:spid="_x0000_s1026" o:spt="203" style="position:absolute;left:0pt;margin-left:218.55pt;margin-top:6.3pt;height:32.3pt;width:202.45pt;z-index:251669504;mso-width-relative:page;mso-height-relative:page;" coordorigin="17956,38313" coordsize="4049,646" o:gfxdata="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">
                 <o:lock v:ext="edit" aspectratio="f"/>
-                <v:shape id="_x0000_s1026" o:spid="_x0000_s1026" o:spt="75" alt="微信图片_20220215110121" type="#_x0000_t75" style="position:absolute;left:10964;top:4458;height:715;width:1234;" filled="f" o:preferrelative="t" stroked="f" coordsize="21600,21600" o:gfxdata="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">
+                <v:shape id="图片 29" o:spid="_x0000_s1026" o:spt="75" alt="IMG_256" type="#_x0000_t75" style="position:absolute;left:21031;top:38313;height:570;width:975;" filled="f" o:preferrelative="t" stroked="f" coordsize="21600,21600" o:gfxdata="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">
                   <v:fill on="f" focussize="0,0"/>
                   <v:stroke on="f"/>
-                  <v:imagedata r:id="rId12" grayscale="t" bilevel="t" chromakey="#A09D98" o:title=""/>
+                  <v:imagedata r:id="rId12" chromakey="#FFFFFF" o:title=""/>
                   <o:lock v:ext="edit" aspectratio="t"/>
                 </v:shape>
-                <v:shape id="图片 34" o:spid="_x0000_s1026" o:spt="75" alt="晓敏" type="#_x0000_t75" style="position:absolute;left:14524;top:4047;height:1475;width:560;rotation:-5898240f;" filled="f" o:preferrelative="t" stroked="f" coordsize="21600,21600" o:gfxdata="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">
+                <v:shape id="_x0000_s1026" o:spid="_x0000_s1026" o:spt="75" alt="c9514d16fd70679bf0495aeebb03c72d_compress" type="#_x0000_t75" style="position:absolute;left:17956;top:38485;height:475;width:1550;" filled="f" o:preferrelative="t" stroked="f" coordsize="21600,21600" o:gfxdata="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">
                   <v:fill on="f" focussize="0,0"/>
                   <v:stroke on="f"/>
-                  <v:imagedata r:id="rId13" cropleft="22323f" croptop="17331f" cropright="22346f" cropbottom="6111f" chromakey="#949FA1" o:title=""/>
+                  <v:imagedata r:id="rId13" cropleft="13765f" croptop="37299f" cropright="17810f" cropbottom="17292f" o:title=""/>
                   <o:lock v:ext="edit" aspectratio="t"/>
                 </v:shape>
               </v:group>
@@ -5500,8 +5490,9 @@
     <w:p>
       <w:pPr>
         <w:rPr>
+          <w:rFonts w:hint="default"/>
           <w:sz w:val="24"/>
-          <w:lang w:eastAsia="zh-CN"/>
+          <w:lang w:val="en-US" w:eastAsia="zh-CN"/>
         </w:rPr>
       </w:pPr>
     </w:p>
@@ -5519,18 +5510,18 @@
         <mc:AlternateContent>
           <mc:Choice Requires="wpg">
             <w:drawing>
-              <wp:anchor distT="0" distB="0" distL="114300" distR="114300" simplePos="0" relativeHeight="251667456" behindDoc="0" locked="0" layoutInCell="1" allowOverlap="1">
+              <wp:anchor distT="0" distB="0" distL="114300" distR="114300" simplePos="0" relativeHeight="251666432" behindDoc="0" locked="0" layoutInCell="1" allowOverlap="1">
                 <wp:simplePos x="0" y="0"/>
                 <wp:positionH relativeFrom="column">
-                  <wp:posOffset>2766695</wp:posOffset>
+                  <wp:posOffset>2775585</wp:posOffset>
                 </wp:positionH>
                 <wp:positionV relativeFrom="paragraph">
-                  <wp:posOffset>25400</wp:posOffset>
+                  <wp:posOffset>88900</wp:posOffset>
                 </wp:positionV>
-                <wp:extent cx="2779395" cy="453390"/>
-                <wp:effectExtent l="0" t="0" r="9525" b="3810"/>
+                <wp:extent cx="2675255" cy="361950"/>
+                <wp:effectExtent l="0" t="0" r="0" b="3810"/>
                 <wp:wrapNone/>
-                <wp:docPr id="11" name="组合 1"/>
+                <wp:docPr id="1" name="组合 30"/>
                 <wp:cNvGraphicFramePr/>
                 <a:graphic xmlns:a="http://schemas.openxmlformats.org/drawingml/2006/main">
                   <a:graphicData uri="http://schemas.microsoft.com/office/word/2010/wordprocessingGroup">
@@ -5538,54 +5529,39 @@
                       <wpg:cNvGrpSpPr/>
                       <wpg:grpSpPr>
                         <a:xfrm rot="0">
-                          <a:off x="3414395" y="2556510"/>
-                          <a:ext cx="2779395" cy="453390"/>
-                          <a:chOff x="7101" y="6197"/>
-                          <a:chExt cx="4377" cy="714"/>
+                          <a:off x="3423285" y="5173345"/>
+                          <a:ext cx="2675255" cy="361950"/>
+                          <a:chOff x="17956" y="40098"/>
+                          <a:chExt cx="4213" cy="570"/>
                         </a:xfrm>
                       </wpg:grpSpPr>
                       <pic:pic xmlns:pic="http://schemas.openxmlformats.org/drawingml/2006/picture">
                         <pic:nvPicPr>
-                          <pic:cNvPr id="59" name="图片 34" descr="晓敏"/>
+                          <pic:cNvPr id="2" name="图片 1" descr="24f613a0-66be-430b-9e80-270d3393fac5"/>
                           <pic:cNvPicPr>
                             <a:picLocks noChangeAspect="1"/>
                           </pic:cNvPicPr>
                         </pic:nvPicPr>
                         <pic:blipFill>
-                          <a:blip r:embed="rId13">
-                            <a:clrChange>
-                              <a:clrFrom>
-                                <a:srgbClr val="949FA1"/>
-                              </a:clrFrom>
-                              <a:clrTo>
-                                <a:srgbClr val="949FA1">
-                                  <a:alpha val="0"/>
-                                </a:srgbClr>
-                              </a:clrTo>
-                            </a:clrChange>
-                          </a:blip>
-                          <a:srcRect l="34062" t="26445" r="34097" b="9325"/>
+                          <a:blip r:embed="rId14"/>
+                          <a:srcRect l="43292" t="26660" r="21693" b="24394"/>
                           <a:stretch>
                             <a:fillRect/>
                           </a:stretch>
                         </pic:blipFill>
                         <pic:spPr>
                           <a:xfrm rot="16200000">
-                            <a:off x="7558" y="5850"/>
-                            <a:ext cx="560" cy="1475"/>
+                            <a:off x="18366" y="39740"/>
+                            <a:ext cx="506" cy="1327"/>
                           </a:xfrm>
                           <a:prstGeom prst="rect">
                             <a:avLst/>
                           </a:prstGeom>
-                          <a:noFill/>
-                          <a:ln>
-                            <a:noFill/>
-                          </a:ln>
                         </pic:spPr>
                       </pic:pic>
                       <pic:pic xmlns:pic="http://schemas.openxmlformats.org/drawingml/2006/picture">
                         <pic:nvPicPr>
-                          <pic:cNvPr id="45" name="图片 45" descr="微信图片_20220215110121"/>
+                          <pic:cNvPr id="29" name="图片 29" descr="IMG_256"/>
                           <pic:cNvPicPr>
                             <a:picLocks noChangeAspect="1"/>
                           </pic:cNvPicPr>
@@ -5594,18 +5570,17 @@
                           <a:blip r:embed="rId12">
                             <a:clrChange>
                               <a:clrFrom>
-                                <a:srgbClr val="A09D98">
+                                <a:srgbClr val="FFFFFF">
                                   <a:alpha val="100000"/>
                                 </a:srgbClr>
                               </a:clrFrom>
                               <a:clrTo>
-                                <a:srgbClr val="A09D98">
+                                <a:srgbClr val="FFFFFF">
                                   <a:alpha val="100000"/>
                                   <a:alpha val="0"/>
                                 </a:srgbClr>
                               </a:clrTo>
                             </a:clrChange>
-                            <a:biLevel thresh="50000"/>
                           </a:blip>
                           <a:stretch>
                             <a:fillRect/>
@@ -5613,12 +5588,16 @@
                         </pic:blipFill>
                         <pic:spPr>
                           <a:xfrm>
-                            <a:off x="10244" y="6197"/>
-                            <a:ext cx="1234" cy="715"/>
+                            <a:off x="21195" y="40098"/>
+                            <a:ext cx="975" cy="570"/>
                           </a:xfrm>
                           <a:prstGeom prst="rect">
                             <a:avLst/>
                           </a:prstGeom>
+                          <a:noFill/>
+                          <a:ln w="9525">
+                            <a:noFill/>
+                          </a:ln>
                         </pic:spPr>
                       </pic:pic>
                     </wpg:wgp>
@@ -5629,18 +5608,18 @@
           </mc:Choice>
           <mc:Fallback>
             <w:pict>
-              <v:group id="组合 1" o:spid="_x0000_s1026" o:spt="203" style="position:absolute;left:0pt;margin-left:217.85pt;margin-top:2pt;height:35.7pt;width:218.85pt;z-index:251667456;mso-width-relative:page;mso-height-relative:page;" coordorigin="7101,6197" coordsize="4377,714" o:gfxdata="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">
+              <v:group id="组合 30" o:spid="_x0000_s1026" o:spt="203" style="position:absolute;left:0pt;margin-left:218.55pt;margin-top:7pt;height:28.5pt;width:210.65pt;z-index:251666432;mso-width-relative:page;mso-height-relative:page;" coordorigin="17956,40098" coordsize="4213,570" o:gfxdata="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">
                 <o:lock v:ext="edit" aspectratio="f"/>
-                <v:shape id="图片 34" o:spid="_x0000_s1026" o:spt="75" alt="晓敏" type="#_x0000_t75" style="position:absolute;left:7558;top:5850;height:1475;width:560;rotation:-5898240f;" filled="f" o:preferrelative="t" stroked="f" coordsize="21600,21600" o:gfxdata="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">
+                <v:shape id="图片 1" o:spid="_x0000_s1026" o:spt="75" alt="24f613a0-66be-430b-9e80-270d3393fac5" type="#_x0000_t75" style="position:absolute;left:18366;top:39740;height:1327;width:506;rotation:-5898240f;" filled="f" o:preferrelative="t" stroked="f" coordsize="21600,21600" o:gfxdata="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">
                   <v:fill on="f" focussize="0,0"/>
                   <v:stroke on="f"/>
-                  <v:imagedata r:id="rId13" cropleft="22323f" croptop="17331f" cropright="22346f" cropbottom="6111f" chromakey="#949FA1" o:title=""/>
+                  <v:imagedata r:id="rId14" cropleft="28372f" croptop="17472f" cropright="14217f" cropbottom="15987f" o:title=""/>
                   <o:lock v:ext="edit" aspectratio="t"/>
                 </v:shape>
-                <v:shape id="_x0000_s1026" o:spid="_x0000_s1026" o:spt="75" alt="微信图片_20220215110121" type="#_x0000_t75" style="position:absolute;left:10244;top:6197;height:715;width:1234;" filled="f" o:preferrelative="t" stroked="f" coordsize="21600,21600" o:gfxdata="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">
+                <v:shape id="_x0000_s1026" o:spid="_x0000_s1026" o:spt="75" alt="IMG_256" type="#_x0000_t75" style="position:absolute;left:21195;top:40098;height:570;width:975;" filled="f" o:preferrelative="t" stroked="f" coordsize="21600,21600" o:gfxdata="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">
                   <v:fill on="f" focussize="0,0"/>
                   <v:stroke on="f"/>
-                  <v:imagedata r:id="rId12" grayscale="t" bilevel="t" chromakey="#A09D98" o:title=""/>
+                  <v:imagedata r:id="rId12" chromakey="#FFFFFF" o:title=""/>
                   <o:lock v:ext="edit" aspectratio="t"/>
                 </v:shape>
               </v:group>
@@ -6019,6 +5998,8 @@
           <w:lang w:eastAsia="zh-CN"/>
         </w:rPr>
       </w:pPr>
+      <w:bookmarkStart w:id="107" w:name="_GoBack"/>
+      <w:bookmarkEnd w:id="107"/>
     </w:p>
     <w:p>
       <w:pPr>
@@ -6034,18 +6015,18 @@
         <mc:AlternateContent>
           <mc:Choice Requires="wpg">
             <w:drawing>
-              <wp:anchor distT="0" distB="0" distL="114300" distR="114300" simplePos="0" relativeHeight="251668480" behindDoc="0" locked="0" layoutInCell="1" allowOverlap="1">
+              <wp:anchor distT="0" distB="0" distL="114300" distR="114300" simplePos="0" relativeHeight="251667456" behindDoc="0" locked="0" layoutInCell="1" allowOverlap="1">
                 <wp:simplePos x="0" y="0"/>
                 <wp:positionH relativeFrom="column">
-                  <wp:posOffset>2757170</wp:posOffset>
+                  <wp:posOffset>2715895</wp:posOffset>
                 </wp:positionH>
                 <wp:positionV relativeFrom="paragraph">
-                  <wp:posOffset>28575</wp:posOffset>
+                  <wp:posOffset>79375</wp:posOffset>
                 </wp:positionV>
-                <wp:extent cx="2872105" cy="453390"/>
-                <wp:effectExtent l="0" t="0" r="8255" b="3810"/>
+                <wp:extent cx="2672080" cy="414020"/>
+                <wp:effectExtent l="0" t="0" r="10160" b="12700"/>
                 <wp:wrapNone/>
-                <wp:docPr id="4" name="组合 15"/>
+                <wp:docPr id="39" name="组合 23"/>
                 <wp:cNvGraphicFramePr/>
                 <a:graphic xmlns:a="http://schemas.openxmlformats.org/drawingml/2006/main">
                   <a:graphicData uri="http://schemas.microsoft.com/office/word/2010/wordprocessingGroup">
@@ -6053,21 +6034,21 @@
                       <wpg:cNvGrpSpPr/>
                       <wpg:grpSpPr>
                         <a:xfrm rot="0">
-                          <a:off x="3404870" y="3677920"/>
-                          <a:ext cx="2872105" cy="453390"/>
-                          <a:chOff x="12357" y="7666"/>
-                          <a:chExt cx="4523" cy="714"/>
+                          <a:off x="3363595" y="6282055"/>
+                          <a:ext cx="2672080" cy="414020"/>
+                          <a:chOff x="17862" y="41843"/>
+                          <a:chExt cx="4208" cy="652"/>
                         </a:xfrm>
                       </wpg:grpSpPr>
                       <pic:pic xmlns:pic="http://schemas.openxmlformats.org/drawingml/2006/picture">
                         <pic:nvPicPr>
-                          <pic:cNvPr id="12" name="图片 59" descr="图片1"/>
+                          <pic:cNvPr id="22" name="图片 59" descr="图片1"/>
                           <pic:cNvPicPr>
                             <a:picLocks noChangeAspect="1"/>
                           </pic:cNvPicPr>
                         </pic:nvPicPr>
                         <pic:blipFill>
-                          <a:blip r:embed="rId14">
+                          <a:blip r:embed="rId15">
                             <a:biLevel thresh="50000"/>
                           </a:blip>
                           <a:srcRect l="7865" t="11797" r="5322" b="19074"/>
@@ -6077,7 +6058,7 @@
                         </pic:blipFill>
                         <pic:spPr>
                           <a:xfrm>
-                            <a:off x="12357" y="7738"/>
+                            <a:off x="17862" y="41869"/>
                             <a:ext cx="1468" cy="627"/>
                           </a:xfrm>
                           <a:prstGeom prst="rect">
@@ -6088,7 +6069,7 @@
                       </pic:pic>
                       <pic:pic xmlns:pic="http://schemas.openxmlformats.org/drawingml/2006/picture">
                         <pic:nvPicPr>
-                          <pic:cNvPr id="13" name="图片 14" descr="微信图片_20220215110121"/>
+                          <pic:cNvPr id="21" name="图片 29" descr="IMG_256"/>
                           <pic:cNvPicPr>
                             <a:picLocks noChangeAspect="1"/>
                           </pic:cNvPicPr>
@@ -6097,18 +6078,17 @@
                           <a:blip r:embed="rId12">
                             <a:clrChange>
                               <a:clrFrom>
-                                <a:srgbClr val="A09D98">
+                                <a:srgbClr val="FFFFFF">
                                   <a:alpha val="100000"/>
                                 </a:srgbClr>
                               </a:clrFrom>
                               <a:clrTo>
-                                <a:srgbClr val="A09D98">
+                                <a:srgbClr val="FFFFFF">
                                   <a:alpha val="100000"/>
                                   <a:alpha val="0"/>
                                 </a:srgbClr>
                               </a:clrTo>
                             </a:clrChange>
-                            <a:biLevel thresh="50000"/>
                           </a:blip>
                           <a:stretch>
                             <a:fillRect/>
@@ -6116,12 +6096,16 @@
                         </pic:blipFill>
                         <pic:spPr>
                           <a:xfrm>
-                            <a:off x="15646" y="7666"/>
-                            <a:ext cx="1234" cy="715"/>
+                            <a:off x="21096" y="41843"/>
+                            <a:ext cx="975" cy="570"/>
                           </a:xfrm>
                           <a:prstGeom prst="rect">
                             <a:avLst/>
                           </a:prstGeom>
+                          <a:noFill/>
+                          <a:ln w="9525">
+                            <a:noFill/>
+                          </a:ln>
                         </pic:spPr>
                       </pic:pic>
                     </wpg:wgp>
@@ -6132,18 +6116,18 @@
           </mc:Choice>
           <mc:Fallback>
             <w:pict>
-              <v:group id="组合 15" o:spid="_x0000_s1026" o:spt="203" style="position:absolute;left:0pt;margin-left:217.1pt;margin-top:2.25pt;height:35.7pt;width:226.15pt;z-index:251668480;mso-width-relative:page;mso-height-relative:page;" coordorigin="12357,7666" coordsize="4523,714" o:gfxdata="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">
+              <v:group id="组合 23" o:spid="_x0000_s1026" o:spt="203" style="position:absolute;left:0pt;margin-left:213.85pt;margin-top:6.25pt;height:32.6pt;width:210.4pt;z-index:251667456;mso-width-relative:page;mso-height-relative:page;" coordorigin="17862,41843" coordsize="4208,652" o:gfxdata="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">
                 <o:lock v:ext="edit" aspectratio="f"/>
-                <v:shape id="图片 59" o:spid="_x0000_s1026" o:spt="75" alt="图片1" type="#_x0000_t75" style="position:absolute;left:12357;top:7738;height:627;width:1468;" filled="f" o:preferrelative="t" stroked="f" coordsize="21600,21600" o:gfxdata="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">
+                <v:shape id="图片 59" o:spid="_x0000_s1026" o:spt="75" alt="图片1" type="#_x0000_t75" style="position:absolute;left:17862;top:41869;height:627;width:1468;" filled="f" o:preferrelative="t" stroked="f" coordsize="21600,21600" o:gfxdata="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">
                   <v:fill on="f" focussize="0,0"/>
                   <v:stroke on="f"/>
-                  <v:imagedata r:id="rId14" cropleft="5154f" croptop="7731f" cropright="3488f" cropbottom="12500f" grayscale="t" bilevel="t" o:title=""/>
+                  <v:imagedata r:id="rId15" cropleft="5154f" croptop="7731f" cropright="3488f" cropbottom="12500f" grayscale="t" bilevel="t" o:title=""/>
                   <o:lock v:ext="edit" aspectratio="t"/>
                 </v:shape>
-                <v:shape id="图片 14" o:spid="_x0000_s1026" o:spt="75" alt="微信图片_20220215110121" type="#_x0000_t75" style="position:absolute;left:15646;top:7666;height:715;width:1234;" filled="f" o:preferrelative="t" stroked="f" coordsize="21600,21600" o:gfxdata="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">
+                <v:shape id="图片 29" o:spid="_x0000_s1026" o:spt="75" alt="IMG_256" type="#_x0000_t75" style="position:absolute;left:21096;top:41843;height:570;width:975;" filled="f" o:preferrelative="t" stroked="f" coordsize="21600,21600" o:gfxdata="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">
                   <v:fill on="f" focussize="0,0"/>
                   <v:stroke on="f"/>
-                  <v:imagedata r:id="rId12" grayscale="t" bilevel="t" chromakey="#A09D98" o:title=""/>
+                  <v:imagedata r:id="rId12" chromakey="#FFFFFF" o:title=""/>
                   <o:lock v:ext="edit" aspectratio="t"/>
                 </v:shape>
               </v:group>
@@ -6522,6 +6506,16 @@
           <w:lang w:eastAsia="zh-CN"/>
         </w:rPr>
       </w:pPr>
+    </w:p>
+    <w:p>
+      <w:pPr>
+        <w:rPr>
+          <w:rFonts w:ascii="Times New Roman" w:hAnsi="Times New Roman" w:eastAsia="微软雅黑" w:cs="Times New Roman"/>
+          <w:sz w:val="24"/>
+          <w:szCs w:val="24"/>
+          <w:lang w:eastAsia="zh-CN"/>
+        </w:rPr>
+      </w:pPr>
       <w:r>
         <w:rPr>
           <w:sz w:val="24"/>
@@ -6529,18 +6523,18 @@
         <mc:AlternateContent>
           <mc:Choice Requires="wpg">
             <w:drawing>
-              <wp:anchor distT="0" distB="0" distL="114300" distR="114300" simplePos="0" relativeHeight="251669504" behindDoc="0" locked="0" layoutInCell="1" allowOverlap="1">
+              <wp:anchor distT="0" distB="0" distL="114300" distR="114300" simplePos="0" relativeHeight="251668480" behindDoc="0" locked="0" layoutInCell="1" allowOverlap="1">
                 <wp:simplePos x="0" y="0"/>
                 <wp:positionH relativeFrom="column">
-                  <wp:posOffset>2787650</wp:posOffset>
+                  <wp:posOffset>2788285</wp:posOffset>
                 </wp:positionH>
                 <wp:positionV relativeFrom="paragraph">
-                  <wp:posOffset>174625</wp:posOffset>
+                  <wp:posOffset>85090</wp:posOffset>
                 </wp:positionV>
-                <wp:extent cx="2803525" cy="453390"/>
-                <wp:effectExtent l="0" t="0" r="635" b="3810"/>
+                <wp:extent cx="2889885" cy="397510"/>
+                <wp:effectExtent l="0" t="0" r="5715" b="13970"/>
                 <wp:wrapNone/>
-                <wp:docPr id="14" name="组合 22"/>
+                <wp:docPr id="41" name="组合 27"/>
                 <wp:cNvGraphicFramePr/>
                 <a:graphic xmlns:a="http://schemas.openxmlformats.org/drawingml/2006/main">
                   <a:graphicData uri="http://schemas.microsoft.com/office/word/2010/wordprocessingGroup">
@@ -6548,21 +6542,21 @@
                       <wpg:cNvGrpSpPr/>
                       <wpg:grpSpPr>
                         <a:xfrm rot="0">
-                          <a:off x="3435350" y="4766945"/>
-                          <a:ext cx="2803525" cy="453390"/>
-                          <a:chOff x="12525" y="9562"/>
-                          <a:chExt cx="4415" cy="714"/>
+                          <a:off x="3435985" y="7406005"/>
+                          <a:ext cx="2889885" cy="397510"/>
+                          <a:chOff x="17976" y="43614"/>
+                          <a:chExt cx="4551" cy="626"/>
                         </a:xfrm>
                       </wpg:grpSpPr>
                       <pic:pic xmlns:pic="http://schemas.openxmlformats.org/drawingml/2006/picture">
                         <pic:nvPicPr>
-                          <pic:cNvPr id="15" name="图片 29" descr="IMG_256"/>
+                          <pic:cNvPr id="3" name="图片 29" descr="IMG_256"/>
                           <pic:cNvPicPr>
                             <a:picLocks noChangeAspect="1"/>
                           </pic:cNvPicPr>
                         </pic:nvPicPr>
                         <pic:blipFill>
-                          <a:blip r:embed="rId15">
+                          <a:blip r:embed="rId12">
                             <a:clrChange>
                               <a:clrFrom>
                                 <a:srgbClr val="FFFFFF">
@@ -6583,7 +6577,7 @@
                         </pic:blipFill>
                         <pic:spPr>
                           <a:xfrm>
-                            <a:off x="12525" y="9698"/>
+                            <a:off x="17976" y="43615"/>
                             <a:ext cx="975" cy="570"/>
                           </a:xfrm>
                           <a:prstGeom prst="rect">
@@ -6597,40 +6591,29 @@
                       </pic:pic>
                       <pic:pic xmlns:pic="http://schemas.openxmlformats.org/drawingml/2006/picture">
                         <pic:nvPicPr>
-                          <pic:cNvPr id="29" name="图片 20" descr="微信图片_20220215110121"/>
+                          <pic:cNvPr id="26" name="图片 59" descr="图片1"/>
                           <pic:cNvPicPr>
                             <a:picLocks noChangeAspect="1"/>
                           </pic:cNvPicPr>
                         </pic:nvPicPr>
                         <pic:blipFill>
-                          <a:blip r:embed="rId12">
-                            <a:clrChange>
-                              <a:clrFrom>
-                                <a:srgbClr val="A09D98">
-                                  <a:alpha val="100000"/>
-                                </a:srgbClr>
-                              </a:clrFrom>
-                              <a:clrTo>
-                                <a:srgbClr val="A09D98">
-                                  <a:alpha val="100000"/>
-                                  <a:alpha val="0"/>
-                                </a:srgbClr>
-                              </a:clrTo>
-                            </a:clrChange>
+                          <a:blip r:embed="rId15">
                             <a:biLevel thresh="50000"/>
                           </a:blip>
+                          <a:srcRect l="7865" t="11797" r="5322" b="19074"/>
                           <a:stretch>
                             <a:fillRect/>
                           </a:stretch>
                         </pic:blipFill>
                         <pic:spPr>
                           <a:xfrm>
-                            <a:off x="15706" y="9562"/>
-                            <a:ext cx="1234" cy="715"/>
+                            <a:off x="21059" y="43614"/>
+                            <a:ext cx="1468" cy="627"/>
                           </a:xfrm>
                           <a:prstGeom prst="rect">
                             <a:avLst/>
                           </a:prstGeom>
+                          <a:noFill/>
                         </pic:spPr>
                       </pic:pic>
                     </wpg:wgp>
@@ -6641,18 +6624,18 @@
           </mc:Choice>
           <mc:Fallback>
             <w:pict>
-              <v:group id="组合 22" o:spid="_x0000_s1026" o:spt="203" style="position:absolute;left:0pt;margin-left:219.5pt;margin-top:13.75pt;height:35.7pt;width:220.75pt;z-index:251669504;mso-width-relative:page;mso-height-relative:page;" coordorigin="12525,9562" coordsize="4415,714" o:gfxdata="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">
+              <v:group id="组合 27" o:spid="_x0000_s1026" o:spt="203" style="position:absolute;left:0pt;margin-left:219.55pt;margin-top:6.7pt;height:31.3pt;width:227.55pt;z-index:251668480;mso-width-relative:page;mso-height-relative:page;" coordorigin="17976,43614" coordsize="4551,626" o:gfxdata="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">
                 <o:lock v:ext="edit" aspectratio="f"/>
-                <v:shape id="图片 29" o:spid="_x0000_s1026" o:spt="75" alt="IMG_256" type="#_x0000_t75" style="position:absolute;left:12525;top:9698;height:570;width:975;" filled="f" o:preferrelative="t" stroked="f" coordsize="21600,21600" o:gfxdata="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">
+                <v:shape id="图片 29" o:spid="_x0000_s1026" o:spt="75" alt="IMG_256" type="#_x0000_t75" style="position:absolute;left:17976;top:43615;height:570;width:975;" filled="f" o:preferrelative="t" stroked="f" coordsize="21600,21600" o:gfxdata="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">
                   <v:fill on="f" focussize="0,0"/>
                   <v:stroke on="f"/>
-                  <v:imagedata r:id="rId15" chromakey="#FFFFFF" o:title=""/>
+                  <v:imagedata r:id="rId12" chromakey="#FFFFFF" o:title=""/>
                   <o:lock v:ext="edit" aspectratio="t"/>
                 </v:shape>
-                <v:shape id="图片 20" o:spid="_x0000_s1026" o:spt="75" alt="微信图片_20220215110121" type="#_x0000_t75" style="position:absolute;left:15706;top:9562;height:715;width:1234;" filled="f" o:preferrelative="t" stroked="f" coordsize="21600,21600" o:gfxdata="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">
+                <v:shape id="图片 59" o:spid="_x0000_s1026" o:spt="75" alt="图片1" type="#_x0000_t75" style="position:absolute;left:21059;top:43614;height:627;width:1468;" filled="f" o:preferrelative="t" stroked="f" coordsize="21600,21600" o:gfxdata="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">
                   <v:fill on="f" focussize="0,0"/>
                   <v:stroke on="f"/>
-                  <v:imagedata r:id="rId12" grayscale="t" bilevel="t" chromakey="#A09D98" o:title=""/>
+                  <v:imagedata r:id="rId15" cropleft="5154f" croptop="7731f" cropright="3488f" cropbottom="12500f" grayscale="t" bilevel="t" o:title=""/>
                   <o:lock v:ext="edit" aspectratio="t"/>
                 </v:shape>
               </v:group>
@@ -6661,12 +6644,369 @@
         </mc:AlternateContent>
       </w:r>
     </w:p>
+    <w:tbl>
+      <w:tblPr>
+        <w:tblStyle w:val="34"/>
+        <w:tblW w:w="6772" w:type="dxa"/>
+        <w:jc w:val="right"/>
+        <w:tblLayout w:type="fixed"/>
+        <w:tblCellMar>
+          <w:top w:w="0" w:type="dxa"/>
+          <w:left w:w="0" w:type="dxa"/>
+          <w:bottom w:w="0" w:type="dxa"/>
+          <w:right w:w="0" w:type="dxa"/>
+        </w:tblCellMar>
+      </w:tblPr>
+      <w:tblGrid>
+        <w:gridCol w:w="1272"/>
+        <w:gridCol w:w="2040"/>
+        <w:gridCol w:w="1166"/>
+        <w:gridCol w:w="2294"/>
+      </w:tblGrid>
+      <w:tr>
+        <w:tblPrEx>
+          <w:tblCellMar>
+            <w:top w:w="0" w:type="dxa"/>
+            <w:left w:w="0" w:type="dxa"/>
+            <w:bottom w:w="0" w:type="dxa"/>
+            <w:right w:w="0" w:type="dxa"/>
+          </w:tblCellMar>
+        </w:tblPrEx>
+        <w:trPr>
+          <w:trHeight w:val="441" w:hRule="exact"/>
+          <w:jc w:val="right"/>
+        </w:trPr>
+        <w:tc>
+          <w:tcPr>
+            <w:tcW w:w="1272" w:type="dxa"/>
+            <w:vAlign w:val="center"/>
+          </w:tcPr>
+          <w:p>
+            <w:pPr>
+              <w:pStyle w:val="20"/>
+              <w:spacing w:before="13"/>
+              <w:ind w:left="13" w:right="95"/>
+              <w:jc w:val="both"/>
+              <w:rPr>
+                <w:rFonts w:ascii="Times New Roman" w:hAnsi="Times New Roman" w:cs="Times New Roman"/>
+                <w:b/>
+                <w:sz w:val="24"/>
+                <w:szCs w:val="24"/>
+              </w:rPr>
+            </w:pPr>
+            <w:r>
+              <w:rPr>
+                <w:rFonts w:ascii="Times New Roman" w:hAnsi="Times New Roman" w:cs="Times New Roman"/>
+                <w:b/>
+                <w:sz w:val="24"/>
+                <w:szCs w:val="24"/>
+              </w:rPr>
+              <w:t>检测人：</w:t>
+            </w:r>
+          </w:p>
+        </w:tc>
+        <w:tc>
+          <w:tcPr>
+            <w:tcW w:w="2040" w:type="dxa"/>
+            <w:vAlign w:val="center"/>
+          </w:tcPr>
+          <w:p>
+            <w:pPr>
+              <w:pStyle w:val="20"/>
+              <w:spacing w:before="13"/>
+              <w:jc w:val="both"/>
+              <w:rPr>
+                <w:rFonts w:ascii="Times New Roman" w:hAnsi="Times New Roman" w:cs="Times New Roman"/>
+                <w:b/>
+                <w:sz w:val="24"/>
+                <w:szCs w:val="24"/>
+              </w:rPr>
+            </w:pPr>
+          </w:p>
+        </w:tc>
+        <w:tc>
+          <w:tcPr>
+            <w:tcW w:w="1166" w:type="dxa"/>
+            <w:vAlign w:val="center"/>
+          </w:tcPr>
+          <w:p>
+            <w:pPr>
+              <w:pStyle w:val="20"/>
+              <w:spacing w:before="13"/>
+              <w:jc w:val="both"/>
+              <w:rPr>
+                <w:rFonts w:ascii="Times New Roman" w:hAnsi="Times New Roman" w:cs="Times New Roman"/>
+                <w:b/>
+                <w:sz w:val="24"/>
+                <w:szCs w:val="24"/>
+              </w:rPr>
+            </w:pPr>
+            <w:r>
+              <w:rPr>
+                <w:rFonts w:ascii="Times New Roman" w:hAnsi="Times New Roman" w:cs="Times New Roman"/>
+                <w:b/>
+                <w:sz w:val="24"/>
+                <w:szCs w:val="24"/>
+              </w:rPr>
+              <w:t>复核人</w:t>
+            </w:r>
+            <w:r>
+              <w:rPr>
+                <w:rFonts w:ascii="Times New Roman" w:hAnsi="Times New Roman" w:cs="Times New Roman"/>
+                <w:b/>
+                <w:sz w:val="24"/>
+                <w:szCs w:val="24"/>
+                <w:lang w:eastAsia="zh-CN"/>
+              </w:rPr>
+              <w:t>：</w:t>
+            </w:r>
+          </w:p>
+        </w:tc>
+        <w:tc>
+          <w:tcPr>
+            <w:tcW w:w="2294" w:type="dxa"/>
+            <w:vAlign w:val="center"/>
+          </w:tcPr>
+          <w:p>
+            <w:pPr>
+              <w:pStyle w:val="20"/>
+              <w:spacing w:before="13"/>
+              <w:ind w:right="15"/>
+              <w:jc w:val="both"/>
+              <w:rPr>
+                <w:rFonts w:ascii="Times New Roman" w:hAnsi="Times New Roman" w:cs="Times New Roman"/>
+                <w:b/>
+                <w:sz w:val="24"/>
+                <w:szCs w:val="24"/>
+              </w:rPr>
+            </w:pPr>
+          </w:p>
+        </w:tc>
+      </w:tr>
+      <w:tr>
+        <w:trPr>
+          <w:trHeight w:val="457" w:hRule="exact"/>
+          <w:jc w:val="right"/>
+        </w:trPr>
+        <w:tc>
+          <w:tcPr>
+            <w:tcW w:w="1272" w:type="dxa"/>
+            <w:vAlign w:val="center"/>
+          </w:tcPr>
+          <w:p>
+            <w:pPr>
+              <w:pStyle w:val="20"/>
+              <w:spacing w:line="341" w:lineRule="exact"/>
+              <w:ind w:left="13" w:right="165"/>
+              <w:jc w:val="both"/>
+              <w:rPr>
+                <w:rFonts w:ascii="Times New Roman" w:hAnsi="Times New Roman" w:cs="Times New Roman"/>
+                <w:b/>
+                <w:sz w:val="24"/>
+                <w:szCs w:val="24"/>
+              </w:rPr>
+            </w:pPr>
+            <w:r>
+              <w:rPr>
+                <w:rFonts w:ascii="Times New Roman" w:hAnsi="Times New Roman" w:cs="Times New Roman"/>
+                <w:b/>
+                <w:sz w:val="24"/>
+                <w:szCs w:val="24"/>
+              </w:rPr>
+              <w:t>日</w:t>
+            </w:r>
+            <w:r>
+              <w:rPr>
+                <w:rFonts w:ascii="Times New Roman" w:hAnsi="Times New Roman" w:cs="Times New Roman"/>
+                <w:b/>
+                <w:sz w:val="24"/>
+                <w:szCs w:val="24"/>
+                <w:lang w:eastAsia="zh-CN"/>
+              </w:rPr>
+              <w:t xml:space="preserve">  </w:t>
+            </w:r>
+            <w:r>
+              <w:rPr>
+                <w:rFonts w:ascii="Times New Roman" w:hAnsi="Times New Roman" w:cs="Times New Roman"/>
+                <w:b/>
+                <w:sz w:val="24"/>
+                <w:szCs w:val="24"/>
+              </w:rPr>
+              <w:t>期：</w:t>
+            </w:r>
+          </w:p>
+        </w:tc>
+        <w:tc>
+          <w:tcPr>
+            <w:tcW w:w="2040" w:type="dxa"/>
+            <w:vAlign w:val="center"/>
+          </w:tcPr>
+          <w:p>
+            <w:pPr>
+              <w:pStyle w:val="20"/>
+              <w:spacing w:line="363" w:lineRule="exact"/>
+              <w:jc w:val="both"/>
+              <w:rPr>
+                <w:rFonts w:ascii="Times New Roman" w:hAnsi="Times New Roman" w:cs="Times New Roman"/>
+                <w:sz w:val="24"/>
+                <w:szCs w:val="24"/>
+              </w:rPr>
+            </w:pPr>
+            <w:r>
+              <w:rPr>
+                <w:rFonts w:ascii="Times New Roman" w:hAnsi="Times New Roman" w:cs="Times New Roman"/>
+                <w:kern w:val="2"/>
+                <w:sz w:val="24"/>
+                <w:szCs w:val="24"/>
+                <w:lang w:eastAsia="zh-CN"/>
+              </w:rPr>
+              <w:t>{{ reportdate }}</w:t>
+            </w:r>
+          </w:p>
+        </w:tc>
+        <w:tc>
+          <w:tcPr>
+            <w:tcW w:w="1166" w:type="dxa"/>
+            <w:vAlign w:val="center"/>
+          </w:tcPr>
+          <w:p>
+            <w:pPr>
+              <w:pStyle w:val="20"/>
+              <w:spacing w:line="341" w:lineRule="exact"/>
+              <w:jc w:val="both"/>
+              <w:rPr>
+                <w:rFonts w:ascii="Times New Roman" w:hAnsi="Times New Roman" w:cs="Times New Roman"/>
+                <w:b/>
+                <w:sz w:val="24"/>
+                <w:szCs w:val="24"/>
+              </w:rPr>
+            </w:pPr>
+            <w:r>
+              <w:rPr>
+                <w:rFonts w:ascii="Times New Roman" w:hAnsi="Times New Roman" w:cs="Times New Roman"/>
+                <w:b/>
+                <w:sz w:val="24"/>
+                <w:szCs w:val="24"/>
+              </w:rPr>
+              <w:t>日</w:t>
+            </w:r>
+            <w:r>
+              <w:rPr>
+                <w:rFonts w:ascii="Times New Roman" w:hAnsi="Times New Roman" w:cs="Times New Roman"/>
+                <w:b/>
+                <w:sz w:val="24"/>
+                <w:szCs w:val="24"/>
+                <w:lang w:eastAsia="zh-CN"/>
+              </w:rPr>
+              <w:t xml:space="preserve">  </w:t>
+            </w:r>
+            <w:r>
+              <w:rPr>
+                <w:rFonts w:ascii="Times New Roman" w:hAnsi="Times New Roman" w:cs="Times New Roman"/>
+                <w:b/>
+                <w:sz w:val="24"/>
+                <w:szCs w:val="24"/>
+              </w:rPr>
+              <w:t>期：</w:t>
+            </w:r>
+          </w:p>
+        </w:tc>
+        <w:tc>
+          <w:tcPr>
+            <w:tcW w:w="2294" w:type="dxa"/>
+            <w:vAlign w:val="center"/>
+          </w:tcPr>
+          <w:p>
+            <w:pPr>
+              <w:pStyle w:val="20"/>
+              <w:spacing w:line="363" w:lineRule="exact"/>
+              <w:ind w:right="15"/>
+              <w:jc w:val="both"/>
+              <w:rPr>
+                <w:rFonts w:ascii="Times New Roman" w:hAnsi="Times New Roman" w:cs="Times New Roman"/>
+                <w:sz w:val="24"/>
+                <w:szCs w:val="24"/>
+              </w:rPr>
+            </w:pPr>
+            <w:r>
+              <w:rPr>
+                <w:rFonts w:ascii="Times New Roman" w:hAnsi="Times New Roman" w:cs="Times New Roman"/>
+                <w:kern w:val="2"/>
+                <w:sz w:val="24"/>
+                <w:szCs w:val="24"/>
+                <w:lang w:eastAsia="zh-CN"/>
+              </w:rPr>
+              <w:t>{{ reportdate }}</w:t>
+            </w:r>
+          </w:p>
+        </w:tc>
+      </w:tr>
+    </w:tbl>
     <w:p>
       <w:pPr>
         <w:rPr>
           <w:rFonts w:ascii="Times New Roman" w:hAnsi="Times New Roman" w:eastAsia="微软雅黑" w:cs="Times New Roman"/>
           <w:sz w:val="24"/>
           <w:szCs w:val="24"/>
+          <w:lang w:eastAsia="zh-CN"/>
+        </w:rPr>
+      </w:pPr>
+      <w:r>
+        <w:rPr>
+          <w:rFonts w:hint="eastAsia" w:ascii="Times New Roman" w:hAnsi="Times New Roman" w:eastAsia="微软雅黑" w:cs="Times New Roman"/>
+          <w:sz w:val="24"/>
+          <w:szCs w:val="24"/>
+          <w:lang w:eastAsia="zh-CN"/>
+        </w:rPr>
+        <w:t xml:space="preserve">{% endif %}{% if testedby == </w:t>
+      </w:r>
+      <w:r>
+        <w:rPr>
+          <w:rFonts w:ascii="Times New Roman" w:hAnsi="Times New Roman" w:eastAsia="微软雅黑" w:cs="Times New Roman"/>
+          <w:sz w:val="24"/>
+          <w:szCs w:val="24"/>
+          <w:lang w:eastAsia="zh-CN"/>
+        </w:rPr>
+        <w:t>“</w:t>
+      </w:r>
+      <w:r>
+        <w:rPr>
+          <w:rFonts w:hint="eastAsia" w:ascii="Times New Roman" w:hAnsi="Times New Roman" w:eastAsia="微软雅黑" w:cs="Times New Roman"/>
+          <w:sz w:val="24"/>
+          <w:szCs w:val="24"/>
+          <w:lang w:eastAsia="zh-CN"/>
+        </w:rPr>
+        <w:t>5</w:t>
+      </w:r>
+      <w:r>
+        <w:rPr>
+          <w:rFonts w:ascii="Times New Roman" w:hAnsi="Times New Roman" w:eastAsia="微软雅黑" w:cs="Times New Roman"/>
+          <w:sz w:val="24"/>
+          <w:szCs w:val="24"/>
+          <w:lang w:eastAsia="zh-CN"/>
+        </w:rPr>
+        <w:t>”</w:t>
+      </w:r>
+      <w:r>
+        <w:rPr>
+          <w:rFonts w:hint="eastAsia" w:ascii="Times New Roman" w:hAnsi="Times New Roman" w:eastAsia="微软雅黑" w:cs="Times New Roman"/>
+          <w:sz w:val="24"/>
+          <w:szCs w:val="24"/>
+          <w:lang w:eastAsia="zh-CN"/>
+        </w:rPr>
+        <w:t xml:space="preserve"> %}</w:t>
+      </w:r>
+    </w:p>
+    <w:p>
+      <w:pPr>
+        <w:rPr>
+          <w:lang w:eastAsia="zh-CN"/>
+        </w:rPr>
+      </w:pPr>
+    </w:p>
+    <w:p>
+      <w:pPr>
+        <w:rPr>
           <w:lang w:eastAsia="zh-CN"/>
         </w:rPr>
       </w:pPr>
@@ -7011,7 +7351,7 @@
           <w:szCs w:val="24"/>
           <w:lang w:eastAsia="zh-CN"/>
         </w:rPr>
-        <w:t>5</w:t>
+        <w:t>6</w:t>
       </w:r>
       <w:r>
         <w:rPr>
@@ -7035,6 +7375,9 @@
     <w:p>
       <w:pPr>
         <w:rPr>
+          <w:rFonts w:ascii="Times New Roman" w:hAnsi="Times New Roman" w:eastAsia="微软雅黑" w:cs="Times New Roman"/>
+          <w:sz w:val="24"/>
+          <w:szCs w:val="24"/>
           <w:lang w:eastAsia="zh-CN"/>
         </w:rPr>
       </w:pPr>
@@ -7042,6 +7385,9 @@
     <w:p>
       <w:pPr>
         <w:rPr>
+          <w:rFonts w:ascii="Times New Roman" w:hAnsi="Times New Roman" w:eastAsia="微软雅黑" w:cs="Times New Roman"/>
+          <w:sz w:val="24"/>
+          <w:szCs w:val="24"/>
           <w:lang w:eastAsia="zh-CN"/>
         </w:rPr>
       </w:pPr>
@@ -7355,526 +7701,6 @@
     <w:p>
       <w:pPr>
         <w:rPr>
-          <w:rFonts w:ascii="Times New Roman" w:hAnsi="Times New Roman" w:eastAsia="微软雅黑" w:cs="Times New Roman"/>
-          <w:sz w:val="24"/>
-          <w:szCs w:val="24"/>
-          <w:lang w:eastAsia="zh-CN"/>
-        </w:rPr>
-      </w:pPr>
-      <w:r>
-        <w:rPr>
-          <w:rFonts w:hint="eastAsia" w:ascii="Times New Roman" w:hAnsi="Times New Roman" w:eastAsia="微软雅黑" w:cs="Times New Roman"/>
-          <w:sz w:val="24"/>
-          <w:szCs w:val="24"/>
-          <w:lang w:eastAsia="zh-CN"/>
-        </w:rPr>
-        <w:t xml:space="preserve">{% endif %}{% if testedby == </w:t>
-      </w:r>
-      <w:r>
-        <w:rPr>
-          <w:rFonts w:ascii="Times New Roman" w:hAnsi="Times New Roman" w:eastAsia="微软雅黑" w:cs="Times New Roman"/>
-          <w:sz w:val="24"/>
-          <w:szCs w:val="24"/>
-          <w:lang w:eastAsia="zh-CN"/>
-        </w:rPr>
-        <w:t>“</w:t>
-      </w:r>
-      <w:r>
-        <w:rPr>
-          <w:rFonts w:hint="eastAsia" w:ascii="Times New Roman" w:hAnsi="Times New Roman" w:eastAsia="微软雅黑" w:cs="Times New Roman"/>
-          <w:sz w:val="24"/>
-          <w:szCs w:val="24"/>
-          <w:lang w:eastAsia="zh-CN"/>
-        </w:rPr>
-        <w:t>6</w:t>
-      </w:r>
-      <w:r>
-        <w:rPr>
-          <w:rFonts w:ascii="Times New Roman" w:hAnsi="Times New Roman" w:eastAsia="微软雅黑" w:cs="Times New Roman"/>
-          <w:sz w:val="24"/>
-          <w:szCs w:val="24"/>
-          <w:lang w:eastAsia="zh-CN"/>
-        </w:rPr>
-        <w:t>”</w:t>
-      </w:r>
-      <w:r>
-        <w:rPr>
-          <w:rFonts w:hint="eastAsia" w:ascii="Times New Roman" w:hAnsi="Times New Roman" w:eastAsia="微软雅黑" w:cs="Times New Roman"/>
-          <w:sz w:val="24"/>
-          <w:szCs w:val="24"/>
-          <w:lang w:eastAsia="zh-CN"/>
-        </w:rPr>
-        <w:t xml:space="preserve"> %}</w:t>
-      </w:r>
-    </w:p>
-    <w:p>
-      <w:pPr>
-        <w:rPr>
-          <w:rFonts w:ascii="Times New Roman" w:hAnsi="Times New Roman" w:eastAsia="微软雅黑" w:cs="Times New Roman"/>
-          <w:sz w:val="24"/>
-          <w:szCs w:val="24"/>
-          <w:lang w:eastAsia="zh-CN"/>
-        </w:rPr>
-      </w:pPr>
-    </w:p>
-    <w:p>
-      <w:pPr>
-        <w:rPr>
-          <w:rFonts w:ascii="Times New Roman" w:hAnsi="Times New Roman" w:eastAsia="微软雅黑" w:cs="Times New Roman"/>
-          <w:sz w:val="24"/>
-          <w:szCs w:val="24"/>
-          <w:lang w:eastAsia="zh-CN"/>
-        </w:rPr>
-      </w:pPr>
-      <w:r>
-        <w:rPr>
-          <w:sz w:val="24"/>
-        </w:rPr>
-        <mc:AlternateContent>
-          <mc:Choice Requires="wpg">
-            <w:drawing>
-              <wp:anchor distT="0" distB="0" distL="114300" distR="114300" simplePos="0" relativeHeight="251670528" behindDoc="0" locked="0" layoutInCell="1" allowOverlap="1">
-                <wp:simplePos x="0" y="0"/>
-                <wp:positionH relativeFrom="column">
-                  <wp:posOffset>2785745</wp:posOffset>
-                </wp:positionH>
-                <wp:positionV relativeFrom="paragraph">
-                  <wp:posOffset>4445</wp:posOffset>
-                </wp:positionV>
-                <wp:extent cx="2757805" cy="627380"/>
-                <wp:effectExtent l="0" t="0" r="635" b="12700"/>
-                <wp:wrapNone/>
-                <wp:docPr id="16" name="组合 34"/>
-                <wp:cNvGraphicFramePr/>
-                <a:graphic xmlns:a="http://schemas.openxmlformats.org/drawingml/2006/main">
-                  <a:graphicData uri="http://schemas.microsoft.com/office/word/2010/wordprocessingGroup">
-                    <wpg:wgp>
-                      <wpg:cNvGrpSpPr/>
-                      <wpg:grpSpPr>
-                        <a:xfrm rot="0">
-                          <a:off x="3534410" y="6900545"/>
-                          <a:ext cx="2757805" cy="627380"/>
-                          <a:chOff x="12609" y="13215"/>
-                          <a:chExt cx="4343" cy="988"/>
-                        </a:xfrm>
-                      </wpg:grpSpPr>
-                      <pic:pic xmlns:pic="http://schemas.openxmlformats.org/drawingml/2006/picture">
-                        <pic:nvPicPr>
-                          <pic:cNvPr id="50" name="图片 1" descr="IMG_256"/>
-                          <pic:cNvPicPr>
-                            <a:picLocks noChangeAspect="1"/>
-                          </pic:cNvPicPr>
-                        </pic:nvPicPr>
-                        <pic:blipFill>
-                          <a:blip r:embed="rId16">
-                            <a:clrChange>
-                              <a:clrFrom>
-                                <a:srgbClr val="AAA9A5">
-                                  <a:alpha val="100000"/>
-                                </a:srgbClr>
-                              </a:clrFrom>
-                              <a:clrTo>
-                                <a:srgbClr val="AAA9A5">
-                                  <a:alpha val="100000"/>
-                                  <a:alpha val="0"/>
-                                </a:srgbClr>
-                              </a:clrTo>
-                            </a:clrChange>
-                          </a:blip>
-                          <a:srcRect l="27431" t="30452" r="31962" b="18126"/>
-                          <a:stretch>
-                            <a:fillRect/>
-                          </a:stretch>
-                        </pic:blipFill>
-                        <pic:spPr>
-                          <a:xfrm>
-                            <a:off x="12609" y="13215"/>
-                            <a:ext cx="781" cy="989"/>
-                          </a:xfrm>
-                          <a:prstGeom prst="rect">
-                            <a:avLst/>
-                          </a:prstGeom>
-                          <a:noFill/>
-                          <a:ln w="9525">
-                            <a:noFill/>
-                          </a:ln>
-                        </pic:spPr>
-                      </pic:pic>
-                      <pic:pic xmlns:pic="http://schemas.openxmlformats.org/drawingml/2006/picture">
-                        <pic:nvPicPr>
-                          <pic:cNvPr id="54" name="图片 31" descr="微信图片_20220215110121"/>
-                          <pic:cNvPicPr>
-                            <a:picLocks noChangeAspect="1"/>
-                          </pic:cNvPicPr>
-                        </pic:nvPicPr>
-                        <pic:blipFill>
-                          <a:blip r:embed="rId12">
-                            <a:clrChange>
-                              <a:clrFrom>
-                                <a:srgbClr val="A09D98">
-                                  <a:alpha val="100000"/>
-                                </a:srgbClr>
-                              </a:clrFrom>
-                              <a:clrTo>
-                                <a:srgbClr val="A09D98">
-                                  <a:alpha val="100000"/>
-                                  <a:alpha val="0"/>
-                                </a:srgbClr>
-                              </a:clrTo>
-                            </a:clrChange>
-                            <a:biLevel thresh="50000"/>
-                          </a:blip>
-                          <a:stretch>
-                            <a:fillRect/>
-                          </a:stretch>
-                        </pic:blipFill>
-                        <pic:spPr>
-                          <a:xfrm>
-                            <a:off x="15718" y="13246"/>
-                            <a:ext cx="1234" cy="715"/>
-                          </a:xfrm>
-                          <a:prstGeom prst="rect">
-                            <a:avLst/>
-                          </a:prstGeom>
-                        </pic:spPr>
-                      </pic:pic>
-                    </wpg:wgp>
-                  </a:graphicData>
-                </a:graphic>
-              </wp:anchor>
-            </w:drawing>
-          </mc:Choice>
-          <mc:Fallback>
-            <w:pict>
-              <v:group id="组合 34" o:spid="_x0000_s1026" o:spt="203" style="position:absolute;left:0pt;margin-left:219.35pt;margin-top:0.35pt;height:49.4pt;width:217.15pt;z-index:251670528;mso-width-relative:page;mso-height-relative:page;" coordorigin="12609,13215" coordsize="4343,988" o:gfxdata="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">
-                <o:lock v:ext="edit" aspectratio="f"/>
-                <v:shape id="图片 1" o:spid="_x0000_s1026" o:spt="75" alt="IMG_256" type="#_x0000_t75" style="position:absolute;left:12609;top:13215;height:989;width:781;" filled="f" o:preferrelative="t" stroked="f" coordsize="21600,21600" o:gfxdata="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">
-                  <v:fill on="f" focussize="0,0"/>
-                  <v:stroke on="f"/>
-                  <v:imagedata r:id="rId16" cropleft="17977f" croptop="19957f" cropright="20947f" cropbottom="11879f" chromakey="#AAA9A5" o:title=""/>
-                  <o:lock v:ext="edit" aspectratio="t"/>
-                </v:shape>
-                <v:shape id="图片 31" o:spid="_x0000_s1026" o:spt="75" alt="微信图片_20220215110121" type="#_x0000_t75" style="position:absolute;left:15718;top:13246;height:715;width:1234;" filled="f" o:preferrelative="t" stroked="f" coordsize="21600,21600" o:gfxdata="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">
-                  <v:fill on="f" focussize="0,0"/>
-                  <v:stroke on="f"/>
-                  <v:imagedata r:id="rId12" grayscale="t" bilevel="t" chromakey="#A09D98" o:title=""/>
-                  <o:lock v:ext="edit" aspectratio="t"/>
-                </v:shape>
-              </v:group>
-            </w:pict>
-          </mc:Fallback>
-        </mc:AlternateContent>
-      </w:r>
-    </w:p>
-    <w:tbl>
-      <w:tblPr>
-        <w:tblStyle w:val="34"/>
-        <w:tblW w:w="6772" w:type="dxa"/>
-        <w:jc w:val="right"/>
-        <w:tblLayout w:type="fixed"/>
-        <w:tblCellMar>
-          <w:top w:w="0" w:type="dxa"/>
-          <w:left w:w="0" w:type="dxa"/>
-          <w:bottom w:w="0" w:type="dxa"/>
-          <w:right w:w="0" w:type="dxa"/>
-        </w:tblCellMar>
-      </w:tblPr>
-      <w:tblGrid>
-        <w:gridCol w:w="1272"/>
-        <w:gridCol w:w="2040"/>
-        <w:gridCol w:w="1166"/>
-        <w:gridCol w:w="2294"/>
-      </w:tblGrid>
-      <w:tr>
-        <w:tblPrEx>
-          <w:tblCellMar>
-            <w:top w:w="0" w:type="dxa"/>
-            <w:left w:w="0" w:type="dxa"/>
-            <w:bottom w:w="0" w:type="dxa"/>
-            <w:right w:w="0" w:type="dxa"/>
-          </w:tblCellMar>
-        </w:tblPrEx>
-        <w:trPr>
-          <w:trHeight w:val="441" w:hRule="exact"/>
-          <w:jc w:val="right"/>
-        </w:trPr>
-        <w:tc>
-          <w:tcPr>
-            <w:tcW w:w="1272" w:type="dxa"/>
-            <w:vAlign w:val="center"/>
-          </w:tcPr>
-          <w:p>
-            <w:pPr>
-              <w:pStyle w:val="20"/>
-              <w:spacing w:before="13"/>
-              <w:ind w:left="13" w:right="95"/>
-              <w:jc w:val="both"/>
-              <w:rPr>
-                <w:rFonts w:ascii="Times New Roman" w:hAnsi="Times New Roman" w:cs="Times New Roman"/>
-                <w:b/>
-                <w:sz w:val="24"/>
-                <w:szCs w:val="24"/>
-              </w:rPr>
-            </w:pPr>
-            <w:r>
-              <w:rPr>
-                <w:rFonts w:ascii="Times New Roman" w:hAnsi="Times New Roman" w:cs="Times New Roman"/>
-                <w:b/>
-                <w:sz w:val="24"/>
-                <w:szCs w:val="24"/>
-              </w:rPr>
-              <w:t>检测人：</w:t>
-            </w:r>
-          </w:p>
-        </w:tc>
-        <w:tc>
-          <w:tcPr>
-            <w:tcW w:w="2040" w:type="dxa"/>
-            <w:vAlign w:val="center"/>
-          </w:tcPr>
-          <w:p>
-            <w:pPr>
-              <w:pStyle w:val="20"/>
-              <w:spacing w:before="13"/>
-              <w:jc w:val="both"/>
-              <w:rPr>
-                <w:rFonts w:ascii="Times New Roman" w:hAnsi="Times New Roman" w:cs="Times New Roman"/>
-                <w:b/>
-                <w:sz w:val="24"/>
-                <w:szCs w:val="24"/>
-              </w:rPr>
-            </w:pPr>
-          </w:p>
-        </w:tc>
-        <w:tc>
-          <w:tcPr>
-            <w:tcW w:w="1166" w:type="dxa"/>
-            <w:vAlign w:val="center"/>
-          </w:tcPr>
-          <w:p>
-            <w:pPr>
-              <w:pStyle w:val="20"/>
-              <w:spacing w:before="13"/>
-              <w:jc w:val="both"/>
-              <w:rPr>
-                <w:rFonts w:ascii="Times New Roman" w:hAnsi="Times New Roman" w:cs="Times New Roman"/>
-                <w:b/>
-                <w:sz w:val="24"/>
-                <w:szCs w:val="24"/>
-              </w:rPr>
-            </w:pPr>
-            <w:r>
-              <w:rPr>
-                <w:rFonts w:ascii="Times New Roman" w:hAnsi="Times New Roman" w:cs="Times New Roman"/>
-                <w:b/>
-                <w:sz w:val="24"/>
-                <w:szCs w:val="24"/>
-              </w:rPr>
-              <w:t>复核人</w:t>
-            </w:r>
-            <w:r>
-              <w:rPr>
-                <w:rFonts w:ascii="Times New Roman" w:hAnsi="Times New Roman" w:cs="Times New Roman"/>
-                <w:b/>
-                <w:sz w:val="24"/>
-                <w:szCs w:val="24"/>
-                <w:lang w:eastAsia="zh-CN"/>
-              </w:rPr>
-              <w:t>：</w:t>
-            </w:r>
-          </w:p>
-        </w:tc>
-        <w:tc>
-          <w:tcPr>
-            <w:tcW w:w="2294" w:type="dxa"/>
-            <w:vAlign w:val="center"/>
-          </w:tcPr>
-          <w:p>
-            <w:pPr>
-              <w:pStyle w:val="20"/>
-              <w:spacing w:before="13"/>
-              <w:ind w:right="15"/>
-              <w:jc w:val="both"/>
-              <w:rPr>
-                <w:rFonts w:ascii="Times New Roman" w:hAnsi="Times New Roman" w:cs="Times New Roman"/>
-                <w:b/>
-                <w:sz w:val="24"/>
-                <w:szCs w:val="24"/>
-              </w:rPr>
-            </w:pPr>
-          </w:p>
-        </w:tc>
-      </w:tr>
-      <w:tr>
-        <w:tblPrEx>
-          <w:tblCellMar>
-            <w:top w:w="0" w:type="dxa"/>
-            <w:left w:w="0" w:type="dxa"/>
-            <w:bottom w:w="0" w:type="dxa"/>
-            <w:right w:w="0" w:type="dxa"/>
-          </w:tblCellMar>
-        </w:tblPrEx>
-        <w:trPr>
-          <w:trHeight w:val="457" w:hRule="exact"/>
-          <w:jc w:val="right"/>
-        </w:trPr>
-        <w:tc>
-          <w:tcPr>
-            <w:tcW w:w="1272" w:type="dxa"/>
-            <w:vAlign w:val="center"/>
-          </w:tcPr>
-          <w:p>
-            <w:pPr>
-              <w:pStyle w:val="20"/>
-              <w:spacing w:line="341" w:lineRule="exact"/>
-              <w:ind w:left="13" w:right="165"/>
-              <w:jc w:val="both"/>
-              <w:rPr>
-                <w:rFonts w:ascii="Times New Roman" w:hAnsi="Times New Roman" w:cs="Times New Roman"/>
-                <w:b/>
-                <w:sz w:val="24"/>
-                <w:szCs w:val="24"/>
-              </w:rPr>
-            </w:pPr>
-            <w:r>
-              <w:rPr>
-                <w:rFonts w:ascii="Times New Roman" w:hAnsi="Times New Roman" w:cs="Times New Roman"/>
-                <w:b/>
-                <w:sz w:val="24"/>
-                <w:szCs w:val="24"/>
-              </w:rPr>
-              <w:t>日</w:t>
-            </w:r>
-            <w:r>
-              <w:rPr>
-                <w:rFonts w:ascii="Times New Roman" w:hAnsi="Times New Roman" w:cs="Times New Roman"/>
-                <w:b/>
-                <w:sz w:val="24"/>
-                <w:szCs w:val="24"/>
-                <w:lang w:eastAsia="zh-CN"/>
-              </w:rPr>
-              <w:t xml:space="preserve">  </w:t>
-            </w:r>
-            <w:r>
-              <w:rPr>
-                <w:rFonts w:ascii="Times New Roman" w:hAnsi="Times New Roman" w:cs="Times New Roman"/>
-                <w:b/>
-                <w:sz w:val="24"/>
-                <w:szCs w:val="24"/>
-              </w:rPr>
-              <w:t>期：</w:t>
-            </w:r>
-          </w:p>
-        </w:tc>
-        <w:tc>
-          <w:tcPr>
-            <w:tcW w:w="2040" w:type="dxa"/>
-            <w:vAlign w:val="center"/>
-          </w:tcPr>
-          <w:p>
-            <w:pPr>
-              <w:pStyle w:val="20"/>
-              <w:spacing w:line="363" w:lineRule="exact"/>
-              <w:jc w:val="both"/>
-              <w:rPr>
-                <w:rFonts w:ascii="Times New Roman" w:hAnsi="Times New Roman" w:cs="Times New Roman"/>
-                <w:sz w:val="24"/>
-                <w:szCs w:val="24"/>
-              </w:rPr>
-            </w:pPr>
-            <w:r>
-              <w:rPr>
-                <w:rFonts w:ascii="Times New Roman" w:hAnsi="Times New Roman" w:cs="Times New Roman"/>
-                <w:kern w:val="2"/>
-                <w:sz w:val="24"/>
-                <w:szCs w:val="24"/>
-                <w:lang w:eastAsia="zh-CN"/>
-              </w:rPr>
-              <w:t>{{ reportdate }}</w:t>
-            </w:r>
-          </w:p>
-        </w:tc>
-        <w:tc>
-          <w:tcPr>
-            <w:tcW w:w="1166" w:type="dxa"/>
-            <w:vAlign w:val="center"/>
-          </w:tcPr>
-          <w:p>
-            <w:pPr>
-              <w:pStyle w:val="20"/>
-              <w:spacing w:line="341" w:lineRule="exact"/>
-              <w:jc w:val="both"/>
-              <w:rPr>
-                <w:rFonts w:ascii="Times New Roman" w:hAnsi="Times New Roman" w:cs="Times New Roman"/>
-                <w:b/>
-                <w:sz w:val="24"/>
-                <w:szCs w:val="24"/>
-              </w:rPr>
-            </w:pPr>
-            <w:r>
-              <w:rPr>
-                <w:rFonts w:ascii="Times New Roman" w:hAnsi="Times New Roman" w:cs="Times New Roman"/>
-                <w:b/>
-                <w:sz w:val="24"/>
-                <w:szCs w:val="24"/>
-              </w:rPr>
-              <w:t>日</w:t>
-            </w:r>
-            <w:r>
-              <w:rPr>
-                <w:rFonts w:ascii="Times New Roman" w:hAnsi="Times New Roman" w:cs="Times New Roman"/>
-                <w:b/>
-                <w:sz w:val="24"/>
-                <w:szCs w:val="24"/>
-                <w:lang w:eastAsia="zh-CN"/>
-              </w:rPr>
-              <w:t xml:space="preserve">  </w:t>
-            </w:r>
-            <w:r>
-              <w:rPr>
-                <w:rFonts w:ascii="Times New Roman" w:hAnsi="Times New Roman" w:cs="Times New Roman"/>
-                <w:b/>
-                <w:sz w:val="24"/>
-                <w:szCs w:val="24"/>
-              </w:rPr>
-              <w:t>期：</w:t>
-            </w:r>
-          </w:p>
-        </w:tc>
-        <w:tc>
-          <w:tcPr>
-            <w:tcW w:w="2294" w:type="dxa"/>
-            <w:vAlign w:val="center"/>
-          </w:tcPr>
-          <w:p>
-            <w:pPr>
-              <w:pStyle w:val="20"/>
-              <w:spacing w:line="363" w:lineRule="exact"/>
-              <w:ind w:right="15"/>
-              <w:jc w:val="both"/>
-              <w:rPr>
-                <w:rFonts w:ascii="Times New Roman" w:hAnsi="Times New Roman" w:cs="Times New Roman"/>
-                <w:sz w:val="24"/>
-                <w:szCs w:val="24"/>
-              </w:rPr>
-            </w:pPr>
-            <w:r>
-              <w:rPr>
-                <w:rFonts w:ascii="Times New Roman" w:hAnsi="Times New Roman" w:cs="Times New Roman"/>
-                <w:kern w:val="2"/>
-                <w:sz w:val="24"/>
-                <w:szCs w:val="24"/>
-                <w:lang w:eastAsia="zh-CN"/>
-              </w:rPr>
-              <w:t>{{ reportdate }}</w:t>
-            </w:r>
-          </w:p>
-        </w:tc>
-      </w:tr>
-    </w:tbl>
-    <w:p>
-      <w:pPr>
-        <w:rPr>
           <w:rFonts w:ascii="Times New Roman" w:hAnsi="Times New Roman" w:eastAsia="微软雅黑" w:cs="黑体"/>
           <w:b/>
           <w:bCs/>
@@ -7893,8 +7719,6 @@
         </w:rPr>
         <w:t>{% endif %}</w:t>
       </w:r>
-      <w:bookmarkStart w:id="25" w:name="_Toc21059"/>
-      <w:bookmarkStart w:id="26" w:name="_Toc14270"/>
       <w:r>
         <w:rPr>
           <w:rFonts w:ascii="Times New Roman" w:hAnsi="Times New Roman" w:eastAsia="微软雅黑" w:cs="黑体"/>
@@ -7907,8 +7731,6 @@
         </w:rPr>
         <w:br w:type="page"/>
       </w:r>
-      <w:bookmarkStart w:id="107" w:name="_GoBack"/>
-      <w:bookmarkEnd w:id="107"/>
     </w:p>
     <w:bookmarkEnd w:id="25"/>
     <w:bookmarkEnd w:id="26"/>
@@ -7969,15 +7791,15 @@
           <w:lang w:eastAsia="zh-CN"/>
         </w:rPr>
       </w:pPr>
-      <w:bookmarkStart w:id="27" w:name="_Toc6282"/>
-      <w:bookmarkStart w:id="28" w:name="_Toc149832732"/>
-      <w:bookmarkStart w:id="29" w:name="_Toc149826007"/>
-      <w:bookmarkStart w:id="30" w:name="_Toc26774"/>
+      <w:bookmarkStart w:id="27" w:name="_Toc149832732"/>
+      <w:bookmarkStart w:id="28" w:name="_Toc149826007"/>
+      <w:bookmarkStart w:id="29" w:name="_Toc26774"/>
+      <w:bookmarkStart w:id="30" w:name="_Toc6282"/>
       <w:bookmarkStart w:id="31" w:name="_Toc32443_WPSOffice_Level1"/>
-      <w:bookmarkStart w:id="32" w:name="_Toc23846_WPSOffice_Level1"/>
-      <w:bookmarkStart w:id="33" w:name="_Toc4331_WPSOffice_Level1"/>
-      <w:bookmarkStart w:id="34" w:name="_Toc23903"/>
-      <w:bookmarkStart w:id="35" w:name="_Toc25727"/>
+      <w:bookmarkStart w:id="32" w:name="_Toc25727"/>
+      <w:bookmarkStart w:id="33" w:name="_Toc23903"/>
+      <w:bookmarkStart w:id="34" w:name="_Toc4331_WPSOffice_Level1"/>
+      <w:bookmarkStart w:id="35" w:name="_Toc23846_WPSOffice_Level1"/>
       <w:r>
         <w:rPr>
           <w:rFonts w:hint="eastAsia"/>
@@ -8178,12 +8000,6 @@
             <w:insideH w:val="single" w:color="A4A4A4" w:sz="4" w:space="0"/>
             <w:insideV w:val="single" w:color="A4A4A4" w:sz="4" w:space="0"/>
           </w:tblBorders>
-          <w:tblCellMar>
-            <w:top w:w="0" w:type="dxa"/>
-            <w:left w:w="0" w:type="dxa"/>
-            <w:bottom w:w="0" w:type="dxa"/>
-            <w:right w:w="0" w:type="dxa"/>
-          </w:tblCellMar>
         </w:tblPrEx>
         <w:trPr>
           <w:trHeight w:val="510" w:hRule="atLeast"/>
@@ -12724,10 +12540,10 @@
           <w:lang w:eastAsia="zh-CN"/>
         </w:rPr>
       </w:pPr>
-      <w:bookmarkStart w:id="36" w:name="_Toc106719764"/>
-      <w:bookmarkStart w:id="37" w:name="_Toc20034"/>
-      <w:bookmarkStart w:id="38" w:name="_Toc12966"/>
-      <w:bookmarkStart w:id="39" w:name="_Toc10223"/>
+      <w:bookmarkStart w:id="36" w:name="_Toc12966"/>
+      <w:bookmarkStart w:id="37" w:name="_Toc10223"/>
+      <w:bookmarkStart w:id="38" w:name="_Toc106719764"/>
+      <w:bookmarkStart w:id="39" w:name="_Toc20034"/>
       <w:r>
         <w:rPr>
           <w:rFonts w:hint="eastAsia"/>
@@ -15818,16 +15634,16 @@
           <w:szCs w:val="24"/>
         </w:rPr>
       </w:pPr>
-      <w:bookmarkStart w:id="40" w:name="_Toc18793"/>
+      <w:bookmarkStart w:id="40" w:name="_Toc149832736"/>
       <w:bookmarkStart w:id="41" w:name="_Toc180"/>
       <w:bookmarkStart w:id="42" w:name="_Toc149826012"/>
-      <w:bookmarkStart w:id="43" w:name="_Toc149832736"/>
-      <w:bookmarkStart w:id="44" w:name="_Toc31417"/>
-      <w:bookmarkStart w:id="45" w:name="_Toc28240"/>
+      <w:bookmarkStart w:id="43" w:name="_Toc31417"/>
+      <w:bookmarkStart w:id="44" w:name="_Toc18793"/>
+      <w:bookmarkStart w:id="45" w:name="_Toc1707_WPSOffice_Level1"/>
       <w:bookmarkStart w:id="46" w:name="_Toc27302"/>
-      <w:bookmarkStart w:id="47" w:name="_Toc1707_WPSOffice_Level1"/>
-      <w:bookmarkStart w:id="48" w:name="_Toc13196_WPSOffice_Level1"/>
-      <w:bookmarkStart w:id="49" w:name="_Toc21764_WPSOffice_Level1"/>
+      <w:bookmarkStart w:id="47" w:name="_Toc13196_WPSOffice_Level1"/>
+      <w:bookmarkStart w:id="48" w:name="_Toc21764_WPSOffice_Level1"/>
+      <w:bookmarkStart w:id="49" w:name="_Toc28240"/>
       <w:r>
         <w:rPr>
           <w:color w:val="62B541"/>
@@ -15860,11 +15676,11 @@
           <w:lang w:eastAsia="zh-CN"/>
         </w:rPr>
       </w:pPr>
-      <w:bookmarkStart w:id="50" w:name="_Toc32302"/>
-      <w:bookmarkStart w:id="51" w:name="_Toc26556"/>
+      <w:bookmarkStart w:id="50" w:name="_Toc26556"/>
+      <w:bookmarkStart w:id="51" w:name="_Toc32302"/>
       <w:bookmarkStart w:id="52" w:name="_Toc8516"/>
-      <w:bookmarkStart w:id="53" w:name="_Toc149826013"/>
-      <w:bookmarkStart w:id="54" w:name="_Toc149832737"/>
+      <w:bookmarkStart w:id="53" w:name="_Toc149832737"/>
+      <w:bookmarkStart w:id="54" w:name="_Toc149826013"/>
       <w:r>
         <w:rPr>
           <w:rFonts w:hint="eastAsia"/>
@@ -24890,10 +24706,10 @@
           <w:lang w:eastAsia="zh-CN"/>
         </w:rPr>
       </w:pPr>
-      <w:bookmarkStart w:id="56" w:name="_Toc24085_WPSOffice_Level1"/>
-      <w:bookmarkStart w:id="57" w:name="_Toc3762"/>
-      <w:bookmarkStart w:id="58" w:name="_Toc15840_WPSOffice_Level1"/>
-      <w:bookmarkStart w:id="59" w:name="_Toc14255_WPSOffice_Level1"/>
+      <w:bookmarkStart w:id="56" w:name="_Toc3762"/>
+      <w:bookmarkStart w:id="57" w:name="_Toc15840_WPSOffice_Level1"/>
+      <w:bookmarkStart w:id="58" w:name="_Toc14255_WPSOffice_Level1"/>
+      <w:bookmarkStart w:id="59" w:name="_Toc24085_WPSOffice_Level1"/>
       <w:r>
         <w:rPr>
           <w:rFonts w:hint="eastAsia"/>
@@ -24914,11 +24730,11 @@
           <w:lang w:eastAsia="zh-CN"/>
         </w:rPr>
       </w:pPr>
-      <w:bookmarkStart w:id="60" w:name="_Hlk33190413"/>
-      <w:bookmarkStart w:id="61" w:name="_Toc18699"/>
-      <w:bookmarkStart w:id="62" w:name="_Toc11193_WPSOffice_Level1"/>
-      <w:bookmarkStart w:id="63" w:name="_Toc11896_WPSOffice_Level1"/>
-      <w:bookmarkStart w:id="64" w:name="_Toc28810_WPSOffice_Level1"/>
+      <w:bookmarkStart w:id="60" w:name="_Toc28810_WPSOffice_Level1"/>
+      <w:bookmarkStart w:id="61" w:name="_Toc11896_WPSOffice_Level1"/>
+      <w:bookmarkStart w:id="62" w:name="_Toc18699"/>
+      <w:bookmarkStart w:id="63" w:name="_Toc11193_WPSOffice_Level1"/>
+      <w:bookmarkStart w:id="64" w:name="_Hlk33190413"/>
     </w:p>
     <w:tbl>
       <w:tblPr>
@@ -28861,16 +28677,16 @@
           <w:szCs w:val="22"/>
         </w:rPr>
       </w:pPr>
-      <w:bookmarkStart w:id="73" w:name="_Toc28146"/>
+      <w:bookmarkStart w:id="73" w:name="_Toc29283"/>
       <w:bookmarkStart w:id="74" w:name="_Toc3846"/>
-      <w:bookmarkStart w:id="75" w:name="_Toc13405"/>
-      <w:bookmarkStart w:id="76" w:name="_Toc8534"/>
-      <w:bookmarkStart w:id="77" w:name="_Toc27291"/>
-      <w:bookmarkStart w:id="78" w:name="_Toc2352"/>
-      <w:bookmarkStart w:id="79" w:name="_Toc29283"/>
-      <w:bookmarkStart w:id="80" w:name="_Toc5400"/>
-      <w:bookmarkStart w:id="81" w:name="_Toc1823"/>
-      <w:bookmarkStart w:id="82" w:name="_Toc32060"/>
+      <w:bookmarkStart w:id="75" w:name="_Toc2352"/>
+      <w:bookmarkStart w:id="76" w:name="_Toc5400"/>
+      <w:bookmarkStart w:id="77" w:name="_Toc1823"/>
+      <w:bookmarkStart w:id="78" w:name="_Toc27291"/>
+      <w:bookmarkStart w:id="79" w:name="_Toc32060"/>
+      <w:bookmarkStart w:id="80" w:name="_Toc13405"/>
+      <w:bookmarkStart w:id="81" w:name="_Toc28146"/>
+      <w:bookmarkStart w:id="82" w:name="_Toc8534"/>
       <w:r>
         <w:rPr>
           <w:b w:val="0"/>
@@ -29039,15 +28855,15 @@
         </w:rPr>
       </w:pPr>
       <w:bookmarkStart w:id="83" w:name="_Toc32584"/>
-      <w:bookmarkStart w:id="84" w:name="_Toc21034"/>
-      <w:bookmarkStart w:id="85" w:name="_Toc12456"/>
-      <w:bookmarkStart w:id="86" w:name="_Toc32450"/>
-      <w:bookmarkStart w:id="87" w:name="_Toc126"/>
+      <w:bookmarkStart w:id="84" w:name="_Toc2350"/>
+      <w:bookmarkStart w:id="85" w:name="_Toc21034"/>
+      <w:bookmarkStart w:id="86" w:name="_Toc126"/>
+      <w:bookmarkStart w:id="87" w:name="_Toc783"/>
       <w:bookmarkStart w:id="88" w:name="_Toc30035"/>
-      <w:bookmarkStart w:id="89" w:name="_Toc783"/>
-      <w:bookmarkStart w:id="90" w:name="_Toc2350"/>
-      <w:bookmarkStart w:id="91" w:name="_Toc22196"/>
-      <w:bookmarkStart w:id="92" w:name="_Toc10299"/>
+      <w:bookmarkStart w:id="89" w:name="_Toc10299"/>
+      <w:bookmarkStart w:id="90" w:name="_Toc22196"/>
+      <w:bookmarkStart w:id="91" w:name="_Toc12456"/>
+      <w:bookmarkStart w:id="92" w:name="_Toc32450"/>
       <w:r>
         <w:rPr>
           <w:b w:val="0"/>
@@ -29261,12 +29077,12 @@
         </w:rPr>
       </w:pPr>
       <w:bookmarkStart w:id="93" w:name="_Toc9988"/>
-      <w:bookmarkStart w:id="94" w:name="_Toc15114"/>
-      <w:bookmarkStart w:id="95" w:name="_Toc3409"/>
+      <w:bookmarkStart w:id="94" w:name="_Toc3409"/>
+      <w:bookmarkStart w:id="95" w:name="_Toc15114"/>
       <w:bookmarkStart w:id="96" w:name="_Toc26985_WPSOffice_Level1"/>
-      <w:bookmarkStart w:id="97" w:name="_Toc24980"/>
-      <w:bookmarkStart w:id="98" w:name="_Toc20170_WPSOffice_Level1"/>
-      <w:bookmarkStart w:id="99" w:name="_Toc28454_WPSOffice_Level1"/>
+      <w:bookmarkStart w:id="97" w:name="_Toc20170_WPSOffice_Level1"/>
+      <w:bookmarkStart w:id="98" w:name="_Toc28454_WPSOffice_Level1"/>
+      <w:bookmarkStart w:id="99" w:name="_Toc24980"/>
       <w:r>
         <w:rPr>
           <w:rFonts w:hint="eastAsia"/>
@@ -29484,11 +29300,11 @@
           <w:lang w:eastAsia="zh-CN"/>
         </w:rPr>
       </w:pPr>
-      <w:bookmarkStart w:id="100" w:name="_Toc22162_WPSOffice_Level1"/>
-      <w:bookmarkStart w:id="101" w:name="_Toc24894"/>
-      <w:bookmarkStart w:id="102" w:name="_Toc5404"/>
-      <w:bookmarkStart w:id="103" w:name="_Toc19584_WPSOffice_Level1"/>
-      <w:bookmarkStart w:id="104" w:name="_Toc13275"/>
+      <w:bookmarkStart w:id="100" w:name="_Toc13275"/>
+      <w:bookmarkStart w:id="101" w:name="_Toc5404"/>
+      <w:bookmarkStart w:id="102" w:name="_Toc19584_WPSOffice_Level1"/>
+      <w:bookmarkStart w:id="103" w:name="_Toc24894"/>
+      <w:bookmarkStart w:id="104" w:name="_Toc22162_WPSOffice_Level1"/>
       <w:bookmarkStart w:id="105" w:name="_Toc14611_WPSOffice_Level1"/>
       <w:bookmarkStart w:id="106" w:name="_Toc22623"/>
       <w:r>
@@ -30334,7 +30150,7 @@
                     </pic:cNvPicPr>
                   </pic:nvPicPr>
                   <pic:blipFill>
-                    <a:blip r:embed="rId17"/>
+                    <a:blip r:embed="rId16"/>
                     <a:stretch>
                       <a:fillRect/>
                     </a:stretch>
@@ -33082,7 +32898,6 @@
     <customSectPr/>
     <customSectPr/>
     <customSectPr/>
-    <customSectPr/>
   </customSectProps>
   <customShpExts>
     <customShpInfo spid="_x0000_s1026" textRotate="1"/>

--- a/WebContent/docx/中国人群BRCA12基因分子分型研究_体系-武汉平安好医.docx
+++ b/WebContent/docx/中国人群BRCA12基因分子分型研究_体系-武汉平安好医.docx
@@ -2790,11 +2790,11 @@
         </w:rPr>
         <w:fldChar w:fldCharType="end"/>
       </w:r>
-      <w:bookmarkStart w:id="0" w:name="_Toc21669"/>
-      <w:bookmarkStart w:id="1" w:name="_Toc13806"/>
-      <w:bookmarkStart w:id="2" w:name="_Toc30143_WPSOffice_Level1"/>
+      <w:bookmarkStart w:id="0" w:name="_Toc13806"/>
+      <w:bookmarkStart w:id="1" w:name="_Toc30143_WPSOffice_Level1"/>
+      <w:bookmarkStart w:id="2" w:name="_Toc24178_WPSOffice_Level1"/>
       <w:bookmarkStart w:id="3" w:name="_Toc21009_WPSOffice_Level1"/>
-      <w:bookmarkStart w:id="4" w:name="_Toc24178_WPSOffice_Level1"/>
+      <w:bookmarkStart w:id="4" w:name="_Toc21669"/>
     </w:p>
     <w:p>
       <w:pPr>
@@ -3684,11 +3684,11 @@
           </w14:shadow>
         </w:rPr>
       </w:pPr>
-      <w:bookmarkStart w:id="6" w:name="_Toc20895"/>
+      <w:bookmarkStart w:id="6" w:name="_Toc18062_WPSOffice_Level1"/>
       <w:bookmarkStart w:id="7" w:name="_Toc7021_WPSOffice_Level1"/>
       <w:bookmarkStart w:id="8" w:name="_Toc17451"/>
-      <w:bookmarkStart w:id="9" w:name="_Toc11015_WPSOffice_Level1"/>
-      <w:bookmarkStart w:id="10" w:name="_Toc18062_WPSOffice_Level1"/>
+      <w:bookmarkStart w:id="9" w:name="_Toc20895"/>
+      <w:bookmarkStart w:id="10" w:name="_Toc11015_WPSOffice_Level1"/>
       <w:bookmarkStart w:id="11" w:name="_Toc3823"/>
       <w:r>
         <w:rPr>
@@ -3868,8 +3868,8 @@
       </w:pPr>
       <w:bookmarkStart w:id="12" w:name="_Toc6221_WPSOffice_Level1"/>
       <w:bookmarkStart w:id="13" w:name="_Toc23369_WPSOffice_Level1"/>
-      <w:bookmarkStart w:id="14" w:name="_Toc18058"/>
-      <w:bookmarkStart w:id="15" w:name="_Toc25920"/>
+      <w:bookmarkStart w:id="14" w:name="_Toc25920"/>
+      <w:bookmarkStart w:id="15" w:name="_Toc18058"/>
       <w:bookmarkStart w:id="16" w:name="_Toc9100"/>
       <w:bookmarkStart w:id="17" w:name="_Toc534807930"/>
       <w:r>
@@ -4935,11 +4935,11 @@
           <w:lang w:eastAsia="zh-CN"/>
         </w:rPr>
       </w:pPr>
-      <w:bookmarkStart w:id="20" w:name="_Toc2781"/>
-      <w:bookmarkStart w:id="21" w:name="_Toc20136_WPSOffice_Level1"/>
-      <w:bookmarkStart w:id="22" w:name="_Toc18330"/>
-      <w:bookmarkStart w:id="23" w:name="_Toc19898_WPSOffice_Level1"/>
-      <w:bookmarkStart w:id="24" w:name="_Toc22132"/>
+      <w:bookmarkStart w:id="20" w:name="_Toc19898_WPSOffice_Level1"/>
+      <w:bookmarkStart w:id="21" w:name="_Toc18330"/>
+      <w:bookmarkStart w:id="22" w:name="_Toc22132"/>
+      <w:bookmarkStart w:id="23" w:name="_Toc2781"/>
+      <w:bookmarkStart w:id="24" w:name="_Toc20136_WPSOffice_Level1"/>
       <w:r>
         <w:rPr>
           <w:rFonts w:hint="eastAsia" w:ascii="Times New Roman" w:hAnsi="Times New Roman" w:eastAsia="微软雅黑" w:cs="Times New Roman"/>
@@ -4992,8 +4992,6 @@
           <w:lang w:eastAsia="zh-CN"/>
         </w:rPr>
       </w:pPr>
-      <w:bookmarkStart w:id="25" w:name="_Toc21059"/>
-      <w:bookmarkStart w:id="26" w:name="_Toc14270"/>
     </w:p>
     <w:p>
       <w:pPr>
@@ -5008,18 +5006,18 @@
         <mc:AlternateContent>
           <mc:Choice Requires="wpg">
             <w:drawing>
-              <wp:anchor distT="0" distB="0" distL="114300" distR="114300" simplePos="0" relativeHeight="251669504" behindDoc="0" locked="0" layoutInCell="1" allowOverlap="1">
+              <wp:anchor distT="0" distB="0" distL="114300" distR="114300" simplePos="0" relativeHeight="251666432" behindDoc="0" locked="0" layoutInCell="1" allowOverlap="1">
                 <wp:simplePos x="0" y="0"/>
                 <wp:positionH relativeFrom="column">
-                  <wp:posOffset>2775585</wp:posOffset>
+                  <wp:posOffset>2806065</wp:posOffset>
                 </wp:positionH>
                 <wp:positionV relativeFrom="paragraph">
-                  <wp:posOffset>80010</wp:posOffset>
+                  <wp:posOffset>46355</wp:posOffset>
                 </wp:positionV>
-                <wp:extent cx="2571115" cy="410210"/>
-                <wp:effectExtent l="0" t="0" r="4445" b="1270"/>
+                <wp:extent cx="2907030" cy="454025"/>
+                <wp:effectExtent l="0" t="0" r="3810" b="3175"/>
                 <wp:wrapNone/>
-                <wp:docPr id="35" name="组合 16"/>
+                <wp:docPr id="6" name="组合 6"/>
                 <wp:cNvGraphicFramePr/>
                 <a:graphic xmlns:a="http://schemas.openxmlformats.org/drawingml/2006/main">
                   <a:graphicData uri="http://schemas.microsoft.com/office/word/2010/wordprocessingGroup">
@@ -5027,15 +5025,15 @@
                       <wpg:cNvGrpSpPr/>
                       <wpg:grpSpPr>
                         <a:xfrm rot="0">
-                          <a:off x="3423285" y="4040505"/>
-                          <a:ext cx="2571115" cy="410210"/>
-                          <a:chOff x="17956" y="38313"/>
-                          <a:chExt cx="4049" cy="646"/>
+                          <a:off x="3453765" y="1440180"/>
+                          <a:ext cx="2907030" cy="454025"/>
+                          <a:chOff x="10964" y="4458"/>
+                          <a:chExt cx="4578" cy="715"/>
                         </a:xfrm>
                       </wpg:grpSpPr>
                       <pic:pic xmlns:pic="http://schemas.openxmlformats.org/drawingml/2006/picture">
                         <pic:nvPicPr>
-                          <pic:cNvPr id="12" name="图片 29" descr="IMG_256"/>
+                          <pic:cNvPr id="30" name="图片 30" descr="微信图片_20220215110121"/>
                           <pic:cNvPicPr>
                             <a:picLocks noChangeAspect="1"/>
                           </pic:cNvPicPr>
@@ -5044,17 +5042,18 @@
                           <a:blip r:embed="rId12">
                             <a:clrChange>
                               <a:clrFrom>
-                                <a:srgbClr val="FFFFFF">
+                                <a:srgbClr val="A09D98">
                                   <a:alpha val="100000"/>
                                 </a:srgbClr>
                               </a:clrFrom>
                               <a:clrTo>
-                                <a:srgbClr val="FFFFFF">
+                                <a:srgbClr val="A09D98">
                                   <a:alpha val="100000"/>
                                   <a:alpha val="0"/>
                                 </a:srgbClr>
                               </a:clrTo>
                             </a:clrChange>
+                            <a:biLevel thresh="50000"/>
                           </a:blip>
                           <a:stretch>
                             <a:fillRect/>
@@ -5062,40 +5061,51 @@
                         </pic:blipFill>
                         <pic:spPr>
                           <a:xfrm>
-                            <a:off x="21031" y="38313"/>
-                            <a:ext cx="975" cy="570"/>
+                            <a:off x="10964" y="4458"/>
+                            <a:ext cx="1234" cy="715"/>
+                          </a:xfrm>
+                          <a:prstGeom prst="rect">
+                            <a:avLst/>
+                          </a:prstGeom>
+                        </pic:spPr>
+                      </pic:pic>
+                      <pic:pic xmlns:pic="http://schemas.openxmlformats.org/drawingml/2006/picture">
+                        <pic:nvPicPr>
+                          <pic:cNvPr id="21" name="图片 34" descr="晓敏"/>
+                          <pic:cNvPicPr>
+                            <a:picLocks noChangeAspect="1"/>
+                          </pic:cNvPicPr>
+                        </pic:nvPicPr>
+                        <pic:blipFill>
+                          <a:blip r:embed="rId13">
+                            <a:clrChange>
+                              <a:clrFrom>
+                                <a:srgbClr val="949FA1"/>
+                              </a:clrFrom>
+                              <a:clrTo>
+                                <a:srgbClr val="949FA1">
+                                  <a:alpha val="0"/>
+                                </a:srgbClr>
+                              </a:clrTo>
+                            </a:clrChange>
+                          </a:blip>
+                          <a:srcRect l="34062" t="26445" r="34097" b="9325"/>
+                          <a:stretch>
+                            <a:fillRect/>
+                          </a:stretch>
+                        </pic:blipFill>
+                        <pic:spPr>
+                          <a:xfrm rot="16200000">
+                            <a:off x="14524" y="4047"/>
+                            <a:ext cx="560" cy="1475"/>
                           </a:xfrm>
                           <a:prstGeom prst="rect">
                             <a:avLst/>
                           </a:prstGeom>
                           <a:noFill/>
-                          <a:ln w="9525">
+                          <a:ln>
                             <a:noFill/>
                           </a:ln>
-                        </pic:spPr>
-                      </pic:pic>
-                      <pic:pic xmlns:pic="http://schemas.openxmlformats.org/drawingml/2006/picture">
-                        <pic:nvPicPr>
-                          <pic:cNvPr id="15" name="图片 15" descr="c9514d16fd70679bf0495aeebb03c72d_compress"/>
-                          <pic:cNvPicPr>
-                            <a:picLocks noChangeAspect="1"/>
-                          </pic:cNvPicPr>
-                        </pic:nvPicPr>
-                        <pic:blipFill>
-                          <a:blip r:embed="rId13"/>
-                          <a:srcRect l="21003" t="56913" r="27176" b="26386"/>
-                          <a:stretch>
-                            <a:fillRect/>
-                          </a:stretch>
-                        </pic:blipFill>
-                        <pic:spPr>
-                          <a:xfrm>
-                            <a:off x="17956" y="38485"/>
-                            <a:ext cx="1550" cy="475"/>
-                          </a:xfrm>
-                          <a:prstGeom prst="rect">
-                            <a:avLst/>
-                          </a:prstGeom>
                         </pic:spPr>
                       </pic:pic>
                     </wpg:wgp>
@@ -5106,18 +5116,18 @@
           </mc:Choice>
           <mc:Fallback>
             <w:pict>
-              <v:group id="组合 16" o:spid="_x0000_s1026" o:spt="203" style="position:absolute;left:0pt;margin-left:218.55pt;margin-top:6.3pt;height:32.3pt;width:202.45pt;z-index:251669504;mso-width-relative:page;mso-height-relative:page;" coordorigin="17956,38313" coordsize="4049,646" o:gfxdata="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">
+              <v:group id="_x0000_s1026" o:spid="_x0000_s1026" o:spt="203" style="position:absolute;left:0pt;margin-left:220.95pt;margin-top:3.65pt;height:35.75pt;width:228.9pt;z-index:251666432;mso-width-relative:page;mso-height-relative:page;" coordorigin="10964,4458" coordsize="4578,715" o:gfxdata="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">
                 <o:lock v:ext="edit" aspectratio="f"/>
-                <v:shape id="图片 29" o:spid="_x0000_s1026" o:spt="75" alt="IMG_256" type="#_x0000_t75" style="position:absolute;left:21031;top:38313;height:570;width:975;" filled="f" o:preferrelative="t" stroked="f" coordsize="21600,21600" o:gfxdata="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">
+                <v:shape id="_x0000_s1026" o:spid="_x0000_s1026" o:spt="75" alt="微信图片_20220215110121" type="#_x0000_t75" style="position:absolute;left:10964;top:4458;height:715;width:1234;" filled="f" o:preferrelative="t" stroked="f" coordsize="21600,21600" o:gfxdata="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">
                   <v:fill on="f" focussize="0,0"/>
                   <v:stroke on="f"/>
-                  <v:imagedata r:id="rId12" chromakey="#FFFFFF" o:title=""/>
+                  <v:imagedata r:id="rId12" grayscale="t" bilevel="t" chromakey="#A09D98" o:title=""/>
                   <o:lock v:ext="edit" aspectratio="t"/>
                 </v:shape>
-                <v:shape id="_x0000_s1026" o:spid="_x0000_s1026" o:spt="75" alt="c9514d16fd70679bf0495aeebb03c72d_compress" type="#_x0000_t75" style="position:absolute;left:17956;top:38485;height:475;width:1550;" filled="f" o:preferrelative="t" stroked="f" coordsize="21600,21600" o:gfxdata="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">
+                <v:shape id="图片 34" o:spid="_x0000_s1026" o:spt="75" alt="晓敏" type="#_x0000_t75" style="position:absolute;left:14524;top:4047;height:1475;width:560;rotation:-5898240f;" filled="f" o:preferrelative="t" stroked="f" coordsize="21600,21600" o:gfxdata="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">
                   <v:fill on="f" focussize="0,0"/>
                   <v:stroke on="f"/>
-                  <v:imagedata r:id="rId13" cropleft="13765f" croptop="37299f" cropright="17810f" cropbottom="17292f" o:title=""/>
+                  <v:imagedata r:id="rId13" cropleft="22323f" croptop="17331f" cropright="22346f" cropbottom="6111f" chromakey="#949FA1" o:title=""/>
                   <o:lock v:ext="edit" aspectratio="t"/>
                 </v:shape>
               </v:group>
@@ -5490,9 +5500,8 @@
     <w:p>
       <w:pPr>
         <w:rPr>
-          <w:rFonts w:hint="default"/>
           <w:sz w:val="24"/>
-          <w:lang w:val="en-US" w:eastAsia="zh-CN"/>
+          <w:lang w:eastAsia="zh-CN"/>
         </w:rPr>
       </w:pPr>
     </w:p>
@@ -5510,18 +5519,18 @@
         <mc:AlternateContent>
           <mc:Choice Requires="wpg">
             <w:drawing>
-              <wp:anchor distT="0" distB="0" distL="114300" distR="114300" simplePos="0" relativeHeight="251666432" behindDoc="0" locked="0" layoutInCell="1" allowOverlap="1">
+              <wp:anchor distT="0" distB="0" distL="114300" distR="114300" simplePos="0" relativeHeight="251667456" behindDoc="0" locked="0" layoutInCell="1" allowOverlap="1">
                 <wp:simplePos x="0" y="0"/>
                 <wp:positionH relativeFrom="column">
-                  <wp:posOffset>2775585</wp:posOffset>
+                  <wp:posOffset>2766695</wp:posOffset>
                 </wp:positionH>
                 <wp:positionV relativeFrom="paragraph">
-                  <wp:posOffset>88900</wp:posOffset>
+                  <wp:posOffset>25400</wp:posOffset>
                 </wp:positionV>
-                <wp:extent cx="2675255" cy="361950"/>
-                <wp:effectExtent l="0" t="0" r="0" b="3810"/>
+                <wp:extent cx="2779395" cy="453390"/>
+                <wp:effectExtent l="0" t="0" r="9525" b="3810"/>
                 <wp:wrapNone/>
-                <wp:docPr id="1" name="组合 30"/>
+                <wp:docPr id="11" name="组合 1"/>
                 <wp:cNvGraphicFramePr/>
                 <a:graphic xmlns:a="http://schemas.openxmlformats.org/drawingml/2006/main">
                   <a:graphicData uri="http://schemas.microsoft.com/office/word/2010/wordprocessingGroup">
@@ -5529,39 +5538,54 @@
                       <wpg:cNvGrpSpPr/>
                       <wpg:grpSpPr>
                         <a:xfrm rot="0">
-                          <a:off x="3423285" y="5173345"/>
-                          <a:ext cx="2675255" cy="361950"/>
-                          <a:chOff x="17956" y="40098"/>
-                          <a:chExt cx="4213" cy="570"/>
+                          <a:off x="3414395" y="2556510"/>
+                          <a:ext cx="2779395" cy="453390"/>
+                          <a:chOff x="7101" y="6197"/>
+                          <a:chExt cx="4377" cy="714"/>
                         </a:xfrm>
                       </wpg:grpSpPr>
                       <pic:pic xmlns:pic="http://schemas.openxmlformats.org/drawingml/2006/picture">
                         <pic:nvPicPr>
-                          <pic:cNvPr id="2" name="图片 1" descr="24f613a0-66be-430b-9e80-270d3393fac5"/>
+                          <pic:cNvPr id="59" name="图片 34" descr="晓敏"/>
                           <pic:cNvPicPr>
                             <a:picLocks noChangeAspect="1"/>
                           </pic:cNvPicPr>
                         </pic:nvPicPr>
                         <pic:blipFill>
-                          <a:blip r:embed="rId14"/>
-                          <a:srcRect l="43292" t="26660" r="21693" b="24394"/>
+                          <a:blip r:embed="rId13">
+                            <a:clrChange>
+                              <a:clrFrom>
+                                <a:srgbClr val="949FA1"/>
+                              </a:clrFrom>
+                              <a:clrTo>
+                                <a:srgbClr val="949FA1">
+                                  <a:alpha val="0"/>
+                                </a:srgbClr>
+                              </a:clrTo>
+                            </a:clrChange>
+                          </a:blip>
+                          <a:srcRect l="34062" t="26445" r="34097" b="9325"/>
                           <a:stretch>
                             <a:fillRect/>
                           </a:stretch>
                         </pic:blipFill>
                         <pic:spPr>
                           <a:xfrm rot="16200000">
-                            <a:off x="18366" y="39740"/>
-                            <a:ext cx="506" cy="1327"/>
+                            <a:off x="7558" y="5850"/>
+                            <a:ext cx="560" cy="1475"/>
                           </a:xfrm>
                           <a:prstGeom prst="rect">
                             <a:avLst/>
                           </a:prstGeom>
+                          <a:noFill/>
+                          <a:ln>
+                            <a:noFill/>
+                          </a:ln>
                         </pic:spPr>
                       </pic:pic>
                       <pic:pic xmlns:pic="http://schemas.openxmlformats.org/drawingml/2006/picture">
                         <pic:nvPicPr>
-                          <pic:cNvPr id="29" name="图片 29" descr="IMG_256"/>
+                          <pic:cNvPr id="45" name="图片 45" descr="微信图片_20220215110121"/>
                           <pic:cNvPicPr>
                             <a:picLocks noChangeAspect="1"/>
                           </pic:cNvPicPr>
@@ -5570,17 +5594,18 @@
                           <a:blip r:embed="rId12">
                             <a:clrChange>
                               <a:clrFrom>
-                                <a:srgbClr val="FFFFFF">
+                                <a:srgbClr val="A09D98">
                                   <a:alpha val="100000"/>
                                 </a:srgbClr>
                               </a:clrFrom>
                               <a:clrTo>
-                                <a:srgbClr val="FFFFFF">
+                                <a:srgbClr val="A09D98">
                                   <a:alpha val="100000"/>
                                   <a:alpha val="0"/>
                                 </a:srgbClr>
                               </a:clrTo>
                             </a:clrChange>
+                            <a:biLevel thresh="50000"/>
                           </a:blip>
                           <a:stretch>
                             <a:fillRect/>
@@ -5588,16 +5613,12 @@
                         </pic:blipFill>
                         <pic:spPr>
                           <a:xfrm>
-                            <a:off x="21195" y="40098"/>
-                            <a:ext cx="975" cy="570"/>
+                            <a:off x="10244" y="6197"/>
+                            <a:ext cx="1234" cy="715"/>
                           </a:xfrm>
                           <a:prstGeom prst="rect">
                             <a:avLst/>
                           </a:prstGeom>
-                          <a:noFill/>
-                          <a:ln w="9525">
-                            <a:noFill/>
-                          </a:ln>
                         </pic:spPr>
                       </pic:pic>
                     </wpg:wgp>
@@ -5608,18 +5629,18 @@
           </mc:Choice>
           <mc:Fallback>
             <w:pict>
-              <v:group id="组合 30" o:spid="_x0000_s1026" o:spt="203" style="position:absolute;left:0pt;margin-left:218.55pt;margin-top:7pt;height:28.5pt;width:210.65pt;z-index:251666432;mso-width-relative:page;mso-height-relative:page;" coordorigin="17956,40098" coordsize="4213,570" o:gfxdata="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">
+              <v:group id="组合 1" o:spid="_x0000_s1026" o:spt="203" style="position:absolute;left:0pt;margin-left:217.85pt;margin-top:2pt;height:35.7pt;width:218.85pt;z-index:251667456;mso-width-relative:page;mso-height-relative:page;" coordorigin="7101,6197" coordsize="4377,714" o:gfxdata="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">
                 <o:lock v:ext="edit" aspectratio="f"/>
-                <v:shape id="图片 1" o:spid="_x0000_s1026" o:spt="75" alt="24f613a0-66be-430b-9e80-270d3393fac5" type="#_x0000_t75" style="position:absolute;left:18366;top:39740;height:1327;width:506;rotation:-5898240f;" filled="f" o:preferrelative="t" stroked="f" coordsize="21600,21600" o:gfxdata="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">
+                <v:shape id="图片 34" o:spid="_x0000_s1026" o:spt="75" alt="晓敏" type="#_x0000_t75" style="position:absolute;left:7558;top:5850;height:1475;width:560;rotation:-5898240f;" filled="f" o:preferrelative="t" stroked="f" coordsize="21600,21600" o:gfxdata="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">
                   <v:fill on="f" focussize="0,0"/>
                   <v:stroke on="f"/>
-                  <v:imagedata r:id="rId14" cropleft="28372f" croptop="17472f" cropright="14217f" cropbottom="15987f" o:title=""/>
+                  <v:imagedata r:id="rId13" cropleft="22323f" croptop="17331f" cropright="22346f" cropbottom="6111f" chromakey="#949FA1" o:title=""/>
                   <o:lock v:ext="edit" aspectratio="t"/>
                 </v:shape>
-                <v:shape id="_x0000_s1026" o:spid="_x0000_s1026" o:spt="75" alt="IMG_256" type="#_x0000_t75" style="position:absolute;left:21195;top:40098;height:570;width:975;" filled="f" o:preferrelative="t" stroked="f" coordsize="21600,21600" o:gfxdata="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">
+                <v:shape id="_x0000_s1026" o:spid="_x0000_s1026" o:spt="75" alt="微信图片_20220215110121" type="#_x0000_t75" style="position:absolute;left:10244;top:6197;height:715;width:1234;" filled="f" o:preferrelative="t" stroked="f" coordsize="21600,21600" o:gfxdata="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">
                   <v:fill on="f" focussize="0,0"/>
                   <v:stroke on="f"/>
-                  <v:imagedata r:id="rId12" chromakey="#FFFFFF" o:title=""/>
+                  <v:imagedata r:id="rId12" grayscale="t" bilevel="t" chromakey="#A09D98" o:title=""/>
                   <o:lock v:ext="edit" aspectratio="t"/>
                 </v:shape>
               </v:group>
@@ -5998,8 +6019,6 @@
           <w:lang w:eastAsia="zh-CN"/>
         </w:rPr>
       </w:pPr>
-      <w:bookmarkStart w:id="107" w:name="_GoBack"/>
-      <w:bookmarkEnd w:id="107"/>
     </w:p>
     <w:p>
       <w:pPr>
@@ -6015,18 +6034,18 @@
         <mc:AlternateContent>
           <mc:Choice Requires="wpg">
             <w:drawing>
-              <wp:anchor distT="0" distB="0" distL="114300" distR="114300" simplePos="0" relativeHeight="251667456" behindDoc="0" locked="0" layoutInCell="1" allowOverlap="1">
+              <wp:anchor distT="0" distB="0" distL="114300" distR="114300" simplePos="0" relativeHeight="251668480" behindDoc="0" locked="0" layoutInCell="1" allowOverlap="1">
                 <wp:simplePos x="0" y="0"/>
                 <wp:positionH relativeFrom="column">
-                  <wp:posOffset>2715895</wp:posOffset>
+                  <wp:posOffset>2757170</wp:posOffset>
                 </wp:positionH>
                 <wp:positionV relativeFrom="paragraph">
-                  <wp:posOffset>79375</wp:posOffset>
+                  <wp:posOffset>28575</wp:posOffset>
                 </wp:positionV>
-                <wp:extent cx="2672080" cy="414020"/>
-                <wp:effectExtent l="0" t="0" r="10160" b="12700"/>
+                <wp:extent cx="2872105" cy="453390"/>
+                <wp:effectExtent l="0" t="0" r="8255" b="3810"/>
                 <wp:wrapNone/>
-                <wp:docPr id="39" name="组合 23"/>
+                <wp:docPr id="4" name="组合 15"/>
                 <wp:cNvGraphicFramePr/>
                 <a:graphic xmlns:a="http://schemas.openxmlformats.org/drawingml/2006/main">
                   <a:graphicData uri="http://schemas.microsoft.com/office/word/2010/wordprocessingGroup">
@@ -6034,21 +6053,21 @@
                       <wpg:cNvGrpSpPr/>
                       <wpg:grpSpPr>
                         <a:xfrm rot="0">
-                          <a:off x="3363595" y="6282055"/>
-                          <a:ext cx="2672080" cy="414020"/>
-                          <a:chOff x="17862" y="41843"/>
-                          <a:chExt cx="4208" cy="652"/>
+                          <a:off x="3404870" y="3677920"/>
+                          <a:ext cx="2872105" cy="453390"/>
+                          <a:chOff x="12357" y="7666"/>
+                          <a:chExt cx="4523" cy="714"/>
                         </a:xfrm>
                       </wpg:grpSpPr>
                       <pic:pic xmlns:pic="http://schemas.openxmlformats.org/drawingml/2006/picture">
                         <pic:nvPicPr>
-                          <pic:cNvPr id="22" name="图片 59" descr="图片1"/>
+                          <pic:cNvPr id="12" name="图片 59" descr="图片1"/>
                           <pic:cNvPicPr>
                             <a:picLocks noChangeAspect="1"/>
                           </pic:cNvPicPr>
                         </pic:nvPicPr>
                         <pic:blipFill>
-                          <a:blip r:embed="rId15">
+                          <a:blip r:embed="rId14">
                             <a:biLevel thresh="50000"/>
                           </a:blip>
                           <a:srcRect l="7865" t="11797" r="5322" b="19074"/>
@@ -6058,7 +6077,7 @@
                         </pic:blipFill>
                         <pic:spPr>
                           <a:xfrm>
-                            <a:off x="17862" y="41869"/>
+                            <a:off x="12357" y="7738"/>
                             <a:ext cx="1468" cy="627"/>
                           </a:xfrm>
                           <a:prstGeom prst="rect">
@@ -6069,7 +6088,7 @@
                       </pic:pic>
                       <pic:pic xmlns:pic="http://schemas.openxmlformats.org/drawingml/2006/picture">
                         <pic:nvPicPr>
-                          <pic:cNvPr id="21" name="图片 29" descr="IMG_256"/>
+                          <pic:cNvPr id="13" name="图片 14" descr="微信图片_20220215110121"/>
                           <pic:cNvPicPr>
                             <a:picLocks noChangeAspect="1"/>
                           </pic:cNvPicPr>
@@ -6078,17 +6097,18 @@
                           <a:blip r:embed="rId12">
                             <a:clrChange>
                               <a:clrFrom>
-                                <a:srgbClr val="FFFFFF">
+                                <a:srgbClr val="A09D98">
                                   <a:alpha val="100000"/>
                                 </a:srgbClr>
                               </a:clrFrom>
                               <a:clrTo>
-                                <a:srgbClr val="FFFFFF">
+                                <a:srgbClr val="A09D98">
                                   <a:alpha val="100000"/>
                                   <a:alpha val="0"/>
                                 </a:srgbClr>
                               </a:clrTo>
                             </a:clrChange>
+                            <a:biLevel thresh="50000"/>
                           </a:blip>
                           <a:stretch>
                             <a:fillRect/>
@@ -6096,16 +6116,12 @@
                         </pic:blipFill>
                         <pic:spPr>
                           <a:xfrm>
-                            <a:off x="21096" y="41843"/>
-                            <a:ext cx="975" cy="570"/>
+                            <a:off x="15646" y="7666"/>
+                            <a:ext cx="1234" cy="715"/>
                           </a:xfrm>
                           <a:prstGeom prst="rect">
                             <a:avLst/>
                           </a:prstGeom>
-                          <a:noFill/>
-                          <a:ln w="9525">
-                            <a:noFill/>
-                          </a:ln>
                         </pic:spPr>
                       </pic:pic>
                     </wpg:wgp>
@@ -6116,18 +6132,18 @@
           </mc:Choice>
           <mc:Fallback>
             <w:pict>
-              <v:group id="组合 23" o:spid="_x0000_s1026" o:spt="203" style="position:absolute;left:0pt;margin-left:213.85pt;margin-top:6.25pt;height:32.6pt;width:210.4pt;z-index:251667456;mso-width-relative:page;mso-height-relative:page;" coordorigin="17862,41843" coordsize="4208,652" o:gfxdata="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">
+              <v:group id="组合 15" o:spid="_x0000_s1026" o:spt="203" style="position:absolute;left:0pt;margin-left:217.1pt;margin-top:2.25pt;height:35.7pt;width:226.15pt;z-index:251668480;mso-width-relative:page;mso-height-relative:page;" coordorigin="12357,7666" coordsize="4523,714" o:gfxdata="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">
                 <o:lock v:ext="edit" aspectratio="f"/>
-                <v:shape id="图片 59" o:spid="_x0000_s1026" o:spt="75" alt="图片1" type="#_x0000_t75" style="position:absolute;left:17862;top:41869;height:627;width:1468;" filled="f" o:preferrelative="t" stroked="f" coordsize="21600,21600" o:gfxdata="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">
+                <v:shape id="图片 59" o:spid="_x0000_s1026" o:spt="75" alt="图片1" type="#_x0000_t75" style="position:absolute;left:12357;top:7738;height:627;width:1468;" filled="f" o:preferrelative="t" stroked="f" coordsize="21600,21600" o:gfxdata="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">
                   <v:fill on="f" focussize="0,0"/>
                   <v:stroke on="f"/>
-                  <v:imagedata r:id="rId15" cropleft="5154f" croptop="7731f" cropright="3488f" cropbottom="12500f" grayscale="t" bilevel="t" o:title=""/>
+                  <v:imagedata r:id="rId14" cropleft="5154f" croptop="7731f" cropright="3488f" cropbottom="12500f" grayscale="t" bilevel="t" o:title=""/>
                   <o:lock v:ext="edit" aspectratio="t"/>
                 </v:shape>
-                <v:shape id="图片 29" o:spid="_x0000_s1026" o:spt="75" alt="IMG_256" type="#_x0000_t75" style="position:absolute;left:21096;top:41843;height:570;width:975;" filled="f" o:preferrelative="t" stroked="f" coordsize="21600,21600" o:gfxdata="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">
+                <v:shape id="图片 14" o:spid="_x0000_s1026" o:spt="75" alt="微信图片_20220215110121" type="#_x0000_t75" style="position:absolute;left:15646;top:7666;height:715;width:1234;" filled="f" o:preferrelative="t" stroked="f" coordsize="21600,21600" o:gfxdata="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">
                   <v:fill on="f" focussize="0,0"/>
                   <v:stroke on="f"/>
-                  <v:imagedata r:id="rId12" chromakey="#FFFFFF" o:title=""/>
+                  <v:imagedata r:id="rId12" grayscale="t" bilevel="t" chromakey="#A09D98" o:title=""/>
                   <o:lock v:ext="edit" aspectratio="t"/>
                 </v:shape>
               </v:group>
@@ -6506,16 +6522,6 @@
           <w:lang w:eastAsia="zh-CN"/>
         </w:rPr>
       </w:pPr>
-    </w:p>
-    <w:p>
-      <w:pPr>
-        <w:rPr>
-          <w:rFonts w:ascii="Times New Roman" w:hAnsi="Times New Roman" w:eastAsia="微软雅黑" w:cs="Times New Roman"/>
-          <w:sz w:val="24"/>
-          <w:szCs w:val="24"/>
-          <w:lang w:eastAsia="zh-CN"/>
-        </w:rPr>
-      </w:pPr>
       <w:r>
         <w:rPr>
           <w:sz w:val="24"/>
@@ -6523,18 +6529,18 @@
         <mc:AlternateContent>
           <mc:Choice Requires="wpg">
             <w:drawing>
-              <wp:anchor distT="0" distB="0" distL="114300" distR="114300" simplePos="0" relativeHeight="251668480" behindDoc="0" locked="0" layoutInCell="1" allowOverlap="1">
+              <wp:anchor distT="0" distB="0" distL="114300" distR="114300" simplePos="0" relativeHeight="251669504" behindDoc="0" locked="0" layoutInCell="1" allowOverlap="1">
                 <wp:simplePos x="0" y="0"/>
                 <wp:positionH relativeFrom="column">
-                  <wp:posOffset>2788285</wp:posOffset>
+                  <wp:posOffset>2787650</wp:posOffset>
                 </wp:positionH>
                 <wp:positionV relativeFrom="paragraph">
-                  <wp:posOffset>85090</wp:posOffset>
+                  <wp:posOffset>174625</wp:posOffset>
                 </wp:positionV>
-                <wp:extent cx="2889885" cy="397510"/>
-                <wp:effectExtent l="0" t="0" r="5715" b="13970"/>
+                <wp:extent cx="2803525" cy="453390"/>
+                <wp:effectExtent l="0" t="0" r="635" b="3810"/>
                 <wp:wrapNone/>
-                <wp:docPr id="41" name="组合 27"/>
+                <wp:docPr id="14" name="组合 22"/>
                 <wp:cNvGraphicFramePr/>
                 <a:graphic xmlns:a="http://schemas.openxmlformats.org/drawingml/2006/main">
                   <a:graphicData uri="http://schemas.microsoft.com/office/word/2010/wordprocessingGroup">
@@ -6542,21 +6548,21 @@
                       <wpg:cNvGrpSpPr/>
                       <wpg:grpSpPr>
                         <a:xfrm rot="0">
-                          <a:off x="3435985" y="7406005"/>
-                          <a:ext cx="2889885" cy="397510"/>
-                          <a:chOff x="17976" y="43614"/>
-                          <a:chExt cx="4551" cy="626"/>
+                          <a:off x="3435350" y="4766945"/>
+                          <a:ext cx="2803525" cy="453390"/>
+                          <a:chOff x="12525" y="9562"/>
+                          <a:chExt cx="4415" cy="714"/>
                         </a:xfrm>
                       </wpg:grpSpPr>
                       <pic:pic xmlns:pic="http://schemas.openxmlformats.org/drawingml/2006/picture">
                         <pic:nvPicPr>
-                          <pic:cNvPr id="3" name="图片 29" descr="IMG_256"/>
+                          <pic:cNvPr id="15" name="图片 29" descr="IMG_256"/>
                           <pic:cNvPicPr>
                             <a:picLocks noChangeAspect="1"/>
                           </pic:cNvPicPr>
                         </pic:nvPicPr>
                         <pic:blipFill>
-                          <a:blip r:embed="rId12">
+                          <a:blip r:embed="rId15">
                             <a:clrChange>
                               <a:clrFrom>
                                 <a:srgbClr val="FFFFFF">
@@ -6577,7 +6583,7 @@
                         </pic:blipFill>
                         <pic:spPr>
                           <a:xfrm>
-                            <a:off x="17976" y="43615"/>
+                            <a:off x="12525" y="9698"/>
                             <a:ext cx="975" cy="570"/>
                           </a:xfrm>
                           <a:prstGeom prst="rect">
@@ -6591,29 +6597,40 @@
                       </pic:pic>
                       <pic:pic xmlns:pic="http://schemas.openxmlformats.org/drawingml/2006/picture">
                         <pic:nvPicPr>
-                          <pic:cNvPr id="26" name="图片 59" descr="图片1"/>
+                          <pic:cNvPr id="29" name="图片 20" descr="微信图片_20220215110121"/>
                           <pic:cNvPicPr>
                             <a:picLocks noChangeAspect="1"/>
                           </pic:cNvPicPr>
                         </pic:nvPicPr>
                         <pic:blipFill>
-                          <a:blip r:embed="rId15">
+                          <a:blip r:embed="rId12">
+                            <a:clrChange>
+                              <a:clrFrom>
+                                <a:srgbClr val="A09D98">
+                                  <a:alpha val="100000"/>
+                                </a:srgbClr>
+                              </a:clrFrom>
+                              <a:clrTo>
+                                <a:srgbClr val="A09D98">
+                                  <a:alpha val="100000"/>
+                                  <a:alpha val="0"/>
+                                </a:srgbClr>
+                              </a:clrTo>
+                            </a:clrChange>
                             <a:biLevel thresh="50000"/>
                           </a:blip>
-                          <a:srcRect l="7865" t="11797" r="5322" b="19074"/>
                           <a:stretch>
                             <a:fillRect/>
                           </a:stretch>
                         </pic:blipFill>
                         <pic:spPr>
                           <a:xfrm>
-                            <a:off x="21059" y="43614"/>
-                            <a:ext cx="1468" cy="627"/>
+                            <a:off x="15706" y="9562"/>
+                            <a:ext cx="1234" cy="715"/>
                           </a:xfrm>
                           <a:prstGeom prst="rect">
                             <a:avLst/>
                           </a:prstGeom>
-                          <a:noFill/>
                         </pic:spPr>
                       </pic:pic>
                     </wpg:wgp>
@@ -6624,18 +6641,18 @@
           </mc:Choice>
           <mc:Fallback>
             <w:pict>
-              <v:group id="组合 27" o:spid="_x0000_s1026" o:spt="203" style="position:absolute;left:0pt;margin-left:219.55pt;margin-top:6.7pt;height:31.3pt;width:227.55pt;z-index:251668480;mso-width-relative:page;mso-height-relative:page;" coordorigin="17976,43614" coordsize="4551,626" o:gfxdata="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">
+              <v:group id="组合 22" o:spid="_x0000_s1026" o:spt="203" style="position:absolute;left:0pt;margin-left:219.5pt;margin-top:13.75pt;height:35.7pt;width:220.75pt;z-index:251669504;mso-width-relative:page;mso-height-relative:page;" coordorigin="12525,9562" coordsize="4415,714" o:gfxdata="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">
                 <o:lock v:ext="edit" aspectratio="f"/>
-                <v:shape id="图片 29" o:spid="_x0000_s1026" o:spt="75" alt="IMG_256" type="#_x0000_t75" style="position:absolute;left:17976;top:43615;height:570;width:975;" filled="f" o:preferrelative="t" stroked="f" coordsize="21600,21600" o:gfxdata="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">
+                <v:shape id="图片 29" o:spid="_x0000_s1026" o:spt="75" alt="IMG_256" type="#_x0000_t75" style="position:absolute;left:12525;top:9698;height:570;width:975;" filled="f" o:preferrelative="t" stroked="f" coordsize="21600,21600" o:gfxdata="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">
                   <v:fill on="f" focussize="0,0"/>
                   <v:stroke on="f"/>
-                  <v:imagedata r:id="rId12" chromakey="#FFFFFF" o:title=""/>
+                  <v:imagedata r:id="rId15" chromakey="#FFFFFF" o:title=""/>
                   <o:lock v:ext="edit" aspectratio="t"/>
                 </v:shape>
-                <v:shape id="图片 59" o:spid="_x0000_s1026" o:spt="75" alt="图片1" type="#_x0000_t75" style="position:absolute;left:21059;top:43614;height:627;width:1468;" filled="f" o:preferrelative="t" stroked="f" coordsize="21600,21600" o:gfxdata="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">
+                <v:shape id="图片 20" o:spid="_x0000_s1026" o:spt="75" alt="微信图片_20220215110121" type="#_x0000_t75" style="position:absolute;left:15706;top:9562;height:715;width:1234;" filled="f" o:preferrelative="t" stroked="f" coordsize="21600,21600" o:gfxdata="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">
                   <v:fill on="f" focussize="0,0"/>
                   <v:stroke on="f"/>
-                  <v:imagedata r:id="rId15" cropleft="5154f" croptop="7731f" cropright="3488f" cropbottom="12500f" grayscale="t" bilevel="t" o:title=""/>
+                  <v:imagedata r:id="rId12" grayscale="t" bilevel="t" chromakey="#A09D98" o:title=""/>
                   <o:lock v:ext="edit" aspectratio="t"/>
                 </v:shape>
               </v:group>
@@ -6644,369 +6661,12 @@
         </mc:AlternateContent>
       </w:r>
     </w:p>
-    <w:tbl>
-      <w:tblPr>
-        <w:tblStyle w:val="34"/>
-        <w:tblW w:w="6772" w:type="dxa"/>
-        <w:jc w:val="right"/>
-        <w:tblLayout w:type="fixed"/>
-        <w:tblCellMar>
-          <w:top w:w="0" w:type="dxa"/>
-          <w:left w:w="0" w:type="dxa"/>
-          <w:bottom w:w="0" w:type="dxa"/>
-          <w:right w:w="0" w:type="dxa"/>
-        </w:tblCellMar>
-      </w:tblPr>
-      <w:tblGrid>
-        <w:gridCol w:w="1272"/>
-        <w:gridCol w:w="2040"/>
-        <w:gridCol w:w="1166"/>
-        <w:gridCol w:w="2294"/>
-      </w:tblGrid>
-      <w:tr>
-        <w:tblPrEx>
-          <w:tblCellMar>
-            <w:top w:w="0" w:type="dxa"/>
-            <w:left w:w="0" w:type="dxa"/>
-            <w:bottom w:w="0" w:type="dxa"/>
-            <w:right w:w="0" w:type="dxa"/>
-          </w:tblCellMar>
-        </w:tblPrEx>
-        <w:trPr>
-          <w:trHeight w:val="441" w:hRule="exact"/>
-          <w:jc w:val="right"/>
-        </w:trPr>
-        <w:tc>
-          <w:tcPr>
-            <w:tcW w:w="1272" w:type="dxa"/>
-            <w:vAlign w:val="center"/>
-          </w:tcPr>
-          <w:p>
-            <w:pPr>
-              <w:pStyle w:val="20"/>
-              <w:spacing w:before="13"/>
-              <w:ind w:left="13" w:right="95"/>
-              <w:jc w:val="both"/>
-              <w:rPr>
-                <w:rFonts w:ascii="Times New Roman" w:hAnsi="Times New Roman" w:cs="Times New Roman"/>
-                <w:b/>
-                <w:sz w:val="24"/>
-                <w:szCs w:val="24"/>
-              </w:rPr>
-            </w:pPr>
-            <w:r>
-              <w:rPr>
-                <w:rFonts w:ascii="Times New Roman" w:hAnsi="Times New Roman" w:cs="Times New Roman"/>
-                <w:b/>
-                <w:sz w:val="24"/>
-                <w:szCs w:val="24"/>
-              </w:rPr>
-              <w:t>检测人：</w:t>
-            </w:r>
-          </w:p>
-        </w:tc>
-        <w:tc>
-          <w:tcPr>
-            <w:tcW w:w="2040" w:type="dxa"/>
-            <w:vAlign w:val="center"/>
-          </w:tcPr>
-          <w:p>
-            <w:pPr>
-              <w:pStyle w:val="20"/>
-              <w:spacing w:before="13"/>
-              <w:jc w:val="both"/>
-              <w:rPr>
-                <w:rFonts w:ascii="Times New Roman" w:hAnsi="Times New Roman" w:cs="Times New Roman"/>
-                <w:b/>
-                <w:sz w:val="24"/>
-                <w:szCs w:val="24"/>
-              </w:rPr>
-            </w:pPr>
-          </w:p>
-        </w:tc>
-        <w:tc>
-          <w:tcPr>
-            <w:tcW w:w="1166" w:type="dxa"/>
-            <w:vAlign w:val="center"/>
-          </w:tcPr>
-          <w:p>
-            <w:pPr>
-              <w:pStyle w:val="20"/>
-              <w:spacing w:before="13"/>
-              <w:jc w:val="both"/>
-              <w:rPr>
-                <w:rFonts w:ascii="Times New Roman" w:hAnsi="Times New Roman" w:cs="Times New Roman"/>
-                <w:b/>
-                <w:sz w:val="24"/>
-                <w:szCs w:val="24"/>
-              </w:rPr>
-            </w:pPr>
-            <w:r>
-              <w:rPr>
-                <w:rFonts w:ascii="Times New Roman" w:hAnsi="Times New Roman" w:cs="Times New Roman"/>
-                <w:b/>
-                <w:sz w:val="24"/>
-                <w:szCs w:val="24"/>
-              </w:rPr>
-              <w:t>复核人</w:t>
-            </w:r>
-            <w:r>
-              <w:rPr>
-                <w:rFonts w:ascii="Times New Roman" w:hAnsi="Times New Roman" w:cs="Times New Roman"/>
-                <w:b/>
-                <w:sz w:val="24"/>
-                <w:szCs w:val="24"/>
-                <w:lang w:eastAsia="zh-CN"/>
-              </w:rPr>
-              <w:t>：</w:t>
-            </w:r>
-          </w:p>
-        </w:tc>
-        <w:tc>
-          <w:tcPr>
-            <w:tcW w:w="2294" w:type="dxa"/>
-            <w:vAlign w:val="center"/>
-          </w:tcPr>
-          <w:p>
-            <w:pPr>
-              <w:pStyle w:val="20"/>
-              <w:spacing w:before="13"/>
-              <w:ind w:right="15"/>
-              <w:jc w:val="both"/>
-              <w:rPr>
-                <w:rFonts w:ascii="Times New Roman" w:hAnsi="Times New Roman" w:cs="Times New Roman"/>
-                <w:b/>
-                <w:sz w:val="24"/>
-                <w:szCs w:val="24"/>
-              </w:rPr>
-            </w:pPr>
-          </w:p>
-        </w:tc>
-      </w:tr>
-      <w:tr>
-        <w:trPr>
-          <w:trHeight w:val="457" w:hRule="exact"/>
-          <w:jc w:val="right"/>
-        </w:trPr>
-        <w:tc>
-          <w:tcPr>
-            <w:tcW w:w="1272" w:type="dxa"/>
-            <w:vAlign w:val="center"/>
-          </w:tcPr>
-          <w:p>
-            <w:pPr>
-              <w:pStyle w:val="20"/>
-              <w:spacing w:line="341" w:lineRule="exact"/>
-              <w:ind w:left="13" w:right="165"/>
-              <w:jc w:val="both"/>
-              <w:rPr>
-                <w:rFonts w:ascii="Times New Roman" w:hAnsi="Times New Roman" w:cs="Times New Roman"/>
-                <w:b/>
-                <w:sz w:val="24"/>
-                <w:szCs w:val="24"/>
-              </w:rPr>
-            </w:pPr>
-            <w:r>
-              <w:rPr>
-                <w:rFonts w:ascii="Times New Roman" w:hAnsi="Times New Roman" w:cs="Times New Roman"/>
-                <w:b/>
-                <w:sz w:val="24"/>
-                <w:szCs w:val="24"/>
-              </w:rPr>
-              <w:t>日</w:t>
-            </w:r>
-            <w:r>
-              <w:rPr>
-                <w:rFonts w:ascii="Times New Roman" w:hAnsi="Times New Roman" w:cs="Times New Roman"/>
-                <w:b/>
-                <w:sz w:val="24"/>
-                <w:szCs w:val="24"/>
-                <w:lang w:eastAsia="zh-CN"/>
-              </w:rPr>
-              <w:t xml:space="preserve">  </w:t>
-            </w:r>
-            <w:r>
-              <w:rPr>
-                <w:rFonts w:ascii="Times New Roman" w:hAnsi="Times New Roman" w:cs="Times New Roman"/>
-                <w:b/>
-                <w:sz w:val="24"/>
-                <w:szCs w:val="24"/>
-              </w:rPr>
-              <w:t>期：</w:t>
-            </w:r>
-          </w:p>
-        </w:tc>
-        <w:tc>
-          <w:tcPr>
-            <w:tcW w:w="2040" w:type="dxa"/>
-            <w:vAlign w:val="center"/>
-          </w:tcPr>
-          <w:p>
-            <w:pPr>
-              <w:pStyle w:val="20"/>
-              <w:spacing w:line="363" w:lineRule="exact"/>
-              <w:jc w:val="both"/>
-              <w:rPr>
-                <w:rFonts w:ascii="Times New Roman" w:hAnsi="Times New Roman" w:cs="Times New Roman"/>
-                <w:sz w:val="24"/>
-                <w:szCs w:val="24"/>
-              </w:rPr>
-            </w:pPr>
-            <w:r>
-              <w:rPr>
-                <w:rFonts w:ascii="Times New Roman" w:hAnsi="Times New Roman" w:cs="Times New Roman"/>
-                <w:kern w:val="2"/>
-                <w:sz w:val="24"/>
-                <w:szCs w:val="24"/>
-                <w:lang w:eastAsia="zh-CN"/>
-              </w:rPr>
-              <w:t>{{ reportdate }}</w:t>
-            </w:r>
-          </w:p>
-        </w:tc>
-        <w:tc>
-          <w:tcPr>
-            <w:tcW w:w="1166" w:type="dxa"/>
-            <w:vAlign w:val="center"/>
-          </w:tcPr>
-          <w:p>
-            <w:pPr>
-              <w:pStyle w:val="20"/>
-              <w:spacing w:line="341" w:lineRule="exact"/>
-              <w:jc w:val="both"/>
-              <w:rPr>
-                <w:rFonts w:ascii="Times New Roman" w:hAnsi="Times New Roman" w:cs="Times New Roman"/>
-                <w:b/>
-                <w:sz w:val="24"/>
-                <w:szCs w:val="24"/>
-              </w:rPr>
-            </w:pPr>
-            <w:r>
-              <w:rPr>
-                <w:rFonts w:ascii="Times New Roman" w:hAnsi="Times New Roman" w:cs="Times New Roman"/>
-                <w:b/>
-                <w:sz w:val="24"/>
-                <w:szCs w:val="24"/>
-              </w:rPr>
-              <w:t>日</w:t>
-            </w:r>
-            <w:r>
-              <w:rPr>
-                <w:rFonts w:ascii="Times New Roman" w:hAnsi="Times New Roman" w:cs="Times New Roman"/>
-                <w:b/>
-                <w:sz w:val="24"/>
-                <w:szCs w:val="24"/>
-                <w:lang w:eastAsia="zh-CN"/>
-              </w:rPr>
-              <w:t xml:space="preserve">  </w:t>
-            </w:r>
-            <w:r>
-              <w:rPr>
-                <w:rFonts w:ascii="Times New Roman" w:hAnsi="Times New Roman" w:cs="Times New Roman"/>
-                <w:b/>
-                <w:sz w:val="24"/>
-                <w:szCs w:val="24"/>
-              </w:rPr>
-              <w:t>期：</w:t>
-            </w:r>
-          </w:p>
-        </w:tc>
-        <w:tc>
-          <w:tcPr>
-            <w:tcW w:w="2294" w:type="dxa"/>
-            <w:vAlign w:val="center"/>
-          </w:tcPr>
-          <w:p>
-            <w:pPr>
-              <w:pStyle w:val="20"/>
-              <w:spacing w:line="363" w:lineRule="exact"/>
-              <w:ind w:right="15"/>
-              <w:jc w:val="both"/>
-              <w:rPr>
-                <w:rFonts w:ascii="Times New Roman" w:hAnsi="Times New Roman" w:cs="Times New Roman"/>
-                <w:sz w:val="24"/>
-                <w:szCs w:val="24"/>
-              </w:rPr>
-            </w:pPr>
-            <w:r>
-              <w:rPr>
-                <w:rFonts w:ascii="Times New Roman" w:hAnsi="Times New Roman" w:cs="Times New Roman"/>
-                <w:kern w:val="2"/>
-                <w:sz w:val="24"/>
-                <w:szCs w:val="24"/>
-                <w:lang w:eastAsia="zh-CN"/>
-              </w:rPr>
-              <w:t>{{ reportdate }}</w:t>
-            </w:r>
-          </w:p>
-        </w:tc>
-      </w:tr>
-    </w:tbl>
     <w:p>
       <w:pPr>
         <w:rPr>
           <w:rFonts w:ascii="Times New Roman" w:hAnsi="Times New Roman" w:eastAsia="微软雅黑" w:cs="Times New Roman"/>
           <w:sz w:val="24"/>
           <w:szCs w:val="24"/>
-          <w:lang w:eastAsia="zh-CN"/>
-        </w:rPr>
-      </w:pPr>
-      <w:r>
-        <w:rPr>
-          <w:rFonts w:hint="eastAsia" w:ascii="Times New Roman" w:hAnsi="Times New Roman" w:eastAsia="微软雅黑" w:cs="Times New Roman"/>
-          <w:sz w:val="24"/>
-          <w:szCs w:val="24"/>
-          <w:lang w:eastAsia="zh-CN"/>
-        </w:rPr>
-        <w:t xml:space="preserve">{% endif %}{% if testedby == </w:t>
-      </w:r>
-      <w:r>
-        <w:rPr>
-          <w:rFonts w:ascii="Times New Roman" w:hAnsi="Times New Roman" w:eastAsia="微软雅黑" w:cs="Times New Roman"/>
-          <w:sz w:val="24"/>
-          <w:szCs w:val="24"/>
-          <w:lang w:eastAsia="zh-CN"/>
-        </w:rPr>
-        <w:t>“</w:t>
-      </w:r>
-      <w:r>
-        <w:rPr>
-          <w:rFonts w:hint="eastAsia" w:ascii="Times New Roman" w:hAnsi="Times New Roman" w:eastAsia="微软雅黑" w:cs="Times New Roman"/>
-          <w:sz w:val="24"/>
-          <w:szCs w:val="24"/>
-          <w:lang w:eastAsia="zh-CN"/>
-        </w:rPr>
-        <w:t>5</w:t>
-      </w:r>
-      <w:r>
-        <w:rPr>
-          <w:rFonts w:ascii="Times New Roman" w:hAnsi="Times New Roman" w:eastAsia="微软雅黑" w:cs="Times New Roman"/>
-          <w:sz w:val="24"/>
-          <w:szCs w:val="24"/>
-          <w:lang w:eastAsia="zh-CN"/>
-        </w:rPr>
-        <w:t>”</w:t>
-      </w:r>
-      <w:r>
-        <w:rPr>
-          <w:rFonts w:hint="eastAsia" w:ascii="Times New Roman" w:hAnsi="Times New Roman" w:eastAsia="微软雅黑" w:cs="Times New Roman"/>
-          <w:sz w:val="24"/>
-          <w:szCs w:val="24"/>
-          <w:lang w:eastAsia="zh-CN"/>
-        </w:rPr>
-        <w:t xml:space="preserve"> %}</w:t>
-      </w:r>
-    </w:p>
-    <w:p>
-      <w:pPr>
-        <w:rPr>
-          <w:lang w:eastAsia="zh-CN"/>
-        </w:rPr>
-      </w:pPr>
-    </w:p>
-    <w:p>
-      <w:pPr>
-        <w:rPr>
           <w:lang w:eastAsia="zh-CN"/>
         </w:rPr>
       </w:pPr>
@@ -7351,7 +7011,7 @@
           <w:szCs w:val="24"/>
           <w:lang w:eastAsia="zh-CN"/>
         </w:rPr>
-        <w:t>6</w:t>
+        <w:t>5</w:t>
       </w:r>
       <w:r>
         <w:rPr>
@@ -7375,9 +7035,6 @@
     <w:p>
       <w:pPr>
         <w:rPr>
-          <w:rFonts w:ascii="Times New Roman" w:hAnsi="Times New Roman" w:eastAsia="微软雅黑" w:cs="Times New Roman"/>
-          <w:sz w:val="24"/>
-          <w:szCs w:val="24"/>
           <w:lang w:eastAsia="zh-CN"/>
         </w:rPr>
       </w:pPr>
@@ -7385,9 +7042,6 @@
     <w:p>
       <w:pPr>
         <w:rPr>
-          <w:rFonts w:ascii="Times New Roman" w:hAnsi="Times New Roman" w:eastAsia="微软雅黑" w:cs="Times New Roman"/>
-          <w:sz w:val="24"/>
-          <w:szCs w:val="24"/>
           <w:lang w:eastAsia="zh-CN"/>
         </w:rPr>
       </w:pPr>
@@ -7701,6 +7355,526 @@
     <w:p>
       <w:pPr>
         <w:rPr>
+          <w:rFonts w:ascii="Times New Roman" w:hAnsi="Times New Roman" w:eastAsia="微软雅黑" w:cs="Times New Roman"/>
+          <w:sz w:val="24"/>
+          <w:szCs w:val="24"/>
+          <w:lang w:eastAsia="zh-CN"/>
+        </w:rPr>
+      </w:pPr>
+      <w:r>
+        <w:rPr>
+          <w:rFonts w:hint="eastAsia" w:ascii="Times New Roman" w:hAnsi="Times New Roman" w:eastAsia="微软雅黑" w:cs="Times New Roman"/>
+          <w:sz w:val="24"/>
+          <w:szCs w:val="24"/>
+          <w:lang w:eastAsia="zh-CN"/>
+        </w:rPr>
+        <w:t xml:space="preserve">{% endif %}{% if testedby == </w:t>
+      </w:r>
+      <w:r>
+        <w:rPr>
+          <w:rFonts w:ascii="Times New Roman" w:hAnsi="Times New Roman" w:eastAsia="微软雅黑" w:cs="Times New Roman"/>
+          <w:sz w:val="24"/>
+          <w:szCs w:val="24"/>
+          <w:lang w:eastAsia="zh-CN"/>
+        </w:rPr>
+        <w:t>“</w:t>
+      </w:r>
+      <w:r>
+        <w:rPr>
+          <w:rFonts w:hint="eastAsia" w:ascii="Times New Roman" w:hAnsi="Times New Roman" w:eastAsia="微软雅黑" w:cs="Times New Roman"/>
+          <w:sz w:val="24"/>
+          <w:szCs w:val="24"/>
+          <w:lang w:eastAsia="zh-CN"/>
+        </w:rPr>
+        <w:t>6</w:t>
+      </w:r>
+      <w:r>
+        <w:rPr>
+          <w:rFonts w:ascii="Times New Roman" w:hAnsi="Times New Roman" w:eastAsia="微软雅黑" w:cs="Times New Roman"/>
+          <w:sz w:val="24"/>
+          <w:szCs w:val="24"/>
+          <w:lang w:eastAsia="zh-CN"/>
+        </w:rPr>
+        <w:t>”</w:t>
+      </w:r>
+      <w:r>
+        <w:rPr>
+          <w:rFonts w:hint="eastAsia" w:ascii="Times New Roman" w:hAnsi="Times New Roman" w:eastAsia="微软雅黑" w:cs="Times New Roman"/>
+          <w:sz w:val="24"/>
+          <w:szCs w:val="24"/>
+          <w:lang w:eastAsia="zh-CN"/>
+        </w:rPr>
+        <w:t xml:space="preserve"> %}</w:t>
+      </w:r>
+    </w:p>
+    <w:p>
+      <w:pPr>
+        <w:rPr>
+          <w:rFonts w:ascii="Times New Roman" w:hAnsi="Times New Roman" w:eastAsia="微软雅黑" w:cs="Times New Roman"/>
+          <w:sz w:val="24"/>
+          <w:szCs w:val="24"/>
+          <w:lang w:eastAsia="zh-CN"/>
+        </w:rPr>
+      </w:pPr>
+    </w:p>
+    <w:p>
+      <w:pPr>
+        <w:rPr>
+          <w:rFonts w:ascii="Times New Roman" w:hAnsi="Times New Roman" w:eastAsia="微软雅黑" w:cs="Times New Roman"/>
+          <w:sz w:val="24"/>
+          <w:szCs w:val="24"/>
+          <w:lang w:eastAsia="zh-CN"/>
+        </w:rPr>
+      </w:pPr>
+      <w:r>
+        <w:rPr>
+          <w:sz w:val="24"/>
+        </w:rPr>
+        <mc:AlternateContent>
+          <mc:Choice Requires="wpg">
+            <w:drawing>
+              <wp:anchor distT="0" distB="0" distL="114300" distR="114300" simplePos="0" relativeHeight="251670528" behindDoc="0" locked="0" layoutInCell="1" allowOverlap="1">
+                <wp:simplePos x="0" y="0"/>
+                <wp:positionH relativeFrom="column">
+                  <wp:posOffset>2785745</wp:posOffset>
+                </wp:positionH>
+                <wp:positionV relativeFrom="paragraph">
+                  <wp:posOffset>4445</wp:posOffset>
+                </wp:positionV>
+                <wp:extent cx="2757805" cy="627380"/>
+                <wp:effectExtent l="0" t="0" r="635" b="12700"/>
+                <wp:wrapNone/>
+                <wp:docPr id="16" name="组合 34"/>
+                <wp:cNvGraphicFramePr/>
+                <a:graphic xmlns:a="http://schemas.openxmlformats.org/drawingml/2006/main">
+                  <a:graphicData uri="http://schemas.microsoft.com/office/word/2010/wordprocessingGroup">
+                    <wpg:wgp>
+                      <wpg:cNvGrpSpPr/>
+                      <wpg:grpSpPr>
+                        <a:xfrm rot="0">
+                          <a:off x="3534410" y="6900545"/>
+                          <a:ext cx="2757805" cy="627380"/>
+                          <a:chOff x="12609" y="13215"/>
+                          <a:chExt cx="4343" cy="988"/>
+                        </a:xfrm>
+                      </wpg:grpSpPr>
+                      <pic:pic xmlns:pic="http://schemas.openxmlformats.org/drawingml/2006/picture">
+                        <pic:nvPicPr>
+                          <pic:cNvPr id="50" name="图片 1" descr="IMG_256"/>
+                          <pic:cNvPicPr>
+                            <a:picLocks noChangeAspect="1"/>
+                          </pic:cNvPicPr>
+                        </pic:nvPicPr>
+                        <pic:blipFill>
+                          <a:blip r:embed="rId16">
+                            <a:clrChange>
+                              <a:clrFrom>
+                                <a:srgbClr val="AAA9A5">
+                                  <a:alpha val="100000"/>
+                                </a:srgbClr>
+                              </a:clrFrom>
+                              <a:clrTo>
+                                <a:srgbClr val="AAA9A5">
+                                  <a:alpha val="100000"/>
+                                  <a:alpha val="0"/>
+                                </a:srgbClr>
+                              </a:clrTo>
+                            </a:clrChange>
+                          </a:blip>
+                          <a:srcRect l="27431" t="30452" r="31962" b="18126"/>
+                          <a:stretch>
+                            <a:fillRect/>
+                          </a:stretch>
+                        </pic:blipFill>
+                        <pic:spPr>
+                          <a:xfrm>
+                            <a:off x="12609" y="13215"/>
+                            <a:ext cx="781" cy="989"/>
+                          </a:xfrm>
+                          <a:prstGeom prst="rect">
+                            <a:avLst/>
+                          </a:prstGeom>
+                          <a:noFill/>
+                          <a:ln w="9525">
+                            <a:noFill/>
+                          </a:ln>
+                        </pic:spPr>
+                      </pic:pic>
+                      <pic:pic xmlns:pic="http://schemas.openxmlformats.org/drawingml/2006/picture">
+                        <pic:nvPicPr>
+                          <pic:cNvPr id="54" name="图片 31" descr="微信图片_20220215110121"/>
+                          <pic:cNvPicPr>
+                            <a:picLocks noChangeAspect="1"/>
+                          </pic:cNvPicPr>
+                        </pic:nvPicPr>
+                        <pic:blipFill>
+                          <a:blip r:embed="rId12">
+                            <a:clrChange>
+                              <a:clrFrom>
+                                <a:srgbClr val="A09D98">
+                                  <a:alpha val="100000"/>
+                                </a:srgbClr>
+                              </a:clrFrom>
+                              <a:clrTo>
+                                <a:srgbClr val="A09D98">
+                                  <a:alpha val="100000"/>
+                                  <a:alpha val="0"/>
+                                </a:srgbClr>
+                              </a:clrTo>
+                            </a:clrChange>
+                            <a:biLevel thresh="50000"/>
+                          </a:blip>
+                          <a:stretch>
+                            <a:fillRect/>
+                          </a:stretch>
+                        </pic:blipFill>
+                        <pic:spPr>
+                          <a:xfrm>
+                            <a:off x="15718" y="13246"/>
+                            <a:ext cx="1234" cy="715"/>
+                          </a:xfrm>
+                          <a:prstGeom prst="rect">
+                            <a:avLst/>
+                          </a:prstGeom>
+                        </pic:spPr>
+                      </pic:pic>
+                    </wpg:wgp>
+                  </a:graphicData>
+                </a:graphic>
+              </wp:anchor>
+            </w:drawing>
+          </mc:Choice>
+          <mc:Fallback>
+            <w:pict>
+              <v:group id="组合 34" o:spid="_x0000_s1026" o:spt="203" style="position:absolute;left:0pt;margin-left:219.35pt;margin-top:0.35pt;height:49.4pt;width:217.15pt;z-index:251670528;mso-width-relative:page;mso-height-relative:page;" coordorigin="12609,13215" coordsize="4343,988" o:gfxdata="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">
+                <o:lock v:ext="edit" aspectratio="f"/>
+                <v:shape id="图片 1" o:spid="_x0000_s1026" o:spt="75" alt="IMG_256" type="#_x0000_t75" style="position:absolute;left:12609;top:13215;height:989;width:781;" filled="f" o:preferrelative="t" stroked="f" coordsize="21600,21600" o:gfxdata="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">
+                  <v:fill on="f" focussize="0,0"/>
+                  <v:stroke on="f"/>
+                  <v:imagedata r:id="rId16" cropleft="17977f" croptop="19957f" cropright="20947f" cropbottom="11879f" chromakey="#AAA9A5" o:title=""/>
+                  <o:lock v:ext="edit" aspectratio="t"/>
+                </v:shape>
+                <v:shape id="图片 31" o:spid="_x0000_s1026" o:spt="75" alt="微信图片_20220215110121" type="#_x0000_t75" style="position:absolute;left:15718;top:13246;height:715;width:1234;" filled="f" o:preferrelative="t" stroked="f" coordsize="21600,21600" o:gfxdata="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">
+                  <v:fill on="f" focussize="0,0"/>
+                  <v:stroke on="f"/>
+                  <v:imagedata r:id="rId12" grayscale="t" bilevel="t" chromakey="#A09D98" o:title=""/>
+                  <o:lock v:ext="edit" aspectratio="t"/>
+                </v:shape>
+              </v:group>
+            </w:pict>
+          </mc:Fallback>
+        </mc:AlternateContent>
+      </w:r>
+    </w:p>
+    <w:tbl>
+      <w:tblPr>
+        <w:tblStyle w:val="34"/>
+        <w:tblW w:w="6772" w:type="dxa"/>
+        <w:jc w:val="right"/>
+        <w:tblLayout w:type="fixed"/>
+        <w:tblCellMar>
+          <w:top w:w="0" w:type="dxa"/>
+          <w:left w:w="0" w:type="dxa"/>
+          <w:bottom w:w="0" w:type="dxa"/>
+          <w:right w:w="0" w:type="dxa"/>
+        </w:tblCellMar>
+      </w:tblPr>
+      <w:tblGrid>
+        <w:gridCol w:w="1272"/>
+        <w:gridCol w:w="2040"/>
+        <w:gridCol w:w="1166"/>
+        <w:gridCol w:w="2294"/>
+      </w:tblGrid>
+      <w:tr>
+        <w:tblPrEx>
+          <w:tblCellMar>
+            <w:top w:w="0" w:type="dxa"/>
+            <w:left w:w="0" w:type="dxa"/>
+            <w:bottom w:w="0" w:type="dxa"/>
+            <w:right w:w="0" w:type="dxa"/>
+          </w:tblCellMar>
+        </w:tblPrEx>
+        <w:trPr>
+          <w:trHeight w:val="441" w:hRule="exact"/>
+          <w:jc w:val="right"/>
+        </w:trPr>
+        <w:tc>
+          <w:tcPr>
+            <w:tcW w:w="1272" w:type="dxa"/>
+            <w:vAlign w:val="center"/>
+          </w:tcPr>
+          <w:p>
+            <w:pPr>
+              <w:pStyle w:val="20"/>
+              <w:spacing w:before="13"/>
+              <w:ind w:left="13" w:right="95"/>
+              <w:jc w:val="both"/>
+              <w:rPr>
+                <w:rFonts w:ascii="Times New Roman" w:hAnsi="Times New Roman" w:cs="Times New Roman"/>
+                <w:b/>
+                <w:sz w:val="24"/>
+                <w:szCs w:val="24"/>
+              </w:rPr>
+            </w:pPr>
+            <w:r>
+              <w:rPr>
+                <w:rFonts w:ascii="Times New Roman" w:hAnsi="Times New Roman" w:cs="Times New Roman"/>
+                <w:b/>
+                <w:sz w:val="24"/>
+                <w:szCs w:val="24"/>
+              </w:rPr>
+              <w:t>检测人：</w:t>
+            </w:r>
+          </w:p>
+        </w:tc>
+        <w:tc>
+          <w:tcPr>
+            <w:tcW w:w="2040" w:type="dxa"/>
+            <w:vAlign w:val="center"/>
+          </w:tcPr>
+          <w:p>
+            <w:pPr>
+              <w:pStyle w:val="20"/>
+              <w:spacing w:before="13"/>
+              <w:jc w:val="both"/>
+              <w:rPr>
+                <w:rFonts w:ascii="Times New Roman" w:hAnsi="Times New Roman" w:cs="Times New Roman"/>
+                <w:b/>
+                <w:sz w:val="24"/>
+                <w:szCs w:val="24"/>
+              </w:rPr>
+            </w:pPr>
+          </w:p>
+        </w:tc>
+        <w:tc>
+          <w:tcPr>
+            <w:tcW w:w="1166" w:type="dxa"/>
+            <w:vAlign w:val="center"/>
+          </w:tcPr>
+          <w:p>
+            <w:pPr>
+              <w:pStyle w:val="20"/>
+              <w:spacing w:before="13"/>
+              <w:jc w:val="both"/>
+              <w:rPr>
+                <w:rFonts w:ascii="Times New Roman" w:hAnsi="Times New Roman" w:cs="Times New Roman"/>
+                <w:b/>
+                <w:sz w:val="24"/>
+                <w:szCs w:val="24"/>
+              </w:rPr>
+            </w:pPr>
+            <w:r>
+              <w:rPr>
+                <w:rFonts w:ascii="Times New Roman" w:hAnsi="Times New Roman" w:cs="Times New Roman"/>
+                <w:b/>
+                <w:sz w:val="24"/>
+                <w:szCs w:val="24"/>
+              </w:rPr>
+              <w:t>复核人</w:t>
+            </w:r>
+            <w:r>
+              <w:rPr>
+                <w:rFonts w:ascii="Times New Roman" w:hAnsi="Times New Roman" w:cs="Times New Roman"/>
+                <w:b/>
+                <w:sz w:val="24"/>
+                <w:szCs w:val="24"/>
+                <w:lang w:eastAsia="zh-CN"/>
+              </w:rPr>
+              <w:t>：</w:t>
+            </w:r>
+          </w:p>
+        </w:tc>
+        <w:tc>
+          <w:tcPr>
+            <w:tcW w:w="2294" w:type="dxa"/>
+            <w:vAlign w:val="center"/>
+          </w:tcPr>
+          <w:p>
+            <w:pPr>
+              <w:pStyle w:val="20"/>
+              <w:spacing w:before="13"/>
+              <w:ind w:right="15"/>
+              <w:jc w:val="both"/>
+              <w:rPr>
+                <w:rFonts w:ascii="Times New Roman" w:hAnsi="Times New Roman" w:cs="Times New Roman"/>
+                <w:b/>
+                <w:sz w:val="24"/>
+                <w:szCs w:val="24"/>
+              </w:rPr>
+            </w:pPr>
+          </w:p>
+        </w:tc>
+      </w:tr>
+      <w:tr>
+        <w:tblPrEx>
+          <w:tblCellMar>
+            <w:top w:w="0" w:type="dxa"/>
+            <w:left w:w="0" w:type="dxa"/>
+            <w:bottom w:w="0" w:type="dxa"/>
+            <w:right w:w="0" w:type="dxa"/>
+          </w:tblCellMar>
+        </w:tblPrEx>
+        <w:trPr>
+          <w:trHeight w:val="457" w:hRule="exact"/>
+          <w:jc w:val="right"/>
+        </w:trPr>
+        <w:tc>
+          <w:tcPr>
+            <w:tcW w:w="1272" w:type="dxa"/>
+            <w:vAlign w:val="center"/>
+          </w:tcPr>
+          <w:p>
+            <w:pPr>
+              <w:pStyle w:val="20"/>
+              <w:spacing w:line="341" w:lineRule="exact"/>
+              <w:ind w:left="13" w:right="165"/>
+              <w:jc w:val="both"/>
+              <w:rPr>
+                <w:rFonts w:ascii="Times New Roman" w:hAnsi="Times New Roman" w:cs="Times New Roman"/>
+                <w:b/>
+                <w:sz w:val="24"/>
+                <w:szCs w:val="24"/>
+              </w:rPr>
+            </w:pPr>
+            <w:r>
+              <w:rPr>
+                <w:rFonts w:ascii="Times New Roman" w:hAnsi="Times New Roman" w:cs="Times New Roman"/>
+                <w:b/>
+                <w:sz w:val="24"/>
+                <w:szCs w:val="24"/>
+              </w:rPr>
+              <w:t>日</w:t>
+            </w:r>
+            <w:r>
+              <w:rPr>
+                <w:rFonts w:ascii="Times New Roman" w:hAnsi="Times New Roman" w:cs="Times New Roman"/>
+                <w:b/>
+                <w:sz w:val="24"/>
+                <w:szCs w:val="24"/>
+                <w:lang w:eastAsia="zh-CN"/>
+              </w:rPr>
+              <w:t xml:space="preserve">  </w:t>
+            </w:r>
+            <w:r>
+              <w:rPr>
+                <w:rFonts w:ascii="Times New Roman" w:hAnsi="Times New Roman" w:cs="Times New Roman"/>
+                <w:b/>
+                <w:sz w:val="24"/>
+                <w:szCs w:val="24"/>
+              </w:rPr>
+              <w:t>期：</w:t>
+            </w:r>
+          </w:p>
+        </w:tc>
+        <w:tc>
+          <w:tcPr>
+            <w:tcW w:w="2040" w:type="dxa"/>
+            <w:vAlign w:val="center"/>
+          </w:tcPr>
+          <w:p>
+            <w:pPr>
+              <w:pStyle w:val="20"/>
+              <w:spacing w:line="363" w:lineRule="exact"/>
+              <w:jc w:val="both"/>
+              <w:rPr>
+                <w:rFonts w:ascii="Times New Roman" w:hAnsi="Times New Roman" w:cs="Times New Roman"/>
+                <w:sz w:val="24"/>
+                <w:szCs w:val="24"/>
+              </w:rPr>
+            </w:pPr>
+            <w:r>
+              <w:rPr>
+                <w:rFonts w:ascii="Times New Roman" w:hAnsi="Times New Roman" w:cs="Times New Roman"/>
+                <w:kern w:val="2"/>
+                <w:sz w:val="24"/>
+                <w:szCs w:val="24"/>
+                <w:lang w:eastAsia="zh-CN"/>
+              </w:rPr>
+              <w:t>{{ reportdate }}</w:t>
+            </w:r>
+          </w:p>
+        </w:tc>
+        <w:tc>
+          <w:tcPr>
+            <w:tcW w:w="1166" w:type="dxa"/>
+            <w:vAlign w:val="center"/>
+          </w:tcPr>
+          <w:p>
+            <w:pPr>
+              <w:pStyle w:val="20"/>
+              <w:spacing w:line="341" w:lineRule="exact"/>
+              <w:jc w:val="both"/>
+              <w:rPr>
+                <w:rFonts w:ascii="Times New Roman" w:hAnsi="Times New Roman" w:cs="Times New Roman"/>
+                <w:b/>
+                <w:sz w:val="24"/>
+                <w:szCs w:val="24"/>
+              </w:rPr>
+            </w:pPr>
+            <w:r>
+              <w:rPr>
+                <w:rFonts w:ascii="Times New Roman" w:hAnsi="Times New Roman" w:cs="Times New Roman"/>
+                <w:b/>
+                <w:sz w:val="24"/>
+                <w:szCs w:val="24"/>
+              </w:rPr>
+              <w:t>日</w:t>
+            </w:r>
+            <w:r>
+              <w:rPr>
+                <w:rFonts w:ascii="Times New Roman" w:hAnsi="Times New Roman" w:cs="Times New Roman"/>
+                <w:b/>
+                <w:sz w:val="24"/>
+                <w:szCs w:val="24"/>
+                <w:lang w:eastAsia="zh-CN"/>
+              </w:rPr>
+              <w:t xml:space="preserve">  </w:t>
+            </w:r>
+            <w:r>
+              <w:rPr>
+                <w:rFonts w:ascii="Times New Roman" w:hAnsi="Times New Roman" w:cs="Times New Roman"/>
+                <w:b/>
+                <w:sz w:val="24"/>
+                <w:szCs w:val="24"/>
+              </w:rPr>
+              <w:t>期：</w:t>
+            </w:r>
+          </w:p>
+        </w:tc>
+        <w:tc>
+          <w:tcPr>
+            <w:tcW w:w="2294" w:type="dxa"/>
+            <w:vAlign w:val="center"/>
+          </w:tcPr>
+          <w:p>
+            <w:pPr>
+              <w:pStyle w:val="20"/>
+              <w:spacing w:line="363" w:lineRule="exact"/>
+              <w:ind w:right="15"/>
+              <w:jc w:val="both"/>
+              <w:rPr>
+                <w:rFonts w:ascii="Times New Roman" w:hAnsi="Times New Roman" w:cs="Times New Roman"/>
+                <w:sz w:val="24"/>
+                <w:szCs w:val="24"/>
+              </w:rPr>
+            </w:pPr>
+            <w:r>
+              <w:rPr>
+                <w:rFonts w:ascii="Times New Roman" w:hAnsi="Times New Roman" w:cs="Times New Roman"/>
+                <w:kern w:val="2"/>
+                <w:sz w:val="24"/>
+                <w:szCs w:val="24"/>
+                <w:lang w:eastAsia="zh-CN"/>
+              </w:rPr>
+              <w:t>{{ reportdate }}</w:t>
+            </w:r>
+          </w:p>
+        </w:tc>
+      </w:tr>
+    </w:tbl>
+    <w:p>
+      <w:pPr>
+        <w:rPr>
           <w:rFonts w:ascii="Times New Roman" w:hAnsi="Times New Roman" w:eastAsia="微软雅黑" w:cs="黑体"/>
           <w:b/>
           <w:bCs/>
@@ -7719,6 +7893,8 @@
         </w:rPr>
         <w:t>{% endif %}</w:t>
       </w:r>
+      <w:bookmarkStart w:id="25" w:name="_Toc21059"/>
+      <w:bookmarkStart w:id="26" w:name="_Toc14270"/>
       <w:r>
         <w:rPr>
           <w:rFonts w:ascii="Times New Roman" w:hAnsi="Times New Roman" w:eastAsia="微软雅黑" w:cs="黑体"/>
@@ -7731,6 +7907,8 @@
         </w:rPr>
         <w:br w:type="page"/>
       </w:r>
+      <w:bookmarkStart w:id="107" w:name="_GoBack"/>
+      <w:bookmarkEnd w:id="107"/>
     </w:p>
     <w:bookmarkEnd w:id="25"/>
     <w:bookmarkEnd w:id="26"/>
@@ -7791,15 +7969,15 @@
           <w:lang w:eastAsia="zh-CN"/>
         </w:rPr>
       </w:pPr>
-      <w:bookmarkStart w:id="27" w:name="_Toc149832732"/>
-      <w:bookmarkStart w:id="28" w:name="_Toc149826007"/>
-      <w:bookmarkStart w:id="29" w:name="_Toc26774"/>
-      <w:bookmarkStart w:id="30" w:name="_Toc6282"/>
+      <w:bookmarkStart w:id="27" w:name="_Toc6282"/>
+      <w:bookmarkStart w:id="28" w:name="_Toc149832732"/>
+      <w:bookmarkStart w:id="29" w:name="_Toc149826007"/>
+      <w:bookmarkStart w:id="30" w:name="_Toc26774"/>
       <w:bookmarkStart w:id="31" w:name="_Toc32443_WPSOffice_Level1"/>
-      <w:bookmarkStart w:id="32" w:name="_Toc25727"/>
-      <w:bookmarkStart w:id="33" w:name="_Toc23903"/>
-      <w:bookmarkStart w:id="34" w:name="_Toc4331_WPSOffice_Level1"/>
-      <w:bookmarkStart w:id="35" w:name="_Toc23846_WPSOffice_Level1"/>
+      <w:bookmarkStart w:id="32" w:name="_Toc23846_WPSOffice_Level1"/>
+      <w:bookmarkStart w:id="33" w:name="_Toc4331_WPSOffice_Level1"/>
+      <w:bookmarkStart w:id="34" w:name="_Toc23903"/>
+      <w:bookmarkStart w:id="35" w:name="_Toc25727"/>
       <w:r>
         <w:rPr>
           <w:rFonts w:hint="eastAsia"/>
@@ -8000,6 +8178,12 @@
             <w:insideH w:val="single" w:color="A4A4A4" w:sz="4" w:space="0"/>
             <w:insideV w:val="single" w:color="A4A4A4" w:sz="4" w:space="0"/>
           </w:tblBorders>
+          <w:tblCellMar>
+            <w:top w:w="0" w:type="dxa"/>
+            <w:left w:w="0" w:type="dxa"/>
+            <w:bottom w:w="0" w:type="dxa"/>
+            <w:right w:w="0" w:type="dxa"/>
+          </w:tblCellMar>
         </w:tblPrEx>
         <w:trPr>
           <w:trHeight w:val="510" w:hRule="atLeast"/>
@@ -12540,10 +12724,10 @@
           <w:lang w:eastAsia="zh-CN"/>
         </w:rPr>
       </w:pPr>
-      <w:bookmarkStart w:id="36" w:name="_Toc12966"/>
-      <w:bookmarkStart w:id="37" w:name="_Toc10223"/>
-      <w:bookmarkStart w:id="38" w:name="_Toc106719764"/>
-      <w:bookmarkStart w:id="39" w:name="_Toc20034"/>
+      <w:bookmarkStart w:id="36" w:name="_Toc106719764"/>
+      <w:bookmarkStart w:id="37" w:name="_Toc20034"/>
+      <w:bookmarkStart w:id="38" w:name="_Toc12966"/>
+      <w:bookmarkStart w:id="39" w:name="_Toc10223"/>
       <w:r>
         <w:rPr>
           <w:rFonts w:hint="eastAsia"/>
@@ -15634,16 +15818,16 @@
           <w:szCs w:val="24"/>
         </w:rPr>
       </w:pPr>
-      <w:bookmarkStart w:id="40" w:name="_Toc149832736"/>
+      <w:bookmarkStart w:id="40" w:name="_Toc18793"/>
       <w:bookmarkStart w:id="41" w:name="_Toc180"/>
       <w:bookmarkStart w:id="42" w:name="_Toc149826012"/>
-      <w:bookmarkStart w:id="43" w:name="_Toc31417"/>
-      <w:bookmarkStart w:id="44" w:name="_Toc18793"/>
-      <w:bookmarkStart w:id="45" w:name="_Toc1707_WPSOffice_Level1"/>
+      <w:bookmarkStart w:id="43" w:name="_Toc149832736"/>
+      <w:bookmarkStart w:id="44" w:name="_Toc31417"/>
+      <w:bookmarkStart w:id="45" w:name="_Toc28240"/>
       <w:bookmarkStart w:id="46" w:name="_Toc27302"/>
-      <w:bookmarkStart w:id="47" w:name="_Toc13196_WPSOffice_Level1"/>
-      <w:bookmarkStart w:id="48" w:name="_Toc21764_WPSOffice_Level1"/>
-      <w:bookmarkStart w:id="49" w:name="_Toc28240"/>
+      <w:bookmarkStart w:id="47" w:name="_Toc1707_WPSOffice_Level1"/>
+      <w:bookmarkStart w:id="48" w:name="_Toc13196_WPSOffice_Level1"/>
+      <w:bookmarkStart w:id="49" w:name="_Toc21764_WPSOffice_Level1"/>
       <w:r>
         <w:rPr>
           <w:color w:val="62B541"/>
@@ -15676,11 +15860,11 @@
           <w:lang w:eastAsia="zh-CN"/>
         </w:rPr>
       </w:pPr>
-      <w:bookmarkStart w:id="50" w:name="_Toc26556"/>
-      <w:bookmarkStart w:id="51" w:name="_Toc32302"/>
+      <w:bookmarkStart w:id="50" w:name="_Toc32302"/>
+      <w:bookmarkStart w:id="51" w:name="_Toc26556"/>
       <w:bookmarkStart w:id="52" w:name="_Toc8516"/>
-      <w:bookmarkStart w:id="53" w:name="_Toc149832737"/>
-      <w:bookmarkStart w:id="54" w:name="_Toc149826013"/>
+      <w:bookmarkStart w:id="53" w:name="_Toc149826013"/>
+      <w:bookmarkStart w:id="54" w:name="_Toc149832737"/>
       <w:r>
         <w:rPr>
           <w:rFonts w:hint="eastAsia"/>
@@ -24706,10 +24890,10 @@
           <w:lang w:eastAsia="zh-CN"/>
         </w:rPr>
       </w:pPr>
-      <w:bookmarkStart w:id="56" w:name="_Toc3762"/>
-      <w:bookmarkStart w:id="57" w:name="_Toc15840_WPSOffice_Level1"/>
-      <w:bookmarkStart w:id="58" w:name="_Toc14255_WPSOffice_Level1"/>
-      <w:bookmarkStart w:id="59" w:name="_Toc24085_WPSOffice_Level1"/>
+      <w:bookmarkStart w:id="56" w:name="_Toc24085_WPSOffice_Level1"/>
+      <w:bookmarkStart w:id="57" w:name="_Toc3762"/>
+      <w:bookmarkStart w:id="58" w:name="_Toc15840_WPSOffice_Level1"/>
+      <w:bookmarkStart w:id="59" w:name="_Toc14255_WPSOffice_Level1"/>
       <w:r>
         <w:rPr>
           <w:rFonts w:hint="eastAsia"/>
@@ -24730,11 +24914,11 @@
           <w:lang w:eastAsia="zh-CN"/>
         </w:rPr>
       </w:pPr>
-      <w:bookmarkStart w:id="60" w:name="_Toc28810_WPSOffice_Level1"/>
-      <w:bookmarkStart w:id="61" w:name="_Toc11896_WPSOffice_Level1"/>
-      <w:bookmarkStart w:id="62" w:name="_Toc18699"/>
-      <w:bookmarkStart w:id="63" w:name="_Toc11193_WPSOffice_Level1"/>
-      <w:bookmarkStart w:id="64" w:name="_Hlk33190413"/>
+      <w:bookmarkStart w:id="60" w:name="_Hlk33190413"/>
+      <w:bookmarkStart w:id="61" w:name="_Toc18699"/>
+      <w:bookmarkStart w:id="62" w:name="_Toc11193_WPSOffice_Level1"/>
+      <w:bookmarkStart w:id="63" w:name="_Toc11896_WPSOffice_Level1"/>
+      <w:bookmarkStart w:id="64" w:name="_Toc28810_WPSOffice_Level1"/>
     </w:p>
     <w:tbl>
       <w:tblPr>
@@ -28677,16 +28861,16 @@
           <w:szCs w:val="22"/>
         </w:rPr>
       </w:pPr>
-      <w:bookmarkStart w:id="73" w:name="_Toc29283"/>
+      <w:bookmarkStart w:id="73" w:name="_Toc28146"/>
       <w:bookmarkStart w:id="74" w:name="_Toc3846"/>
-      <w:bookmarkStart w:id="75" w:name="_Toc2352"/>
-      <w:bookmarkStart w:id="76" w:name="_Toc5400"/>
-      <w:bookmarkStart w:id="77" w:name="_Toc1823"/>
-      <w:bookmarkStart w:id="78" w:name="_Toc27291"/>
-      <w:bookmarkStart w:id="79" w:name="_Toc32060"/>
-      <w:bookmarkStart w:id="80" w:name="_Toc13405"/>
-      <w:bookmarkStart w:id="81" w:name="_Toc28146"/>
-      <w:bookmarkStart w:id="82" w:name="_Toc8534"/>
+      <w:bookmarkStart w:id="75" w:name="_Toc13405"/>
+      <w:bookmarkStart w:id="76" w:name="_Toc8534"/>
+      <w:bookmarkStart w:id="77" w:name="_Toc27291"/>
+      <w:bookmarkStart w:id="78" w:name="_Toc2352"/>
+      <w:bookmarkStart w:id="79" w:name="_Toc29283"/>
+      <w:bookmarkStart w:id="80" w:name="_Toc5400"/>
+      <w:bookmarkStart w:id="81" w:name="_Toc1823"/>
+      <w:bookmarkStart w:id="82" w:name="_Toc32060"/>
       <w:r>
         <w:rPr>
           <w:b w:val="0"/>
@@ -28855,15 +29039,15 @@
         </w:rPr>
       </w:pPr>
       <w:bookmarkStart w:id="83" w:name="_Toc32584"/>
-      <w:bookmarkStart w:id="84" w:name="_Toc2350"/>
-      <w:bookmarkStart w:id="85" w:name="_Toc21034"/>
-      <w:bookmarkStart w:id="86" w:name="_Toc126"/>
-      <w:bookmarkStart w:id="87" w:name="_Toc783"/>
+      <w:bookmarkStart w:id="84" w:name="_Toc21034"/>
+      <w:bookmarkStart w:id="85" w:name="_Toc12456"/>
+      <w:bookmarkStart w:id="86" w:name="_Toc32450"/>
+      <w:bookmarkStart w:id="87" w:name="_Toc126"/>
       <w:bookmarkStart w:id="88" w:name="_Toc30035"/>
-      <w:bookmarkStart w:id="89" w:name="_Toc10299"/>
-      <w:bookmarkStart w:id="90" w:name="_Toc22196"/>
-      <w:bookmarkStart w:id="91" w:name="_Toc12456"/>
-      <w:bookmarkStart w:id="92" w:name="_Toc32450"/>
+      <w:bookmarkStart w:id="89" w:name="_Toc783"/>
+      <w:bookmarkStart w:id="90" w:name="_Toc2350"/>
+      <w:bookmarkStart w:id="91" w:name="_Toc22196"/>
+      <w:bookmarkStart w:id="92" w:name="_Toc10299"/>
       <w:r>
         <w:rPr>
           <w:b w:val="0"/>
@@ -29077,12 +29261,12 @@
         </w:rPr>
       </w:pPr>
       <w:bookmarkStart w:id="93" w:name="_Toc9988"/>
-      <w:bookmarkStart w:id="94" w:name="_Toc3409"/>
-      <w:bookmarkStart w:id="95" w:name="_Toc15114"/>
+      <w:bookmarkStart w:id="94" w:name="_Toc15114"/>
+      <w:bookmarkStart w:id="95" w:name="_Toc3409"/>
       <w:bookmarkStart w:id="96" w:name="_Toc26985_WPSOffice_Level1"/>
-      <w:bookmarkStart w:id="97" w:name="_Toc20170_WPSOffice_Level1"/>
-      <w:bookmarkStart w:id="98" w:name="_Toc28454_WPSOffice_Level1"/>
-      <w:bookmarkStart w:id="99" w:name="_Toc24980"/>
+      <w:bookmarkStart w:id="97" w:name="_Toc24980"/>
+      <w:bookmarkStart w:id="98" w:name="_Toc20170_WPSOffice_Level1"/>
+      <w:bookmarkStart w:id="99" w:name="_Toc28454_WPSOffice_Level1"/>
       <w:r>
         <w:rPr>
           <w:rFonts w:hint="eastAsia"/>
@@ -29300,11 +29484,11 @@
           <w:lang w:eastAsia="zh-CN"/>
         </w:rPr>
       </w:pPr>
-      <w:bookmarkStart w:id="100" w:name="_Toc13275"/>
-      <w:bookmarkStart w:id="101" w:name="_Toc5404"/>
-      <w:bookmarkStart w:id="102" w:name="_Toc19584_WPSOffice_Level1"/>
-      <w:bookmarkStart w:id="103" w:name="_Toc24894"/>
-      <w:bookmarkStart w:id="104" w:name="_Toc22162_WPSOffice_Level1"/>
+      <w:bookmarkStart w:id="100" w:name="_Toc22162_WPSOffice_Level1"/>
+      <w:bookmarkStart w:id="101" w:name="_Toc24894"/>
+      <w:bookmarkStart w:id="102" w:name="_Toc5404"/>
+      <w:bookmarkStart w:id="103" w:name="_Toc19584_WPSOffice_Level1"/>
+      <w:bookmarkStart w:id="104" w:name="_Toc13275"/>
       <w:bookmarkStart w:id="105" w:name="_Toc14611_WPSOffice_Level1"/>
       <w:bookmarkStart w:id="106" w:name="_Toc22623"/>
       <w:r>
@@ -30150,7 +30334,7 @@
                     </pic:cNvPicPr>
                   </pic:nvPicPr>
                   <pic:blipFill>
-                    <a:blip r:embed="rId16"/>
+                    <a:blip r:embed="rId17"/>
                     <a:stretch>
                       <a:fillRect/>
                     </a:stretch>
@@ -32898,6 +33082,7 @@
     <customSectPr/>
     <customSectPr/>
     <customSectPr/>
+    <customSectPr/>
   </customSectProps>
   <customShpExts>
     <customShpInfo spid="_x0000_s1026" textRotate="1"/>

--- a/WebContent/docx/中国人群BRCA12基因分子分型研究_体系-武汉平安好医.docx
+++ b/WebContent/docx/中国人群BRCA12基因分子分型研究_体系-武汉平安好医.docx
@@ -1247,15 +1247,6 @@
         <w:fldChar w:fldCharType="separate"/>
       </w:r>
       <w:r>
-        <w:fldChar w:fldCharType="begin"/>
-      </w:r>
-      <w:r>
-        <w:instrText xml:space="preserve"> HYPERLINK \l "_Toc31652" </w:instrText>
-      </w:r>
-      <w:r>
-        <w:fldChar w:fldCharType="separate"/>
-      </w:r>
-      <w:r>
         <w:rPr>
           <w:rFonts w:ascii="Times New Roman" w:hAnsi="Times New Roman" w:eastAsia="微软雅黑"/>
           <w:b/>
@@ -1263,7 +1254,7 @@
           <w:sz w:val="32"/>
           <w:lang w:eastAsia="zh-CN"/>
         </w:rPr>
-        <w:t>样本信息</w:t>
+        <w:fldChar w:fldCharType="begin"/>
       </w:r>
       <w:r>
         <w:rPr>
@@ -1273,7 +1264,7 @@
           <w:sz w:val="32"/>
           <w:lang w:eastAsia="zh-CN"/>
         </w:rPr>
-        <w:tab/>
+        <w:instrText xml:space="preserve"> HYPERLINK \l _Toc28461 </w:instrText>
       </w:r>
       <w:r>
         <w:rPr>
@@ -1283,7 +1274,7 @@
           <w:sz w:val="32"/>
           <w:lang w:eastAsia="zh-CN"/>
         </w:rPr>
-        <w:fldChar w:fldCharType="begin"/>
+        <w:fldChar w:fldCharType="separate"/>
       </w:r>
       <w:r>
         <w:rPr>
@@ -1293,7 +1284,37 @@
           <w:sz w:val="32"/>
           <w:lang w:eastAsia="zh-CN"/>
         </w:rPr>
-        <w:instrText xml:space="preserve"> PAGEREF _Toc31652 \h </w:instrText>
+        <w:t>样本信息</w:t>
+      </w:r>
+      <w:r>
+        <w:rPr>
+          <w:rFonts w:ascii="Times New Roman" w:hAnsi="Times New Roman" w:eastAsia="微软雅黑"/>
+          <w:b/>
+          <w:color w:val="62B541"/>
+          <w:sz w:val="32"/>
+          <w:lang w:eastAsia="zh-CN"/>
+        </w:rPr>
+        <w:tab/>
+      </w:r>
+      <w:r>
+        <w:rPr>
+          <w:rFonts w:ascii="Times New Roman" w:hAnsi="Times New Roman" w:eastAsia="微软雅黑"/>
+          <w:b/>
+          <w:color w:val="62B541"/>
+          <w:sz w:val="32"/>
+          <w:lang w:eastAsia="zh-CN"/>
+        </w:rPr>
+        <w:fldChar w:fldCharType="begin"/>
+      </w:r>
+      <w:r>
+        <w:rPr>
+          <w:rFonts w:ascii="Times New Roman" w:hAnsi="Times New Roman" w:eastAsia="微软雅黑"/>
+          <w:b/>
+          <w:color w:val="62B541"/>
+          <w:sz w:val="32"/>
+          <w:lang w:eastAsia="zh-CN"/>
+        </w:rPr>
+        <w:instrText xml:space="preserve"> PAGEREF _Toc28461 \h </w:instrText>
       </w:r>
       <w:r>
         <w:rPr>
@@ -1351,15 +1372,6 @@
         </w:rPr>
       </w:pPr>
       <w:r>
-        <w:fldChar w:fldCharType="begin"/>
-      </w:r>
-      <w:r>
-        <w:instrText xml:space="preserve"> HYPERLINK \l "_Toc20895" </w:instrText>
-      </w:r>
-      <w:r>
-        <w:fldChar w:fldCharType="separate"/>
-      </w:r>
-      <w:r>
         <w:rPr>
           <w:rFonts w:ascii="Times New Roman" w:hAnsi="Times New Roman" w:eastAsia="微软雅黑"/>
           <w:b/>
@@ -1367,7 +1379,7 @@
           <w:sz w:val="32"/>
           <w:lang w:eastAsia="zh-CN"/>
         </w:rPr>
-        <w:t>检测项目</w:t>
+        <w:fldChar w:fldCharType="begin"/>
       </w:r>
       <w:r>
         <w:rPr>
@@ -1377,7 +1389,7 @@
           <w:sz w:val="32"/>
           <w:lang w:eastAsia="zh-CN"/>
         </w:rPr>
-        <w:tab/>
+        <w:instrText xml:space="preserve"> HYPERLINK \l _Toc8733 </w:instrText>
       </w:r>
       <w:r>
         <w:rPr>
@@ -1387,7 +1399,7 @@
           <w:sz w:val="32"/>
           <w:lang w:eastAsia="zh-CN"/>
         </w:rPr>
-        <w:fldChar w:fldCharType="begin"/>
+        <w:fldChar w:fldCharType="separate"/>
       </w:r>
       <w:r>
         <w:rPr>
@@ -1397,7 +1409,37 @@
           <w:sz w:val="32"/>
           <w:lang w:eastAsia="zh-CN"/>
         </w:rPr>
-        <w:instrText xml:space="preserve"> PAGEREF _Toc20895 \h </w:instrText>
+        <w:t>检测项目</w:t>
+      </w:r>
+      <w:r>
+        <w:rPr>
+          <w:rFonts w:ascii="Times New Roman" w:hAnsi="Times New Roman" w:eastAsia="微软雅黑"/>
+          <w:b/>
+          <w:color w:val="62B541"/>
+          <w:sz w:val="32"/>
+          <w:lang w:eastAsia="zh-CN"/>
+        </w:rPr>
+        <w:tab/>
+      </w:r>
+      <w:r>
+        <w:rPr>
+          <w:rFonts w:ascii="Times New Roman" w:hAnsi="Times New Roman" w:eastAsia="微软雅黑"/>
+          <w:b/>
+          <w:color w:val="62B541"/>
+          <w:sz w:val="32"/>
+          <w:lang w:eastAsia="zh-CN"/>
+        </w:rPr>
+        <w:fldChar w:fldCharType="begin"/>
+      </w:r>
+      <w:r>
+        <w:rPr>
+          <w:rFonts w:ascii="Times New Roman" w:hAnsi="Times New Roman" w:eastAsia="微软雅黑"/>
+          <w:b/>
+          <w:color w:val="62B541"/>
+          <w:sz w:val="32"/>
+          <w:lang w:eastAsia="zh-CN"/>
+        </w:rPr>
+        <w:instrText xml:space="preserve"> PAGEREF _Toc8733 \h </w:instrText>
       </w:r>
       <w:r>
         <w:rPr>
@@ -1455,12 +1497,33 @@
         </w:rPr>
       </w:pPr>
       <w:r>
+        <w:rPr>
+          <w:rFonts w:ascii="Times New Roman" w:hAnsi="Times New Roman" w:eastAsia="微软雅黑"/>
+          <w:b/>
+          <w:color w:val="62B541"/>
+          <w:sz w:val="32"/>
+          <w:lang w:eastAsia="zh-CN"/>
+        </w:rPr>
         <w:fldChar w:fldCharType="begin"/>
       </w:r>
       <w:r>
-        <w:instrText xml:space="preserve"> HYPERLINK \l "_Toc9100" </w:instrText>
-      </w:r>
-      <w:r>
+        <w:rPr>
+          <w:rFonts w:ascii="Times New Roman" w:hAnsi="Times New Roman" w:eastAsia="微软雅黑"/>
+          <w:b/>
+          <w:color w:val="62B541"/>
+          <w:sz w:val="32"/>
+          <w:lang w:eastAsia="zh-CN"/>
+        </w:rPr>
+        <w:instrText xml:space="preserve"> HYPERLINK \l _Toc12356 </w:instrText>
+      </w:r>
+      <w:r>
+        <w:rPr>
+          <w:rFonts w:ascii="Times New Roman" w:hAnsi="Times New Roman" w:eastAsia="微软雅黑"/>
+          <w:b/>
+          <w:color w:val="62B541"/>
+          <w:sz w:val="32"/>
+          <w:lang w:eastAsia="zh-CN"/>
+        </w:rPr>
         <w:fldChar w:fldCharType="separate"/>
       </w:r>
       <w:r>
@@ -1501,7 +1564,7 @@
           <w:sz w:val="32"/>
           <w:lang w:eastAsia="zh-CN"/>
         </w:rPr>
-        <w:instrText xml:space="preserve"> PAGEREF _Toc9100 \h </w:instrText>
+        <w:instrText xml:space="preserve"> PAGEREF _Toc12356 \h </w:instrText>
       </w:r>
       <w:r>
         <w:rPr>
@@ -1551,209 +1614,13 @@
           <w:tab w:val="right" w:leader="dot" w:pos="9870"/>
         </w:tabs>
         <w:ind w:left="440"/>
-      </w:pPr>
-      <w:r>
-        <w:fldChar w:fldCharType="begin"/>
-      </w:r>
-      <w:r>
-        <w:instrText xml:space="preserve"> HYPERLINK \l "_Toc91" </w:instrText>
-      </w:r>
-      <w:r>
-        <w:fldChar w:fldCharType="separate"/>
-      </w:r>
-      <w:r>
         <w:rPr>
           <w:rFonts w:hint="eastAsia" w:ascii="Times New Roman" w:hAnsi="Times New Roman" w:eastAsia="微软雅黑"/>
           <w:sz w:val="28"/>
           <w:szCs w:val="28"/>
           <w:lang w:eastAsia="zh-CN"/>
         </w:rPr>
-        <w:t>检测结果小结</w:t>
-      </w:r>
-      <w:r>
-        <w:rPr>
-          <w:rFonts w:ascii="Times New Roman" w:hAnsi="Times New Roman" w:eastAsia="微软雅黑"/>
-          <w:sz w:val="28"/>
-          <w:szCs w:val="28"/>
-          <w:lang w:eastAsia="zh-CN"/>
-        </w:rPr>
-        <w:tab/>
-      </w:r>
-      <w:r>
-        <w:rPr>
-          <w:rFonts w:ascii="Times New Roman" w:hAnsi="Times New Roman" w:eastAsia="微软雅黑"/>
-          <w:sz w:val="28"/>
-          <w:szCs w:val="28"/>
-          <w:lang w:eastAsia="zh-CN"/>
-        </w:rPr>
-        <w:fldChar w:fldCharType="begin"/>
-      </w:r>
-      <w:r>
-        <w:rPr>
-          <w:rFonts w:ascii="Times New Roman" w:hAnsi="Times New Roman" w:eastAsia="微软雅黑"/>
-          <w:sz w:val="28"/>
-          <w:szCs w:val="28"/>
-          <w:lang w:eastAsia="zh-CN"/>
-        </w:rPr>
-        <w:instrText xml:space="preserve"> PAGEREF _Toc91 \h </w:instrText>
-      </w:r>
-      <w:r>
-        <w:rPr>
-          <w:rFonts w:ascii="Times New Roman" w:hAnsi="Times New Roman" w:eastAsia="微软雅黑"/>
-          <w:sz w:val="28"/>
-          <w:szCs w:val="28"/>
-          <w:lang w:eastAsia="zh-CN"/>
-        </w:rPr>
-        <w:fldChar w:fldCharType="separate"/>
-      </w:r>
-      <w:r>
-        <w:rPr>
-          <w:rFonts w:ascii="Times New Roman" w:hAnsi="Times New Roman" w:eastAsia="微软雅黑"/>
-          <w:sz w:val="28"/>
-          <w:szCs w:val="28"/>
-          <w:lang w:eastAsia="zh-CN"/>
-        </w:rPr>
-        <w:t>1</w:t>
-      </w:r>
-      <w:r>
-        <w:rPr>
-          <w:rFonts w:ascii="Times New Roman" w:hAnsi="Times New Roman" w:eastAsia="微软雅黑"/>
-          <w:sz w:val="28"/>
-          <w:szCs w:val="28"/>
-          <w:lang w:eastAsia="zh-CN"/>
-        </w:rPr>
-        <w:fldChar w:fldCharType="end"/>
-      </w:r>
-      <w:r>
-        <w:rPr>
-          <w:rFonts w:ascii="Times New Roman" w:hAnsi="Times New Roman" w:eastAsia="微软雅黑"/>
-          <w:sz w:val="28"/>
-          <w:szCs w:val="28"/>
-          <w:lang w:eastAsia="zh-CN"/>
-        </w:rPr>
-        <w:fldChar w:fldCharType="end"/>
-      </w:r>
-    </w:p>
-    <w:p>
-      <w:pPr>
-        <w:pStyle w:val="11"/>
-        <w:tabs>
-          <w:tab w:val="right" w:leader="dot" w:pos="9870"/>
-        </w:tabs>
       </w:pPr>
-      <w:r>
-        <w:fldChar w:fldCharType="begin"/>
-      </w:r>
-      <w:r>
-        <w:instrText xml:space="preserve"> HYPERLINK \l "_Toc18330" </w:instrText>
-      </w:r>
-      <w:r>
-        <w:fldChar w:fldCharType="separate"/>
-      </w:r>
-      <w:r>
-        <w:rPr>
-          <w:rFonts w:hint="eastAsia" w:ascii="Times New Roman" w:hAnsi="Times New Roman" w:eastAsia="微软雅黑"/>
-          <w:b/>
-          <w:color w:val="62B541"/>
-          <w:sz w:val="32"/>
-          <w:lang w:eastAsia="zh-CN"/>
-        </w:rPr>
-        <w:t>检测结果及用药提示</w:t>
-      </w:r>
-      <w:r>
-        <w:rPr>
-          <w:rFonts w:ascii="Times New Roman" w:hAnsi="Times New Roman" w:eastAsia="微软雅黑"/>
-          <w:b/>
-          <w:color w:val="62B541"/>
-          <w:sz w:val="32"/>
-          <w:lang w:eastAsia="zh-CN"/>
-        </w:rPr>
-        <w:tab/>
-      </w:r>
-      <w:r>
-        <w:rPr>
-          <w:rFonts w:ascii="Times New Roman" w:hAnsi="Times New Roman" w:eastAsia="微软雅黑"/>
-          <w:b/>
-          <w:color w:val="62B541"/>
-          <w:sz w:val="32"/>
-          <w:lang w:eastAsia="zh-CN"/>
-        </w:rPr>
-        <w:fldChar w:fldCharType="begin"/>
-      </w:r>
-      <w:r>
-        <w:rPr>
-          <w:rFonts w:ascii="Times New Roman" w:hAnsi="Times New Roman" w:eastAsia="微软雅黑"/>
-          <w:b/>
-          <w:color w:val="62B541"/>
-          <w:sz w:val="32"/>
-          <w:lang w:eastAsia="zh-CN"/>
-        </w:rPr>
-        <w:instrText xml:space="preserve"> PAGEREF _Toc18330 \h </w:instrText>
-      </w:r>
-      <w:r>
-        <w:rPr>
-          <w:rFonts w:ascii="Times New Roman" w:hAnsi="Times New Roman" w:eastAsia="微软雅黑"/>
-          <w:b/>
-          <w:color w:val="62B541"/>
-          <w:sz w:val="32"/>
-          <w:lang w:eastAsia="zh-CN"/>
-        </w:rPr>
-        <w:fldChar w:fldCharType="separate"/>
-      </w:r>
-      <w:r>
-        <w:rPr>
-          <w:rFonts w:ascii="Times New Roman" w:hAnsi="Times New Roman" w:eastAsia="微软雅黑"/>
-          <w:b/>
-          <w:color w:val="62B541"/>
-          <w:sz w:val="32"/>
-          <w:lang w:eastAsia="zh-CN"/>
-        </w:rPr>
-        <w:t>3</w:t>
-      </w:r>
-      <w:r>
-        <w:rPr>
-          <w:rFonts w:ascii="Times New Roman" w:hAnsi="Times New Roman" w:eastAsia="微软雅黑"/>
-          <w:b/>
-          <w:color w:val="62B541"/>
-          <w:sz w:val="32"/>
-          <w:lang w:eastAsia="zh-CN"/>
-        </w:rPr>
-        <w:fldChar w:fldCharType="end"/>
-      </w:r>
-      <w:r>
-        <w:rPr>
-          <w:rFonts w:ascii="Times New Roman" w:hAnsi="Times New Roman" w:eastAsia="微软雅黑"/>
-          <w:b/>
-          <w:color w:val="62B541"/>
-          <w:sz w:val="32"/>
-          <w:lang w:eastAsia="zh-CN"/>
-        </w:rPr>
-        <w:fldChar w:fldCharType="end"/>
-      </w:r>
-    </w:p>
-    <w:p>
-      <w:pPr>
-        <w:pStyle w:val="12"/>
-        <w:tabs>
-          <w:tab w:val="right" w:leader="dot" w:pos="9871"/>
-        </w:tabs>
-        <w:ind w:left="440"/>
-        <w:rPr>
-          <w:rFonts w:ascii="Times New Roman" w:hAnsi="Times New Roman" w:eastAsia="微软雅黑"/>
-          <w:sz w:val="28"/>
-          <w:szCs w:val="28"/>
-          <w:lang w:eastAsia="zh-CN"/>
-        </w:rPr>
-      </w:pPr>
-      <w:r>
-        <w:fldChar w:fldCharType="begin"/>
-      </w:r>
-      <w:r>
-        <w:instrText xml:space="preserve"> HYPERLINK \l "_Toc6282" </w:instrText>
-      </w:r>
-      <w:r>
-        <w:fldChar w:fldCharType="separate"/>
-      </w:r>
       <w:r>
         <w:rPr>
           <w:rFonts w:hint="eastAsia" w:ascii="Times New Roman" w:hAnsi="Times New Roman" w:eastAsia="微软雅黑"/>
@@ -1761,139 +1628,7 @@
           <w:szCs w:val="28"/>
           <w:lang w:eastAsia="zh-CN"/>
         </w:rPr>
-        <w:t>靶向药物用药提示</w:t>
-      </w:r>
-      <w:r>
-        <w:rPr>
-          <w:rFonts w:ascii="Times New Roman" w:hAnsi="Times New Roman" w:eastAsia="微软雅黑"/>
-          <w:sz w:val="28"/>
-          <w:szCs w:val="28"/>
-          <w:lang w:eastAsia="zh-CN"/>
-        </w:rPr>
-        <w:tab/>
-      </w:r>
-      <w:r>
-        <w:rPr>
-          <w:rFonts w:ascii="Times New Roman" w:hAnsi="Times New Roman" w:eastAsia="微软雅黑"/>
-          <w:sz w:val="28"/>
-          <w:szCs w:val="28"/>
-          <w:lang w:eastAsia="zh-CN"/>
-        </w:rPr>
         <w:fldChar w:fldCharType="begin"/>
-      </w:r>
-      <w:r>
-        <w:rPr>
-          <w:rFonts w:ascii="Times New Roman" w:hAnsi="Times New Roman" w:eastAsia="微软雅黑"/>
-          <w:sz w:val="28"/>
-          <w:szCs w:val="28"/>
-          <w:lang w:eastAsia="zh-CN"/>
-        </w:rPr>
-        <w:instrText xml:space="preserve"> PAGEREF _Toc6282 \h </w:instrText>
-      </w:r>
-      <w:r>
-        <w:rPr>
-          <w:rFonts w:ascii="Times New Roman" w:hAnsi="Times New Roman" w:eastAsia="微软雅黑"/>
-          <w:sz w:val="28"/>
-          <w:szCs w:val="28"/>
-          <w:lang w:eastAsia="zh-CN"/>
-        </w:rPr>
-        <w:fldChar w:fldCharType="separate"/>
-      </w:r>
-      <w:r>
-        <w:rPr>
-          <w:rFonts w:ascii="Times New Roman" w:hAnsi="Times New Roman" w:eastAsia="微软雅黑"/>
-          <w:sz w:val="28"/>
-          <w:szCs w:val="28"/>
-          <w:lang w:eastAsia="zh-CN"/>
-        </w:rPr>
-        <w:t>3</w:t>
-      </w:r>
-      <w:r>
-        <w:rPr>
-          <w:rFonts w:ascii="Times New Roman" w:hAnsi="Times New Roman" w:eastAsia="微软雅黑"/>
-          <w:sz w:val="28"/>
-          <w:szCs w:val="28"/>
-          <w:lang w:eastAsia="zh-CN"/>
-        </w:rPr>
-        <w:fldChar w:fldCharType="end"/>
-      </w:r>
-      <w:r>
-        <w:rPr>
-          <w:rFonts w:ascii="Times New Roman" w:hAnsi="Times New Roman" w:eastAsia="微软雅黑"/>
-          <w:sz w:val="28"/>
-          <w:szCs w:val="28"/>
-          <w:lang w:eastAsia="zh-CN"/>
-        </w:rPr>
-        <w:fldChar w:fldCharType="end"/>
-      </w:r>
-      <w:r>
-        <w:rPr>
-          <w:rFonts w:hint="eastAsia" w:ascii="Times New Roman" w:hAnsi="Times New Roman" w:eastAsia="微软雅黑"/>
-          <w:sz w:val="24"/>
-          <w:szCs w:val="24"/>
-          <w:lang w:eastAsia="zh-CN"/>
-        </w:rPr>
-        <w:t xml:space="preserve">{%if </w:t>
-      </w:r>
-      <w:r>
-        <w:rPr>
-          <w:rFonts w:ascii="Times New Roman" w:hAnsi="Times New Roman" w:eastAsia="微软雅黑"/>
-          <w:sz w:val="24"/>
-          <w:szCs w:val="24"/>
-          <w:lang w:eastAsia="zh-CN"/>
-        </w:rPr>
-        <w:t>PDInfo</w:t>
-      </w:r>
-      <w:r>
-        <w:rPr>
-          <w:rFonts w:hint="eastAsia" w:ascii="Times New Roman" w:hAnsi="Times New Roman" w:eastAsia="微软雅黑"/>
-          <w:sz w:val="24"/>
-          <w:szCs w:val="24"/>
-          <w:lang w:eastAsia="zh-CN"/>
-        </w:rPr>
-        <w:t xml:space="preserve"> != </w:t>
-      </w:r>
-      <w:r>
-        <w:rPr>
-          <w:rFonts w:ascii="Times New Roman" w:hAnsi="Times New Roman" w:eastAsia="微软雅黑"/>
-          <w:sz w:val="24"/>
-          <w:szCs w:val="24"/>
-          <w:lang w:eastAsia="zh-CN"/>
-        </w:rPr>
-        <w:t>undefined</w:t>
-      </w:r>
-      <w:r>
-        <w:rPr>
-          <w:rFonts w:hint="eastAsia" w:ascii="Times New Roman" w:hAnsi="Times New Roman" w:eastAsia="微软雅黑"/>
-          <w:sz w:val="24"/>
-          <w:szCs w:val="24"/>
-          <w:lang w:eastAsia="zh-CN"/>
-        </w:rPr>
-        <w:t xml:space="preserve"> %}</w:t>
-      </w:r>
-    </w:p>
-    <w:p>
-      <w:pPr>
-        <w:pStyle w:val="12"/>
-        <w:tabs>
-          <w:tab w:val="right" w:leader="dot" w:pos="9871"/>
-        </w:tabs>
-        <w:ind w:left="440"/>
-        <w:rPr>
-          <w:rFonts w:ascii="Times New Roman" w:hAnsi="Times New Roman" w:eastAsia="微软雅黑"/>
-          <w:sz w:val="24"/>
-          <w:szCs w:val="24"/>
-          <w:lang w:eastAsia="zh-CN"/>
-        </w:rPr>
-      </w:pPr>
-      <w:r>
-        <w:fldChar w:fldCharType="begin"/>
-      </w:r>
-      <w:r>
-        <w:instrText xml:space="preserve"> HYPERLINK \l "_Toc12966" </w:instrText>
-      </w:r>
-      <w:r>
-        <w:fldChar w:fldCharType="separate"/>
       </w:r>
       <w:r>
         <w:rPr>
@@ -1902,79 +1637,88 @@
           <w:szCs w:val="28"/>
           <w:lang w:eastAsia="zh-CN"/>
         </w:rPr>
-        <w:t>PD-L1检测结果</w:t>
-      </w:r>
-      <w:r>
-        <w:rPr>
-          <w:rFonts w:ascii="Times New Roman" w:hAnsi="Times New Roman" w:eastAsia="微软雅黑"/>
+        <w:instrText xml:space="preserve"> HYPERLINK \l _Toc24860 </w:instrText>
+      </w:r>
+      <w:r>
+        <w:rPr>
+          <w:rFonts w:hint="eastAsia" w:ascii="Times New Roman" w:hAnsi="Times New Roman" w:eastAsia="微软雅黑"/>
           <w:sz w:val="28"/>
           <w:szCs w:val="28"/>
           <w:lang w:eastAsia="zh-CN"/>
         </w:rPr>
-        <w:tab/>
-      </w:r>
-      <w:r>
-        <w:rPr>
-          <w:rFonts w:ascii="Times New Roman" w:hAnsi="Times New Roman" w:eastAsia="微软雅黑"/>
+        <w:fldChar w:fldCharType="separate"/>
+      </w:r>
+      <w:r>
+        <w:rPr>
+          <w:rFonts w:hint="eastAsia" w:ascii="Times New Roman" w:hAnsi="Times New Roman" w:eastAsia="微软雅黑"/>
           <w:sz w:val="28"/>
           <w:szCs w:val="28"/>
           <w:lang w:eastAsia="zh-CN"/>
         </w:rPr>
-        <w:fldChar w:fldCharType="begin"/>
-      </w:r>
-      <w:r>
-        <w:rPr>
-          <w:rFonts w:ascii="Times New Roman" w:hAnsi="Times New Roman" w:eastAsia="微软雅黑"/>
+        <w:t>检测结果小结</w:t>
+      </w:r>
+      <w:r>
+        <w:rPr>
+          <w:rFonts w:hint="eastAsia" w:ascii="Times New Roman" w:hAnsi="Times New Roman" w:eastAsia="微软雅黑"/>
           <w:sz w:val="28"/>
           <w:szCs w:val="28"/>
           <w:lang w:eastAsia="zh-CN"/>
         </w:rPr>
-        <w:instrText xml:space="preserve"> PAGEREF _Toc12966 \h </w:instrText>
-      </w:r>
-      <w:r>
-        <w:rPr>
-          <w:rFonts w:ascii="Times New Roman" w:hAnsi="Times New Roman" w:eastAsia="微软雅黑"/>
+        <w:tab/>
+      </w:r>
+      <w:r>
+        <w:rPr>
+          <w:rFonts w:hint="eastAsia" w:ascii="Times New Roman" w:hAnsi="Times New Roman" w:eastAsia="微软雅黑"/>
           <w:sz w:val="28"/>
           <w:szCs w:val="28"/>
           <w:lang w:eastAsia="zh-CN"/>
         </w:rPr>
-        <w:fldChar w:fldCharType="separate"/>
-      </w:r>
-      <w:r>
-        <w:rPr>
-          <w:rFonts w:ascii="Times New Roman" w:hAnsi="Times New Roman" w:eastAsia="微软雅黑"/>
+        <w:fldChar w:fldCharType="begin"/>
+      </w:r>
+      <w:r>
+        <w:rPr>
+          <w:rFonts w:hint="eastAsia" w:ascii="Times New Roman" w:hAnsi="Times New Roman" w:eastAsia="微软雅黑"/>
           <w:sz w:val="28"/>
           <w:szCs w:val="28"/>
           <w:lang w:eastAsia="zh-CN"/>
         </w:rPr>
-        <w:t>6</w:t>
-      </w:r>
-      <w:r>
-        <w:rPr>
-          <w:rFonts w:ascii="Times New Roman" w:hAnsi="Times New Roman" w:eastAsia="微软雅黑"/>
+        <w:instrText xml:space="preserve"> PAGEREF _Toc24860 \h </w:instrText>
+      </w:r>
+      <w:r>
+        <w:rPr>
+          <w:rFonts w:hint="eastAsia" w:ascii="Times New Roman" w:hAnsi="Times New Roman" w:eastAsia="微软雅黑"/>
           <w:sz w:val="28"/>
           <w:szCs w:val="28"/>
           <w:lang w:eastAsia="zh-CN"/>
         </w:rPr>
-        <w:fldChar w:fldCharType="end"/>
-      </w:r>
-      <w:r>
-        <w:rPr>
-          <w:rFonts w:ascii="Times New Roman" w:hAnsi="Times New Roman" w:eastAsia="微软雅黑"/>
+        <w:fldChar w:fldCharType="separate"/>
+      </w:r>
+      <w:r>
+        <w:rPr>
+          <w:rFonts w:hint="eastAsia" w:ascii="Times New Roman" w:hAnsi="Times New Roman" w:eastAsia="微软雅黑"/>
           <w:sz w:val="28"/>
           <w:szCs w:val="28"/>
           <w:lang w:eastAsia="zh-CN"/>
         </w:rPr>
+        <w:t>1</w:t>
+      </w:r>
+      <w:r>
+        <w:rPr>
+          <w:rFonts w:hint="eastAsia" w:ascii="Times New Roman" w:hAnsi="Times New Roman" w:eastAsia="微软雅黑"/>
+          <w:sz w:val="28"/>
+          <w:szCs w:val="28"/>
+          <w:lang w:eastAsia="zh-CN"/>
+        </w:rPr>
         <w:fldChar w:fldCharType="end"/>
       </w:r>
       <w:r>
         <w:rPr>
           <w:rFonts w:hint="eastAsia" w:ascii="Times New Roman" w:hAnsi="Times New Roman" w:eastAsia="微软雅黑"/>
-          <w:sz w:val="24"/>
-          <w:szCs w:val="24"/>
-          <w:lang w:eastAsia="zh-CN"/>
-        </w:rPr>
-        <w:t>{% endif %}{%if BodyDrugDrugDetectionStr or unknownVarAnalysisStr %}</w:t>
+          <w:sz w:val="28"/>
+          <w:szCs w:val="28"/>
+          <w:lang w:eastAsia="zh-CN"/>
+        </w:rPr>
+        <w:fldChar w:fldCharType="end"/>
       </w:r>
     </w:p>
     <w:p>
@@ -1992,15 +1736,6 @@
         </w:rPr>
       </w:pPr>
       <w:r>
-        <w:fldChar w:fldCharType="begin"/>
-      </w:r>
-      <w:r>
-        <w:instrText xml:space="preserve"> HYPERLINK \l "_Toc31417" </w:instrText>
-      </w:r>
-      <w:r>
-        <w:fldChar w:fldCharType="separate"/>
-      </w:r>
-      <w:r>
         <w:rPr>
           <w:rFonts w:ascii="Times New Roman" w:hAnsi="Times New Roman" w:eastAsia="微软雅黑"/>
           <w:b/>
@@ -2008,7 +1743,7 @@
           <w:sz w:val="32"/>
           <w:lang w:eastAsia="zh-CN"/>
         </w:rPr>
-        <w:t>基因检测结果解析</w:t>
+        <w:fldChar w:fldCharType="begin"/>
       </w:r>
       <w:r>
         <w:rPr>
@@ -2018,7 +1753,7 @@
           <w:sz w:val="32"/>
           <w:lang w:eastAsia="zh-CN"/>
         </w:rPr>
-        <w:tab/>
+        <w:instrText xml:space="preserve"> HYPERLINK \l _Toc3099 </w:instrText>
       </w:r>
       <w:r>
         <w:rPr>
@@ -2028,7 +1763,17 @@
           <w:sz w:val="32"/>
           <w:lang w:eastAsia="zh-CN"/>
         </w:rPr>
-        <w:fldChar w:fldCharType="begin"/>
+        <w:fldChar w:fldCharType="separate"/>
+      </w:r>
+      <w:r>
+        <w:rPr>
+          <w:rFonts w:hint="eastAsia" w:ascii="Times New Roman" w:hAnsi="Times New Roman" w:eastAsia="微软雅黑"/>
+          <w:b/>
+          <w:color w:val="62B541"/>
+          <w:sz w:val="32"/>
+          <w:lang w:eastAsia="zh-CN"/>
+        </w:rPr>
+        <w:t>检测结果及用药提示</w:t>
       </w:r>
       <w:r>
         <w:rPr>
@@ -2038,7 +1783,7 @@
           <w:sz w:val="32"/>
           <w:lang w:eastAsia="zh-CN"/>
         </w:rPr>
-        <w:instrText xml:space="preserve"> PAGEREF _Toc31417 \h </w:instrText>
+        <w:tab/>
       </w:r>
       <w:r>
         <w:rPr>
@@ -2048,7 +1793,7 @@
           <w:sz w:val="32"/>
           <w:lang w:eastAsia="zh-CN"/>
         </w:rPr>
-        <w:fldChar w:fldCharType="separate"/>
+        <w:fldChar w:fldCharType="begin"/>
       </w:r>
       <w:r>
         <w:rPr>
@@ -2058,7 +1803,27 @@
           <w:sz w:val="32"/>
           <w:lang w:eastAsia="zh-CN"/>
         </w:rPr>
-        <w:t>8</w:t>
+        <w:instrText xml:space="preserve"> PAGEREF _Toc3099 \h </w:instrText>
+      </w:r>
+      <w:r>
+        <w:rPr>
+          <w:rFonts w:ascii="Times New Roman" w:hAnsi="Times New Roman" w:eastAsia="微软雅黑"/>
+          <w:b/>
+          <w:color w:val="62B541"/>
+          <w:sz w:val="32"/>
+          <w:lang w:eastAsia="zh-CN"/>
+        </w:rPr>
+        <w:fldChar w:fldCharType="separate"/>
+      </w:r>
+      <w:r>
+        <w:rPr>
+          <w:rFonts w:ascii="Times New Roman" w:hAnsi="Times New Roman" w:eastAsia="微软雅黑"/>
+          <w:b/>
+          <w:color w:val="62B541"/>
+          <w:sz w:val="32"/>
+          <w:lang w:eastAsia="zh-CN"/>
+        </w:rPr>
+        <w:t>3</w:t>
       </w:r>
       <w:r>
         <w:rPr>
@@ -2085,91 +1850,109 @@
       <w:pPr>
         <w:pStyle w:val="12"/>
         <w:tabs>
-          <w:tab w:val="right" w:leader="dot" w:pos="9871"/>
+          <w:tab w:val="right" w:leader="dot" w:pos="9870"/>
         </w:tabs>
         <w:ind w:left="440"/>
-        <w:rPr>
-          <w:rFonts w:ascii="Times New Roman" w:hAnsi="Times New Roman" w:eastAsia="微软雅黑"/>
-          <w:sz w:val="28"/>
-          <w:szCs w:val="28"/>
-          <w:lang w:eastAsia="zh-CN"/>
-        </w:rPr>
-      </w:pPr>
-      <w:r>
-        <w:fldChar w:fldCharType="begin"/>
-      </w:r>
-      <w:r>
-        <w:instrText xml:space="preserve"> HYPERLINK \l "_Toc26556" </w:instrText>
-      </w:r>
-      <w:r>
-        <w:fldChar w:fldCharType="separate"/>
-      </w:r>
-      <w:r>
         <w:rPr>
           <w:rFonts w:hint="eastAsia" w:ascii="Times New Roman" w:hAnsi="Times New Roman" w:eastAsia="微软雅黑"/>
           <w:sz w:val="28"/>
           <w:szCs w:val="28"/>
           <w:lang w:eastAsia="zh-CN"/>
         </w:rPr>
-        <w:t>变异位点结果解析</w:t>
-      </w:r>
-      <w:r>
-        <w:rPr>
-          <w:rFonts w:ascii="Times New Roman" w:hAnsi="Times New Roman" w:eastAsia="微软雅黑"/>
+      </w:pPr>
+      <w:r>
+        <w:rPr>
+          <w:rFonts w:hint="eastAsia" w:ascii="Times New Roman" w:hAnsi="Times New Roman" w:eastAsia="微软雅黑"/>
           <w:sz w:val="28"/>
           <w:szCs w:val="28"/>
           <w:lang w:eastAsia="zh-CN"/>
         </w:rPr>
-        <w:tab/>
-      </w:r>
-      <w:r>
-        <w:rPr>
-          <w:rFonts w:ascii="Times New Roman" w:hAnsi="Times New Roman" w:eastAsia="微软雅黑"/>
+        <w:fldChar w:fldCharType="begin"/>
+      </w:r>
+      <w:r>
+        <w:rPr>
+          <w:rFonts w:hint="eastAsia" w:ascii="Times New Roman" w:hAnsi="Times New Roman" w:eastAsia="微软雅黑"/>
           <w:sz w:val="28"/>
           <w:szCs w:val="28"/>
           <w:lang w:eastAsia="zh-CN"/>
         </w:rPr>
-        <w:fldChar w:fldCharType="begin"/>
-      </w:r>
-      <w:r>
-        <w:rPr>
-          <w:rFonts w:ascii="Times New Roman" w:hAnsi="Times New Roman" w:eastAsia="微软雅黑"/>
+        <w:instrText xml:space="preserve"> HYPERLINK \l _Toc9268 </w:instrText>
+      </w:r>
+      <w:r>
+        <w:rPr>
+          <w:rFonts w:hint="eastAsia" w:ascii="Times New Roman" w:hAnsi="Times New Roman" w:eastAsia="微软雅黑"/>
           <w:sz w:val="28"/>
           <w:szCs w:val="28"/>
           <w:lang w:eastAsia="zh-CN"/>
         </w:rPr>
-        <w:instrText xml:space="preserve"> PAGEREF _Toc26556 \h </w:instrText>
-      </w:r>
-      <w:r>
-        <w:rPr>
-          <w:rFonts w:ascii="Times New Roman" w:hAnsi="Times New Roman" w:eastAsia="微软雅黑"/>
+        <w:fldChar w:fldCharType="separate"/>
+      </w:r>
+      <w:r>
+        <w:rPr>
+          <w:rFonts w:hint="eastAsia" w:ascii="Times New Roman" w:hAnsi="Times New Roman" w:eastAsia="微软雅黑"/>
           <w:sz w:val="28"/>
           <w:szCs w:val="28"/>
           <w:lang w:eastAsia="zh-CN"/>
         </w:rPr>
-        <w:fldChar w:fldCharType="separate"/>
-      </w:r>
-      <w:r>
-        <w:rPr>
-          <w:rFonts w:ascii="Times New Roman" w:hAnsi="Times New Roman" w:eastAsia="微软雅黑"/>
+        <w:t>靶向药物用药提示</w:t>
+      </w:r>
+      <w:r>
+        <w:rPr>
+          <w:rFonts w:hint="eastAsia" w:ascii="Times New Roman" w:hAnsi="Times New Roman" w:eastAsia="微软雅黑"/>
           <w:sz w:val="28"/>
           <w:szCs w:val="28"/>
           <w:lang w:eastAsia="zh-CN"/>
         </w:rPr>
-        <w:t>8</w:t>
-      </w:r>
-      <w:r>
-        <w:rPr>
-          <w:rFonts w:ascii="Times New Roman" w:hAnsi="Times New Roman" w:eastAsia="微软雅黑"/>
+        <w:tab/>
+      </w:r>
+      <w:r>
+        <w:rPr>
+          <w:rFonts w:hint="eastAsia" w:ascii="Times New Roman" w:hAnsi="Times New Roman" w:eastAsia="微软雅黑"/>
           <w:sz w:val="28"/>
           <w:szCs w:val="28"/>
           <w:lang w:eastAsia="zh-CN"/>
         </w:rPr>
+        <w:fldChar w:fldCharType="begin"/>
+      </w:r>
+      <w:r>
+        <w:rPr>
+          <w:rFonts w:hint="eastAsia" w:ascii="Times New Roman" w:hAnsi="Times New Roman" w:eastAsia="微软雅黑"/>
+          <w:sz w:val="28"/>
+          <w:szCs w:val="28"/>
+          <w:lang w:eastAsia="zh-CN"/>
+        </w:rPr>
+        <w:instrText xml:space="preserve"> PAGEREF _Toc9268 \h </w:instrText>
+      </w:r>
+      <w:r>
+        <w:rPr>
+          <w:rFonts w:hint="eastAsia" w:ascii="Times New Roman" w:hAnsi="Times New Roman" w:eastAsia="微软雅黑"/>
+          <w:sz w:val="28"/>
+          <w:szCs w:val="28"/>
+          <w:lang w:eastAsia="zh-CN"/>
+        </w:rPr>
+        <w:fldChar w:fldCharType="separate"/>
+      </w:r>
+      <w:r>
+        <w:rPr>
+          <w:rFonts w:hint="eastAsia" w:ascii="Times New Roman" w:hAnsi="Times New Roman" w:eastAsia="微软雅黑"/>
+          <w:sz w:val="28"/>
+          <w:szCs w:val="28"/>
+          <w:lang w:eastAsia="zh-CN"/>
+        </w:rPr>
+        <w:t>3</w:t>
+      </w:r>
+      <w:r>
+        <w:rPr>
+          <w:rFonts w:hint="eastAsia" w:ascii="Times New Roman" w:hAnsi="Times New Roman" w:eastAsia="微软雅黑"/>
+          <w:sz w:val="28"/>
+          <w:szCs w:val="28"/>
+          <w:lang w:eastAsia="zh-CN"/>
+        </w:rPr>
         <w:fldChar w:fldCharType="end"/>
       </w:r>
       <w:r>
         <w:rPr>
-          <w:rFonts w:ascii="Times New Roman" w:hAnsi="Times New Roman" w:eastAsia="微软雅黑"/>
+          <w:rFonts w:hint="eastAsia" w:ascii="Times New Roman" w:hAnsi="Times New Roman" w:eastAsia="微软雅黑"/>
           <w:sz w:val="28"/>
           <w:szCs w:val="28"/>
           <w:lang w:eastAsia="zh-CN"/>
@@ -2183,7 +1966,166 @@
           <w:szCs w:val="24"/>
           <w:lang w:eastAsia="zh-CN"/>
         </w:rPr>
-        <w:t>{% endif %}</w:t>
+        <w:t xml:space="preserve">{%if </w:t>
+      </w:r>
+      <w:r>
+        <w:rPr>
+          <w:rFonts w:ascii="Times New Roman" w:hAnsi="Times New Roman" w:eastAsia="微软雅黑"/>
+          <w:sz w:val="24"/>
+          <w:szCs w:val="24"/>
+          <w:lang w:eastAsia="zh-CN"/>
+        </w:rPr>
+        <w:t>PDInfo</w:t>
+      </w:r>
+      <w:r>
+        <w:rPr>
+          <w:rFonts w:hint="eastAsia" w:ascii="Times New Roman" w:hAnsi="Times New Roman" w:eastAsia="微软雅黑"/>
+          <w:sz w:val="24"/>
+          <w:szCs w:val="24"/>
+          <w:lang w:eastAsia="zh-CN"/>
+        </w:rPr>
+        <w:t xml:space="preserve"> != </w:t>
+      </w:r>
+      <w:r>
+        <w:rPr>
+          <w:rFonts w:ascii="Times New Roman" w:hAnsi="Times New Roman" w:eastAsia="微软雅黑"/>
+          <w:sz w:val="24"/>
+          <w:szCs w:val="24"/>
+          <w:lang w:eastAsia="zh-CN"/>
+        </w:rPr>
+        <w:t>undefined</w:t>
+      </w:r>
+      <w:r>
+        <w:rPr>
+          <w:rFonts w:hint="eastAsia" w:ascii="Times New Roman" w:hAnsi="Times New Roman" w:eastAsia="微软雅黑"/>
+          <w:sz w:val="24"/>
+          <w:szCs w:val="24"/>
+          <w:lang w:eastAsia="zh-CN"/>
+        </w:rPr>
+        <w:t xml:space="preserve"> %}</w:t>
+      </w:r>
+    </w:p>
+    <w:p>
+      <w:pPr>
+        <w:pStyle w:val="12"/>
+        <w:tabs>
+          <w:tab w:val="right" w:leader="dot" w:pos="9870"/>
+        </w:tabs>
+        <w:ind w:left="440"/>
+        <w:rPr>
+          <w:rFonts w:hint="eastAsia" w:ascii="Times New Roman" w:hAnsi="Times New Roman" w:eastAsia="微软雅黑"/>
+          <w:sz w:val="28"/>
+          <w:szCs w:val="28"/>
+          <w:lang w:eastAsia="zh-CN"/>
+        </w:rPr>
+      </w:pPr>
+      <w:r>
+        <w:rPr>
+          <w:rFonts w:hint="eastAsia" w:ascii="Times New Roman" w:hAnsi="Times New Roman" w:eastAsia="微软雅黑"/>
+          <w:sz w:val="28"/>
+          <w:szCs w:val="28"/>
+          <w:lang w:eastAsia="zh-CN"/>
+        </w:rPr>
+        <w:fldChar w:fldCharType="begin"/>
+      </w:r>
+      <w:r>
+        <w:rPr>
+          <w:rFonts w:hint="eastAsia" w:ascii="Times New Roman" w:hAnsi="Times New Roman" w:eastAsia="微软雅黑"/>
+          <w:sz w:val="28"/>
+          <w:szCs w:val="28"/>
+          <w:lang w:eastAsia="zh-CN"/>
+        </w:rPr>
+        <w:instrText xml:space="preserve"> HYPERLINK \l _Toc23447 </w:instrText>
+      </w:r>
+      <w:r>
+        <w:rPr>
+          <w:rFonts w:hint="eastAsia" w:ascii="Times New Roman" w:hAnsi="Times New Roman" w:eastAsia="微软雅黑"/>
+          <w:sz w:val="28"/>
+          <w:szCs w:val="28"/>
+          <w:lang w:eastAsia="zh-CN"/>
+        </w:rPr>
+        <w:fldChar w:fldCharType="separate"/>
+      </w:r>
+      <w:r>
+        <w:rPr>
+          <w:rFonts w:hint="eastAsia" w:ascii="Times New Roman" w:hAnsi="Times New Roman" w:eastAsia="微软雅黑"/>
+          <w:sz w:val="28"/>
+          <w:szCs w:val="28"/>
+          <w:lang w:eastAsia="zh-CN"/>
+        </w:rPr>
+        <w:t>PD-L1检测结果</w:t>
+      </w:r>
+      <w:r>
+        <w:rPr>
+          <w:rFonts w:hint="eastAsia" w:ascii="Times New Roman" w:hAnsi="Times New Roman" w:eastAsia="微软雅黑"/>
+          <w:sz w:val="28"/>
+          <w:szCs w:val="28"/>
+          <w:lang w:eastAsia="zh-CN"/>
+        </w:rPr>
+        <w:tab/>
+      </w:r>
+      <w:r>
+        <w:rPr>
+          <w:rFonts w:hint="eastAsia" w:ascii="Times New Roman" w:hAnsi="Times New Roman" w:eastAsia="微软雅黑"/>
+          <w:sz w:val="28"/>
+          <w:szCs w:val="28"/>
+          <w:lang w:eastAsia="zh-CN"/>
+        </w:rPr>
+        <w:fldChar w:fldCharType="begin"/>
+      </w:r>
+      <w:r>
+        <w:rPr>
+          <w:rFonts w:hint="eastAsia" w:ascii="Times New Roman" w:hAnsi="Times New Roman" w:eastAsia="微软雅黑"/>
+          <w:sz w:val="28"/>
+          <w:szCs w:val="28"/>
+          <w:lang w:eastAsia="zh-CN"/>
+        </w:rPr>
+        <w:instrText xml:space="preserve"> PAGEREF _Toc23447 \h </w:instrText>
+      </w:r>
+      <w:r>
+        <w:rPr>
+          <w:rFonts w:hint="eastAsia" w:ascii="Times New Roman" w:hAnsi="Times New Roman" w:eastAsia="微软雅黑"/>
+          <w:sz w:val="28"/>
+          <w:szCs w:val="28"/>
+          <w:lang w:eastAsia="zh-CN"/>
+        </w:rPr>
+        <w:fldChar w:fldCharType="separate"/>
+      </w:r>
+      <w:r>
+        <w:rPr>
+          <w:rFonts w:hint="eastAsia" w:ascii="Times New Roman" w:hAnsi="Times New Roman" w:eastAsia="微软雅黑"/>
+          <w:sz w:val="28"/>
+          <w:szCs w:val="28"/>
+          <w:lang w:eastAsia="zh-CN"/>
+        </w:rPr>
+        <w:t>6</w:t>
+      </w:r>
+      <w:r>
+        <w:rPr>
+          <w:rFonts w:hint="eastAsia" w:ascii="Times New Roman" w:hAnsi="Times New Roman" w:eastAsia="微软雅黑"/>
+          <w:sz w:val="28"/>
+          <w:szCs w:val="28"/>
+          <w:lang w:eastAsia="zh-CN"/>
+        </w:rPr>
+        <w:fldChar w:fldCharType="end"/>
+      </w:r>
+      <w:r>
+        <w:rPr>
+          <w:rFonts w:hint="eastAsia" w:ascii="Times New Roman" w:hAnsi="Times New Roman" w:eastAsia="微软雅黑"/>
+          <w:sz w:val="28"/>
+          <w:szCs w:val="28"/>
+          <w:lang w:eastAsia="zh-CN"/>
+        </w:rPr>
+        <w:fldChar w:fldCharType="end"/>
+      </w:r>
+      <w:r>
+        <w:rPr>
+          <w:rFonts w:hint="eastAsia" w:ascii="Times New Roman" w:hAnsi="Times New Roman" w:eastAsia="微软雅黑"/>
+          <w:sz w:val="24"/>
+          <w:szCs w:val="24"/>
+          <w:lang w:eastAsia="zh-CN"/>
+        </w:rPr>
+        <w:t>{% endif %}{%if BodyDrugDrugDetectionStr or unknownVarAnalysisStr %}</w:t>
       </w:r>
     </w:p>
     <w:p>
@@ -2201,25 +2143,6 @@
         </w:rPr>
       </w:pPr>
       <w:r>
-        <w:fldChar w:fldCharType="begin"/>
-      </w:r>
-      <w:r>
-        <w:instrText xml:space="preserve"> HYPERLINK \l "_Toc30645" </w:instrText>
-      </w:r>
-      <w:r>
-        <w:fldChar w:fldCharType="separate"/>
-      </w:r>
-      <w:r>
-        <w:rPr>
-          <w:rFonts w:hint="eastAsia" w:ascii="Times New Roman" w:hAnsi="Times New Roman" w:eastAsia="微软雅黑"/>
-          <w:b/>
-          <w:color w:val="62B541"/>
-          <w:sz w:val="32"/>
-          <w:lang w:eastAsia="zh-CN"/>
-        </w:rPr>
-        <w:t>附录</w:t>
-      </w:r>
-      <w:r>
         <w:rPr>
           <w:rFonts w:ascii="Times New Roman" w:hAnsi="Times New Roman" w:eastAsia="微软雅黑"/>
           <w:b/>
@@ -2227,7 +2150,7 @@
           <w:sz w:val="32"/>
           <w:lang w:eastAsia="zh-CN"/>
         </w:rPr>
-        <w:tab/>
+        <w:fldChar w:fldCharType="begin"/>
       </w:r>
       <w:r>
         <w:rPr>
@@ -2237,7 +2160,7 @@
           <w:sz w:val="32"/>
           <w:lang w:eastAsia="zh-CN"/>
         </w:rPr>
-        <w:fldChar w:fldCharType="begin"/>
+        <w:instrText xml:space="preserve"> HYPERLINK \l _Toc5525 </w:instrText>
       </w:r>
       <w:r>
         <w:rPr>
@@ -2247,7 +2170,7 @@
           <w:sz w:val="32"/>
           <w:lang w:eastAsia="zh-CN"/>
         </w:rPr>
-        <w:instrText xml:space="preserve"> PAGEREF _Toc30645 \h </w:instrText>
+        <w:fldChar w:fldCharType="separate"/>
       </w:r>
       <w:r>
         <w:rPr>
@@ -2257,7 +2180,7 @@
           <w:sz w:val="32"/>
           <w:lang w:eastAsia="zh-CN"/>
         </w:rPr>
-        <w:fldChar w:fldCharType="separate"/>
+        <w:t>基因检测结果解析</w:t>
       </w:r>
       <w:r>
         <w:rPr>
@@ -2267,7 +2190,47 @@
           <w:sz w:val="32"/>
           <w:lang w:eastAsia="zh-CN"/>
         </w:rPr>
-        <w:t>11</w:t>
+        <w:tab/>
+      </w:r>
+      <w:r>
+        <w:rPr>
+          <w:rFonts w:ascii="Times New Roman" w:hAnsi="Times New Roman" w:eastAsia="微软雅黑"/>
+          <w:b/>
+          <w:color w:val="62B541"/>
+          <w:sz w:val="32"/>
+          <w:lang w:eastAsia="zh-CN"/>
+        </w:rPr>
+        <w:fldChar w:fldCharType="begin"/>
+      </w:r>
+      <w:r>
+        <w:rPr>
+          <w:rFonts w:ascii="Times New Roman" w:hAnsi="Times New Roman" w:eastAsia="微软雅黑"/>
+          <w:b/>
+          <w:color w:val="62B541"/>
+          <w:sz w:val="32"/>
+          <w:lang w:eastAsia="zh-CN"/>
+        </w:rPr>
+        <w:instrText xml:space="preserve"> PAGEREF _Toc5525 \h </w:instrText>
+      </w:r>
+      <w:r>
+        <w:rPr>
+          <w:rFonts w:ascii="Times New Roman" w:hAnsi="Times New Roman" w:eastAsia="微软雅黑"/>
+          <w:b/>
+          <w:color w:val="62B541"/>
+          <w:sz w:val="32"/>
+          <w:lang w:eastAsia="zh-CN"/>
+        </w:rPr>
+        <w:fldChar w:fldCharType="separate"/>
+      </w:r>
+      <w:r>
+        <w:rPr>
+          <w:rFonts w:ascii="Times New Roman" w:hAnsi="Times New Roman" w:eastAsia="微软雅黑"/>
+          <w:b/>
+          <w:color w:val="62B541"/>
+          <w:sz w:val="32"/>
+          <w:lang w:eastAsia="zh-CN"/>
+        </w:rPr>
+        <w:t>8</w:t>
       </w:r>
       <w:r>
         <w:rPr>
@@ -2294,93 +2257,247 @@
       <w:pPr>
         <w:pStyle w:val="12"/>
         <w:tabs>
-          <w:tab w:val="right" w:leader="dot" w:pos="9871"/>
+          <w:tab w:val="right" w:leader="dot" w:pos="9870"/>
         </w:tabs>
         <w:ind w:left="440"/>
-        <w:rPr>
-          <w:rFonts w:ascii="Times New Roman" w:hAnsi="Times New Roman" w:eastAsia="微软雅黑"/>
-          <w:sz w:val="28"/>
-          <w:szCs w:val="28"/>
-          <w:lang w:eastAsia="zh-CN"/>
-        </w:rPr>
-      </w:pPr>
-      <w:r>
-        <w:fldChar w:fldCharType="begin"/>
-      </w:r>
-      <w:r>
-        <w:instrText xml:space="preserve"> HYPERLINK \l "_Toc3762" </w:instrText>
-      </w:r>
-      <w:r>
-        <w:fldChar w:fldCharType="separate"/>
-      </w:r>
-      <w:r>
         <w:rPr>
           <w:rFonts w:hint="eastAsia" w:ascii="Times New Roman" w:hAnsi="Times New Roman" w:eastAsia="微软雅黑"/>
           <w:sz w:val="28"/>
           <w:szCs w:val="28"/>
           <w:lang w:eastAsia="zh-CN"/>
         </w:rPr>
-        <w:t>样本质控情况</w:t>
-      </w:r>
-      <w:r>
-        <w:rPr>
-          <w:rFonts w:ascii="Times New Roman" w:hAnsi="Times New Roman" w:eastAsia="微软雅黑"/>
+      </w:pPr>
+      <w:r>
+        <w:rPr>
+          <w:rFonts w:hint="eastAsia" w:ascii="Times New Roman" w:hAnsi="Times New Roman" w:eastAsia="微软雅黑"/>
           <w:sz w:val="28"/>
           <w:szCs w:val="28"/>
           <w:lang w:eastAsia="zh-CN"/>
         </w:rPr>
-        <w:tab/>
-      </w:r>
-      <w:r>
-        <w:rPr>
-          <w:rFonts w:ascii="Times New Roman" w:hAnsi="Times New Roman" w:eastAsia="微软雅黑"/>
+        <w:fldChar w:fldCharType="begin"/>
+      </w:r>
+      <w:r>
+        <w:rPr>
+          <w:rFonts w:hint="eastAsia" w:ascii="Times New Roman" w:hAnsi="Times New Roman" w:eastAsia="微软雅黑"/>
           <w:sz w:val="28"/>
           <w:szCs w:val="28"/>
           <w:lang w:eastAsia="zh-CN"/>
         </w:rPr>
-        <w:fldChar w:fldCharType="begin"/>
-      </w:r>
-      <w:r>
-        <w:rPr>
-          <w:rFonts w:ascii="Times New Roman" w:hAnsi="Times New Roman" w:eastAsia="微软雅黑"/>
+        <w:instrText xml:space="preserve"> HYPERLINK \l _Toc27034 </w:instrText>
+      </w:r>
+      <w:r>
+        <w:rPr>
+          <w:rFonts w:hint="eastAsia" w:ascii="Times New Roman" w:hAnsi="Times New Roman" w:eastAsia="微软雅黑"/>
           <w:sz w:val="28"/>
           <w:szCs w:val="28"/>
           <w:lang w:eastAsia="zh-CN"/>
         </w:rPr>
-        <w:instrText xml:space="preserve"> PAGEREF _Toc3762 \h </w:instrText>
-      </w:r>
-      <w:r>
-        <w:rPr>
-          <w:rFonts w:ascii="Times New Roman" w:hAnsi="Times New Roman" w:eastAsia="微软雅黑"/>
+        <w:fldChar w:fldCharType="separate"/>
+      </w:r>
+      <w:r>
+        <w:rPr>
+          <w:rFonts w:hint="eastAsia" w:ascii="Times New Roman" w:hAnsi="Times New Roman" w:eastAsia="微软雅黑"/>
           <w:sz w:val="28"/>
           <w:szCs w:val="28"/>
           <w:lang w:eastAsia="zh-CN"/>
         </w:rPr>
-        <w:fldChar w:fldCharType="separate"/>
-      </w:r>
-      <w:r>
-        <w:rPr>
-          <w:rFonts w:ascii="Times New Roman" w:hAnsi="Times New Roman" w:eastAsia="微软雅黑"/>
+        <w:t>变异位点结果解析</w:t>
+      </w:r>
+      <w:r>
+        <w:rPr>
+          <w:rFonts w:hint="eastAsia" w:ascii="Times New Roman" w:hAnsi="Times New Roman" w:eastAsia="微软雅黑"/>
           <w:sz w:val="28"/>
           <w:szCs w:val="28"/>
           <w:lang w:eastAsia="zh-CN"/>
         </w:rPr>
-        <w:t>11</w:t>
-      </w:r>
-      <w:r>
-        <w:rPr>
-          <w:rFonts w:ascii="Times New Roman" w:hAnsi="Times New Roman" w:eastAsia="微软雅黑"/>
+        <w:tab/>
+      </w:r>
+      <w:r>
+        <w:rPr>
+          <w:rFonts w:hint="eastAsia" w:ascii="Times New Roman" w:hAnsi="Times New Roman" w:eastAsia="微软雅黑"/>
           <w:sz w:val="28"/>
           <w:szCs w:val="28"/>
           <w:lang w:eastAsia="zh-CN"/>
         </w:rPr>
-        <w:fldChar w:fldCharType="end"/>
-      </w:r>
-      <w:r>
-        <w:rPr>
-          <w:rFonts w:ascii="Times New Roman" w:hAnsi="Times New Roman" w:eastAsia="微软雅黑"/>
+        <w:fldChar w:fldCharType="begin"/>
+      </w:r>
+      <w:r>
+        <w:rPr>
+          <w:rFonts w:hint="eastAsia" w:ascii="Times New Roman" w:hAnsi="Times New Roman" w:eastAsia="微软雅黑"/>
           <w:sz w:val="28"/>
           <w:szCs w:val="28"/>
+          <w:lang w:eastAsia="zh-CN"/>
+        </w:rPr>
+        <w:instrText xml:space="preserve"> PAGEREF _Toc27034 \h </w:instrText>
+      </w:r>
+      <w:r>
+        <w:rPr>
+          <w:rFonts w:hint="eastAsia" w:ascii="Times New Roman" w:hAnsi="Times New Roman" w:eastAsia="微软雅黑"/>
+          <w:sz w:val="28"/>
+          <w:szCs w:val="28"/>
+          <w:lang w:eastAsia="zh-CN"/>
+        </w:rPr>
+        <w:fldChar w:fldCharType="separate"/>
+      </w:r>
+      <w:r>
+        <w:rPr>
+          <w:rFonts w:hint="eastAsia" w:ascii="Times New Roman" w:hAnsi="Times New Roman" w:eastAsia="微软雅黑"/>
+          <w:sz w:val="28"/>
+          <w:szCs w:val="28"/>
+          <w:lang w:eastAsia="zh-CN"/>
+        </w:rPr>
+        <w:t>8</w:t>
+      </w:r>
+      <w:r>
+        <w:rPr>
+          <w:rFonts w:hint="eastAsia" w:ascii="Times New Roman" w:hAnsi="Times New Roman" w:eastAsia="微软雅黑"/>
+          <w:sz w:val="28"/>
+          <w:szCs w:val="28"/>
+          <w:lang w:eastAsia="zh-CN"/>
+        </w:rPr>
+        <w:fldChar w:fldCharType="end"/>
+      </w:r>
+      <w:r>
+        <w:rPr>
+          <w:rFonts w:hint="eastAsia" w:ascii="Times New Roman" w:hAnsi="Times New Roman" w:eastAsia="微软雅黑"/>
+          <w:sz w:val="28"/>
+          <w:szCs w:val="28"/>
+          <w:lang w:eastAsia="zh-CN"/>
+        </w:rPr>
+        <w:fldChar w:fldCharType="end"/>
+      </w:r>
+      <w:r>
+        <w:rPr>
+          <w:rFonts w:hint="eastAsia" w:ascii="Times New Roman" w:hAnsi="Times New Roman" w:eastAsia="微软雅黑"/>
+          <w:sz w:val="24"/>
+          <w:szCs w:val="24"/>
+          <w:lang w:eastAsia="zh-CN"/>
+        </w:rPr>
+        <w:t>{% endif %}</w:t>
+      </w:r>
+      <w:bookmarkStart w:id="107" w:name="_GoBack"/>
+      <w:bookmarkEnd w:id="107"/>
+    </w:p>
+    <w:p>
+      <w:pPr>
+        <w:pStyle w:val="11"/>
+        <w:tabs>
+          <w:tab w:val="right" w:leader="dot" w:pos="9865"/>
+        </w:tabs>
+        <w:rPr>
+          <w:rFonts w:ascii="Times New Roman" w:hAnsi="Times New Roman" w:eastAsia="微软雅黑"/>
+          <w:b/>
+          <w:color w:val="62B541"/>
+          <w:sz w:val="32"/>
+          <w:lang w:eastAsia="zh-CN"/>
+        </w:rPr>
+      </w:pPr>
+      <w:r>
+        <w:rPr>
+          <w:rFonts w:ascii="Times New Roman" w:hAnsi="Times New Roman" w:eastAsia="微软雅黑"/>
+          <w:b/>
+          <w:color w:val="62B541"/>
+          <w:sz w:val="32"/>
+          <w:lang w:eastAsia="zh-CN"/>
+        </w:rPr>
+        <w:fldChar w:fldCharType="begin"/>
+      </w:r>
+      <w:r>
+        <w:rPr>
+          <w:rFonts w:ascii="Times New Roman" w:hAnsi="Times New Roman" w:eastAsia="微软雅黑"/>
+          <w:b/>
+          <w:color w:val="62B541"/>
+          <w:sz w:val="32"/>
+          <w:lang w:eastAsia="zh-CN"/>
+        </w:rPr>
+        <w:instrText xml:space="preserve"> HYPERLINK \l _Toc16447 </w:instrText>
+      </w:r>
+      <w:r>
+        <w:rPr>
+          <w:rFonts w:ascii="Times New Roman" w:hAnsi="Times New Roman" w:eastAsia="微软雅黑"/>
+          <w:b/>
+          <w:color w:val="62B541"/>
+          <w:sz w:val="32"/>
+          <w:lang w:eastAsia="zh-CN"/>
+        </w:rPr>
+        <w:fldChar w:fldCharType="separate"/>
+      </w:r>
+      <w:r>
+        <w:rPr>
+          <w:rFonts w:hint="eastAsia" w:ascii="Times New Roman" w:hAnsi="Times New Roman" w:eastAsia="微软雅黑"/>
+          <w:b/>
+          <w:color w:val="62B541"/>
+          <w:sz w:val="32"/>
+          <w:lang w:eastAsia="zh-CN"/>
+        </w:rPr>
+        <w:t>附录</w:t>
+      </w:r>
+      <w:r>
+        <w:rPr>
+          <w:rFonts w:ascii="Times New Roman" w:hAnsi="Times New Roman" w:eastAsia="微软雅黑"/>
+          <w:b/>
+          <w:color w:val="62B541"/>
+          <w:sz w:val="32"/>
+          <w:lang w:eastAsia="zh-CN"/>
+        </w:rPr>
+        <w:tab/>
+      </w:r>
+      <w:r>
+        <w:rPr>
+          <w:rFonts w:ascii="Times New Roman" w:hAnsi="Times New Roman" w:eastAsia="微软雅黑"/>
+          <w:b/>
+          <w:color w:val="62B541"/>
+          <w:sz w:val="32"/>
+          <w:lang w:eastAsia="zh-CN"/>
+        </w:rPr>
+        <w:fldChar w:fldCharType="begin"/>
+      </w:r>
+      <w:r>
+        <w:rPr>
+          <w:rFonts w:ascii="Times New Roman" w:hAnsi="Times New Roman" w:eastAsia="微软雅黑"/>
+          <w:b/>
+          <w:color w:val="62B541"/>
+          <w:sz w:val="32"/>
+          <w:lang w:eastAsia="zh-CN"/>
+        </w:rPr>
+        <w:instrText xml:space="preserve"> PAGEREF _Toc16447 \h </w:instrText>
+      </w:r>
+      <w:r>
+        <w:rPr>
+          <w:rFonts w:ascii="Times New Roman" w:hAnsi="Times New Roman" w:eastAsia="微软雅黑"/>
+          <w:b/>
+          <w:color w:val="62B541"/>
+          <w:sz w:val="32"/>
+          <w:lang w:eastAsia="zh-CN"/>
+        </w:rPr>
+        <w:fldChar w:fldCharType="separate"/>
+      </w:r>
+      <w:r>
+        <w:rPr>
+          <w:rFonts w:ascii="Times New Roman" w:hAnsi="Times New Roman" w:eastAsia="微软雅黑"/>
+          <w:b/>
+          <w:color w:val="62B541"/>
+          <w:sz w:val="32"/>
+          <w:lang w:eastAsia="zh-CN"/>
+        </w:rPr>
+        <w:t>11</w:t>
+      </w:r>
+      <w:r>
+        <w:rPr>
+          <w:rFonts w:ascii="Times New Roman" w:hAnsi="Times New Roman" w:eastAsia="微软雅黑"/>
+          <w:b/>
+          <w:color w:val="62B541"/>
+          <w:sz w:val="32"/>
+          <w:lang w:eastAsia="zh-CN"/>
+        </w:rPr>
+        <w:fldChar w:fldCharType="end"/>
+      </w:r>
+      <w:r>
+        <w:rPr>
+          <w:rFonts w:ascii="Times New Roman" w:hAnsi="Times New Roman" w:eastAsia="微软雅黑"/>
+          <w:b/>
+          <w:color w:val="62B541"/>
+          <w:sz w:val="32"/>
           <w:lang w:eastAsia="zh-CN"/>
         </w:rPr>
         <w:fldChar w:fldCharType="end"/>
@@ -2390,91 +2507,109 @@
       <w:pPr>
         <w:pStyle w:val="12"/>
         <w:tabs>
-          <w:tab w:val="right" w:leader="dot" w:pos="9871"/>
+          <w:tab w:val="right" w:leader="dot" w:pos="9870"/>
         </w:tabs>
         <w:ind w:left="440"/>
-        <w:rPr>
-          <w:rFonts w:ascii="Times New Roman" w:hAnsi="Times New Roman" w:eastAsia="微软雅黑"/>
-          <w:sz w:val="28"/>
-          <w:szCs w:val="28"/>
-          <w:lang w:eastAsia="zh-CN"/>
-        </w:rPr>
-      </w:pPr>
-      <w:r>
-        <w:fldChar w:fldCharType="begin"/>
-      </w:r>
-      <w:r>
-        <w:instrText xml:space="preserve"> HYPERLINK \l "_Toc20781" </w:instrText>
-      </w:r>
-      <w:r>
-        <w:fldChar w:fldCharType="separate"/>
-      </w:r>
-      <w:r>
         <w:rPr>
           <w:rFonts w:hint="eastAsia" w:ascii="Times New Roman" w:hAnsi="Times New Roman" w:eastAsia="微软雅黑"/>
           <w:sz w:val="28"/>
           <w:szCs w:val="28"/>
           <w:lang w:eastAsia="zh-CN"/>
         </w:rPr>
-        <w:t>BRCA1&amp;BRCA2基因背景介绍</w:t>
-      </w:r>
-      <w:r>
-        <w:rPr>
-          <w:rFonts w:ascii="Times New Roman" w:hAnsi="Times New Roman" w:eastAsia="微软雅黑"/>
+      </w:pPr>
+      <w:r>
+        <w:rPr>
+          <w:rFonts w:hint="eastAsia" w:ascii="Times New Roman" w:hAnsi="Times New Roman" w:eastAsia="微软雅黑"/>
           <w:sz w:val="28"/>
           <w:szCs w:val="28"/>
           <w:lang w:eastAsia="zh-CN"/>
         </w:rPr>
-        <w:tab/>
-      </w:r>
-      <w:r>
-        <w:rPr>
-          <w:rFonts w:ascii="Times New Roman" w:hAnsi="Times New Roman" w:eastAsia="微软雅黑"/>
+        <w:fldChar w:fldCharType="begin"/>
+      </w:r>
+      <w:r>
+        <w:rPr>
+          <w:rFonts w:hint="eastAsia" w:ascii="Times New Roman" w:hAnsi="Times New Roman" w:eastAsia="微软雅黑"/>
           <w:sz w:val="28"/>
           <w:szCs w:val="28"/>
           <w:lang w:eastAsia="zh-CN"/>
         </w:rPr>
-        <w:fldChar w:fldCharType="begin"/>
-      </w:r>
-      <w:r>
-        <w:rPr>
-          <w:rFonts w:ascii="Times New Roman" w:hAnsi="Times New Roman" w:eastAsia="微软雅黑"/>
+        <w:instrText xml:space="preserve"> HYPERLINK \l _Toc31266 </w:instrText>
+      </w:r>
+      <w:r>
+        <w:rPr>
+          <w:rFonts w:hint="eastAsia" w:ascii="Times New Roman" w:hAnsi="Times New Roman" w:eastAsia="微软雅黑"/>
           <w:sz w:val="28"/>
           <w:szCs w:val="28"/>
           <w:lang w:eastAsia="zh-CN"/>
         </w:rPr>
-        <w:instrText xml:space="preserve"> PAGEREF _Toc20781 \h </w:instrText>
-      </w:r>
-      <w:r>
-        <w:rPr>
-          <w:rFonts w:ascii="Times New Roman" w:hAnsi="Times New Roman" w:eastAsia="微软雅黑"/>
+        <w:fldChar w:fldCharType="separate"/>
+      </w:r>
+      <w:r>
+        <w:rPr>
+          <w:rFonts w:hint="eastAsia" w:ascii="Times New Roman" w:hAnsi="Times New Roman" w:eastAsia="微软雅黑"/>
           <w:sz w:val="28"/>
           <w:szCs w:val="28"/>
           <w:lang w:eastAsia="zh-CN"/>
         </w:rPr>
-        <w:fldChar w:fldCharType="separate"/>
-      </w:r>
-      <w:r>
-        <w:rPr>
-          <w:rFonts w:ascii="Times New Roman" w:hAnsi="Times New Roman" w:eastAsia="微软雅黑"/>
+        <w:t>样本质控情况</w:t>
+      </w:r>
+      <w:r>
+        <w:rPr>
+          <w:rFonts w:hint="eastAsia" w:ascii="Times New Roman" w:hAnsi="Times New Roman" w:eastAsia="微软雅黑"/>
           <w:sz w:val="28"/>
           <w:szCs w:val="28"/>
           <w:lang w:eastAsia="zh-CN"/>
         </w:rPr>
-        <w:t>12</w:t>
-      </w:r>
-      <w:r>
-        <w:rPr>
-          <w:rFonts w:ascii="Times New Roman" w:hAnsi="Times New Roman" w:eastAsia="微软雅黑"/>
+        <w:tab/>
+      </w:r>
+      <w:r>
+        <w:rPr>
+          <w:rFonts w:hint="eastAsia" w:ascii="Times New Roman" w:hAnsi="Times New Roman" w:eastAsia="微软雅黑"/>
           <w:sz w:val="28"/>
           <w:szCs w:val="28"/>
           <w:lang w:eastAsia="zh-CN"/>
         </w:rPr>
+        <w:fldChar w:fldCharType="begin"/>
+      </w:r>
+      <w:r>
+        <w:rPr>
+          <w:rFonts w:hint="eastAsia" w:ascii="Times New Roman" w:hAnsi="Times New Roman" w:eastAsia="微软雅黑"/>
+          <w:sz w:val="28"/>
+          <w:szCs w:val="28"/>
+          <w:lang w:eastAsia="zh-CN"/>
+        </w:rPr>
+        <w:instrText xml:space="preserve"> PAGEREF _Toc31266 \h </w:instrText>
+      </w:r>
+      <w:r>
+        <w:rPr>
+          <w:rFonts w:hint="eastAsia" w:ascii="Times New Roman" w:hAnsi="Times New Roman" w:eastAsia="微软雅黑"/>
+          <w:sz w:val="28"/>
+          <w:szCs w:val="28"/>
+          <w:lang w:eastAsia="zh-CN"/>
+        </w:rPr>
+        <w:fldChar w:fldCharType="separate"/>
+      </w:r>
+      <w:r>
+        <w:rPr>
+          <w:rFonts w:hint="eastAsia" w:ascii="Times New Roman" w:hAnsi="Times New Roman" w:eastAsia="微软雅黑"/>
+          <w:sz w:val="28"/>
+          <w:szCs w:val="28"/>
+          <w:lang w:eastAsia="zh-CN"/>
+        </w:rPr>
+        <w:t>11</w:t>
+      </w:r>
+      <w:r>
+        <w:rPr>
+          <w:rFonts w:hint="eastAsia" w:ascii="Times New Roman" w:hAnsi="Times New Roman" w:eastAsia="微软雅黑"/>
+          <w:sz w:val="28"/>
+          <w:szCs w:val="28"/>
+          <w:lang w:eastAsia="zh-CN"/>
+        </w:rPr>
         <w:fldChar w:fldCharType="end"/>
       </w:r>
       <w:r>
         <w:rPr>
-          <w:rFonts w:ascii="Times New Roman" w:hAnsi="Times New Roman" w:eastAsia="微软雅黑"/>
+          <w:rFonts w:hint="eastAsia" w:ascii="Times New Roman" w:hAnsi="Times New Roman" w:eastAsia="微软雅黑"/>
           <w:sz w:val="28"/>
           <w:szCs w:val="28"/>
           <w:lang w:eastAsia="zh-CN"/>
@@ -2486,91 +2621,109 @@
       <w:pPr>
         <w:pStyle w:val="12"/>
         <w:tabs>
-          <w:tab w:val="right" w:leader="dot" w:pos="9871"/>
+          <w:tab w:val="right" w:leader="dot" w:pos="9870"/>
         </w:tabs>
         <w:ind w:left="440"/>
-        <w:rPr>
-          <w:rFonts w:ascii="Times New Roman" w:hAnsi="Times New Roman" w:eastAsia="微软雅黑"/>
-          <w:sz w:val="28"/>
-          <w:szCs w:val="28"/>
-          <w:lang w:eastAsia="zh-CN"/>
-        </w:rPr>
-      </w:pPr>
-      <w:r>
-        <w:fldChar w:fldCharType="begin"/>
-      </w:r>
-      <w:r>
-        <w:instrText xml:space="preserve"> HYPERLINK \l "_Toc7888" </w:instrText>
-      </w:r>
-      <w:r>
-        <w:fldChar w:fldCharType="separate"/>
-      </w:r>
-      <w:r>
         <w:rPr>
           <w:rFonts w:hint="eastAsia" w:ascii="Times New Roman" w:hAnsi="Times New Roman" w:eastAsia="微软雅黑"/>
           <w:sz w:val="28"/>
           <w:szCs w:val="28"/>
           <w:lang w:eastAsia="zh-CN"/>
         </w:rPr>
-        <w:t>易感人群特征</w:t>
-      </w:r>
-      <w:r>
-        <w:rPr>
-          <w:rFonts w:ascii="Times New Roman" w:hAnsi="Times New Roman" w:eastAsia="微软雅黑"/>
+      </w:pPr>
+      <w:r>
+        <w:rPr>
+          <w:rFonts w:hint="eastAsia" w:ascii="Times New Roman" w:hAnsi="Times New Roman" w:eastAsia="微软雅黑"/>
           <w:sz w:val="28"/>
           <w:szCs w:val="28"/>
           <w:lang w:eastAsia="zh-CN"/>
         </w:rPr>
-        <w:tab/>
-      </w:r>
-      <w:r>
-        <w:rPr>
-          <w:rFonts w:ascii="Times New Roman" w:hAnsi="Times New Roman" w:eastAsia="微软雅黑"/>
+        <w:fldChar w:fldCharType="begin"/>
+      </w:r>
+      <w:r>
+        <w:rPr>
+          <w:rFonts w:hint="eastAsia" w:ascii="Times New Roman" w:hAnsi="Times New Roman" w:eastAsia="微软雅黑"/>
           <w:sz w:val="28"/>
           <w:szCs w:val="28"/>
           <w:lang w:eastAsia="zh-CN"/>
         </w:rPr>
-        <w:fldChar w:fldCharType="begin"/>
-      </w:r>
-      <w:r>
-        <w:rPr>
-          <w:rFonts w:ascii="Times New Roman" w:hAnsi="Times New Roman" w:eastAsia="微软雅黑"/>
+        <w:instrText xml:space="preserve"> HYPERLINK \l _Toc12595 </w:instrText>
+      </w:r>
+      <w:r>
+        <w:rPr>
+          <w:rFonts w:hint="eastAsia" w:ascii="Times New Roman" w:hAnsi="Times New Roman" w:eastAsia="微软雅黑"/>
           <w:sz w:val="28"/>
           <w:szCs w:val="28"/>
           <w:lang w:eastAsia="zh-CN"/>
         </w:rPr>
-        <w:instrText xml:space="preserve"> PAGEREF _Toc7888 \h </w:instrText>
-      </w:r>
-      <w:r>
-        <w:rPr>
-          <w:rFonts w:ascii="Times New Roman" w:hAnsi="Times New Roman" w:eastAsia="微软雅黑"/>
+        <w:fldChar w:fldCharType="separate"/>
+      </w:r>
+      <w:r>
+        <w:rPr>
+          <w:rFonts w:hint="eastAsia" w:ascii="Times New Roman" w:hAnsi="Times New Roman" w:eastAsia="微软雅黑"/>
           <w:sz w:val="28"/>
           <w:szCs w:val="28"/>
           <w:lang w:eastAsia="zh-CN"/>
         </w:rPr>
-        <w:fldChar w:fldCharType="separate"/>
-      </w:r>
-      <w:r>
-        <w:rPr>
-          <w:rFonts w:ascii="Times New Roman" w:hAnsi="Times New Roman" w:eastAsia="微软雅黑"/>
+        <w:t>BRCA1&amp;BRCA2基因背景介绍</w:t>
+      </w:r>
+      <w:r>
+        <w:rPr>
+          <w:rFonts w:hint="eastAsia" w:ascii="Times New Roman" w:hAnsi="Times New Roman" w:eastAsia="微软雅黑"/>
           <w:sz w:val="28"/>
           <w:szCs w:val="28"/>
           <w:lang w:eastAsia="zh-CN"/>
         </w:rPr>
-        <w:t>13</w:t>
-      </w:r>
-      <w:r>
-        <w:rPr>
-          <w:rFonts w:ascii="Times New Roman" w:hAnsi="Times New Roman" w:eastAsia="微软雅黑"/>
+        <w:tab/>
+      </w:r>
+      <w:r>
+        <w:rPr>
+          <w:rFonts w:hint="eastAsia" w:ascii="Times New Roman" w:hAnsi="Times New Roman" w:eastAsia="微软雅黑"/>
           <w:sz w:val="28"/>
           <w:szCs w:val="28"/>
           <w:lang w:eastAsia="zh-CN"/>
         </w:rPr>
+        <w:fldChar w:fldCharType="begin"/>
+      </w:r>
+      <w:r>
+        <w:rPr>
+          <w:rFonts w:hint="eastAsia" w:ascii="Times New Roman" w:hAnsi="Times New Roman" w:eastAsia="微软雅黑"/>
+          <w:sz w:val="28"/>
+          <w:szCs w:val="28"/>
+          <w:lang w:eastAsia="zh-CN"/>
+        </w:rPr>
+        <w:instrText xml:space="preserve"> PAGEREF _Toc12595 \h </w:instrText>
+      </w:r>
+      <w:r>
+        <w:rPr>
+          <w:rFonts w:hint="eastAsia" w:ascii="Times New Roman" w:hAnsi="Times New Roman" w:eastAsia="微软雅黑"/>
+          <w:sz w:val="28"/>
+          <w:szCs w:val="28"/>
+          <w:lang w:eastAsia="zh-CN"/>
+        </w:rPr>
+        <w:fldChar w:fldCharType="separate"/>
+      </w:r>
+      <w:r>
+        <w:rPr>
+          <w:rFonts w:hint="eastAsia" w:ascii="Times New Roman" w:hAnsi="Times New Roman" w:eastAsia="微软雅黑"/>
+          <w:sz w:val="28"/>
+          <w:szCs w:val="28"/>
+          <w:lang w:eastAsia="zh-CN"/>
+        </w:rPr>
+        <w:t>12</w:t>
+      </w:r>
+      <w:r>
+        <w:rPr>
+          <w:rFonts w:hint="eastAsia" w:ascii="Times New Roman" w:hAnsi="Times New Roman" w:eastAsia="微软雅黑"/>
+          <w:sz w:val="28"/>
+          <w:szCs w:val="28"/>
+          <w:lang w:eastAsia="zh-CN"/>
+        </w:rPr>
         <w:fldChar w:fldCharType="end"/>
       </w:r>
       <w:r>
         <w:rPr>
-          <w:rFonts w:ascii="Times New Roman" w:hAnsi="Times New Roman" w:eastAsia="微软雅黑"/>
+          <w:rFonts w:hint="eastAsia" w:ascii="Times New Roman" w:hAnsi="Times New Roman" w:eastAsia="微软雅黑"/>
           <w:sz w:val="28"/>
           <w:szCs w:val="28"/>
           <w:lang w:eastAsia="zh-CN"/>
@@ -2582,91 +2735,109 @@
       <w:pPr>
         <w:pStyle w:val="12"/>
         <w:tabs>
-          <w:tab w:val="right" w:leader="dot" w:pos="9871"/>
+          <w:tab w:val="right" w:leader="dot" w:pos="9870"/>
         </w:tabs>
         <w:ind w:left="440"/>
-        <w:rPr>
-          <w:rFonts w:ascii="Times New Roman" w:hAnsi="Times New Roman" w:eastAsia="微软雅黑"/>
-          <w:sz w:val="28"/>
-          <w:szCs w:val="28"/>
-          <w:lang w:eastAsia="zh-CN"/>
-        </w:rPr>
-      </w:pPr>
-      <w:r>
-        <w:fldChar w:fldCharType="begin"/>
-      </w:r>
-      <w:r>
-        <w:instrText xml:space="preserve"> HYPERLINK \l "_Toc9988" </w:instrText>
-      </w:r>
-      <w:r>
-        <w:fldChar w:fldCharType="separate"/>
-      </w:r>
-      <w:r>
         <w:rPr>
           <w:rFonts w:hint="eastAsia" w:ascii="Times New Roman" w:hAnsi="Times New Roman" w:eastAsia="微软雅黑"/>
           <w:sz w:val="28"/>
           <w:szCs w:val="28"/>
           <w:lang w:eastAsia="zh-CN"/>
         </w:rPr>
-        <w:t>检测方法与局限性</w:t>
-      </w:r>
-      <w:r>
-        <w:rPr>
-          <w:rFonts w:ascii="Times New Roman" w:hAnsi="Times New Roman" w:eastAsia="微软雅黑"/>
+      </w:pPr>
+      <w:r>
+        <w:rPr>
+          <w:rFonts w:hint="eastAsia" w:ascii="Times New Roman" w:hAnsi="Times New Roman" w:eastAsia="微软雅黑"/>
           <w:sz w:val="28"/>
           <w:szCs w:val="28"/>
           <w:lang w:eastAsia="zh-CN"/>
         </w:rPr>
-        <w:tab/>
-      </w:r>
-      <w:r>
-        <w:rPr>
-          <w:rFonts w:ascii="Times New Roman" w:hAnsi="Times New Roman" w:eastAsia="微软雅黑"/>
+        <w:fldChar w:fldCharType="begin"/>
+      </w:r>
+      <w:r>
+        <w:rPr>
+          <w:rFonts w:hint="eastAsia" w:ascii="Times New Roman" w:hAnsi="Times New Roman" w:eastAsia="微软雅黑"/>
           <w:sz w:val="28"/>
           <w:szCs w:val="28"/>
           <w:lang w:eastAsia="zh-CN"/>
         </w:rPr>
-        <w:fldChar w:fldCharType="begin"/>
-      </w:r>
-      <w:r>
-        <w:rPr>
-          <w:rFonts w:ascii="Times New Roman" w:hAnsi="Times New Roman" w:eastAsia="微软雅黑"/>
+        <w:instrText xml:space="preserve"> HYPERLINK \l _Toc17217 </w:instrText>
+      </w:r>
+      <w:r>
+        <w:rPr>
+          <w:rFonts w:hint="eastAsia" w:ascii="Times New Roman" w:hAnsi="Times New Roman" w:eastAsia="微软雅黑"/>
           <w:sz w:val="28"/>
           <w:szCs w:val="28"/>
           <w:lang w:eastAsia="zh-CN"/>
         </w:rPr>
-        <w:instrText xml:space="preserve"> PAGEREF _Toc9988 \h </w:instrText>
-      </w:r>
-      <w:r>
-        <w:rPr>
-          <w:rFonts w:ascii="Times New Roman" w:hAnsi="Times New Roman" w:eastAsia="微软雅黑"/>
+        <w:fldChar w:fldCharType="separate"/>
+      </w:r>
+      <w:r>
+        <w:rPr>
+          <w:rFonts w:hint="eastAsia" w:ascii="Times New Roman" w:hAnsi="Times New Roman" w:eastAsia="微软雅黑"/>
           <w:sz w:val="28"/>
           <w:szCs w:val="28"/>
           <w:lang w:eastAsia="zh-CN"/>
         </w:rPr>
-        <w:fldChar w:fldCharType="separate"/>
-      </w:r>
-      <w:r>
-        <w:rPr>
-          <w:rFonts w:ascii="Times New Roman" w:hAnsi="Times New Roman" w:eastAsia="微软雅黑"/>
+        <w:t>易感人群特征</w:t>
+      </w:r>
+      <w:r>
+        <w:rPr>
+          <w:rFonts w:hint="eastAsia" w:ascii="Times New Roman" w:hAnsi="Times New Roman" w:eastAsia="微软雅黑"/>
           <w:sz w:val="28"/>
           <w:szCs w:val="28"/>
           <w:lang w:eastAsia="zh-CN"/>
         </w:rPr>
-        <w:t>15</w:t>
-      </w:r>
-      <w:r>
-        <w:rPr>
-          <w:rFonts w:ascii="Times New Roman" w:hAnsi="Times New Roman" w:eastAsia="微软雅黑"/>
+        <w:tab/>
+      </w:r>
+      <w:r>
+        <w:rPr>
+          <w:rFonts w:hint="eastAsia" w:ascii="Times New Roman" w:hAnsi="Times New Roman" w:eastAsia="微软雅黑"/>
           <w:sz w:val="28"/>
           <w:szCs w:val="28"/>
           <w:lang w:eastAsia="zh-CN"/>
         </w:rPr>
+        <w:fldChar w:fldCharType="begin"/>
+      </w:r>
+      <w:r>
+        <w:rPr>
+          <w:rFonts w:hint="eastAsia" w:ascii="Times New Roman" w:hAnsi="Times New Roman" w:eastAsia="微软雅黑"/>
+          <w:sz w:val="28"/>
+          <w:szCs w:val="28"/>
+          <w:lang w:eastAsia="zh-CN"/>
+        </w:rPr>
+        <w:instrText xml:space="preserve"> PAGEREF _Toc17217 \h </w:instrText>
+      </w:r>
+      <w:r>
+        <w:rPr>
+          <w:rFonts w:hint="eastAsia" w:ascii="Times New Roman" w:hAnsi="Times New Roman" w:eastAsia="微软雅黑"/>
+          <w:sz w:val="28"/>
+          <w:szCs w:val="28"/>
+          <w:lang w:eastAsia="zh-CN"/>
+        </w:rPr>
+        <w:fldChar w:fldCharType="separate"/>
+      </w:r>
+      <w:r>
+        <w:rPr>
+          <w:rFonts w:hint="eastAsia" w:ascii="Times New Roman" w:hAnsi="Times New Roman" w:eastAsia="微软雅黑"/>
+          <w:sz w:val="28"/>
+          <w:szCs w:val="28"/>
+          <w:lang w:eastAsia="zh-CN"/>
+        </w:rPr>
+        <w:t>13</w:t>
+      </w:r>
+      <w:r>
+        <w:rPr>
+          <w:rFonts w:hint="eastAsia" w:ascii="Times New Roman" w:hAnsi="Times New Roman" w:eastAsia="微软雅黑"/>
+          <w:sz w:val="28"/>
+          <w:szCs w:val="28"/>
+          <w:lang w:eastAsia="zh-CN"/>
+        </w:rPr>
         <w:fldChar w:fldCharType="end"/>
       </w:r>
       <w:r>
         <w:rPr>
-          <w:rFonts w:ascii="Times New Roman" w:hAnsi="Times New Roman" w:eastAsia="微软雅黑"/>
+          <w:rFonts w:hint="eastAsia" w:ascii="Times New Roman" w:hAnsi="Times New Roman" w:eastAsia="微软雅黑"/>
           <w:sz w:val="28"/>
           <w:szCs w:val="28"/>
           <w:lang w:eastAsia="zh-CN"/>
@@ -2678,91 +2849,223 @@
       <w:pPr>
         <w:pStyle w:val="12"/>
         <w:tabs>
-          <w:tab w:val="right" w:leader="dot" w:pos="9871"/>
+          <w:tab w:val="right" w:leader="dot" w:pos="9870"/>
         </w:tabs>
         <w:ind w:left="440"/>
-        <w:rPr>
-          <w:rFonts w:ascii="Times New Roman" w:hAnsi="Times New Roman" w:eastAsia="微软雅黑"/>
-          <w:sz w:val="28"/>
-          <w:szCs w:val="28"/>
-          <w:lang w:eastAsia="zh-CN"/>
-        </w:rPr>
-      </w:pPr>
-      <w:r>
-        <w:fldChar w:fldCharType="begin"/>
-      </w:r>
-      <w:r>
-        <w:instrText xml:space="preserve"> HYPERLINK \l "_Toc24894" </w:instrText>
-      </w:r>
-      <w:r>
-        <w:fldChar w:fldCharType="separate"/>
-      </w:r>
-      <w:r>
         <w:rPr>
           <w:rFonts w:hint="eastAsia" w:ascii="Times New Roman" w:hAnsi="Times New Roman" w:eastAsia="微软雅黑"/>
           <w:sz w:val="28"/>
           <w:szCs w:val="28"/>
           <w:lang w:eastAsia="zh-CN"/>
         </w:rPr>
-        <w:t>参考文献</w:t>
-      </w:r>
-      <w:r>
-        <w:rPr>
-          <w:rFonts w:ascii="Times New Roman" w:hAnsi="Times New Roman" w:eastAsia="微软雅黑"/>
+      </w:pPr>
+      <w:r>
+        <w:rPr>
+          <w:rFonts w:hint="eastAsia" w:ascii="Times New Roman" w:hAnsi="Times New Roman" w:eastAsia="微软雅黑"/>
           <w:sz w:val="28"/>
           <w:szCs w:val="28"/>
           <w:lang w:eastAsia="zh-CN"/>
         </w:rPr>
-        <w:tab/>
-      </w:r>
-      <w:r>
-        <w:rPr>
-          <w:rFonts w:ascii="Times New Roman" w:hAnsi="Times New Roman" w:eastAsia="微软雅黑"/>
+        <w:fldChar w:fldCharType="begin"/>
+      </w:r>
+      <w:r>
+        <w:rPr>
+          <w:rFonts w:hint="eastAsia" w:ascii="Times New Roman" w:hAnsi="Times New Roman" w:eastAsia="微软雅黑"/>
           <w:sz w:val="28"/>
           <w:szCs w:val="28"/>
           <w:lang w:eastAsia="zh-CN"/>
         </w:rPr>
-        <w:fldChar w:fldCharType="begin"/>
-      </w:r>
-      <w:r>
-        <w:rPr>
-          <w:rFonts w:ascii="Times New Roman" w:hAnsi="Times New Roman" w:eastAsia="微软雅黑"/>
+        <w:instrText xml:space="preserve"> HYPERLINK \l _Toc30470 </w:instrText>
+      </w:r>
+      <w:r>
+        <w:rPr>
+          <w:rFonts w:hint="eastAsia" w:ascii="Times New Roman" w:hAnsi="Times New Roman" w:eastAsia="微软雅黑"/>
           <w:sz w:val="28"/>
           <w:szCs w:val="28"/>
           <w:lang w:eastAsia="zh-CN"/>
         </w:rPr>
-        <w:instrText xml:space="preserve"> PAGEREF _Toc24894 \h </w:instrText>
-      </w:r>
-      <w:r>
-        <w:rPr>
-          <w:rFonts w:ascii="Times New Roman" w:hAnsi="Times New Roman" w:eastAsia="微软雅黑"/>
+        <w:fldChar w:fldCharType="separate"/>
+      </w:r>
+      <w:r>
+        <w:rPr>
+          <w:rFonts w:hint="eastAsia" w:ascii="Times New Roman" w:hAnsi="Times New Roman" w:eastAsia="微软雅黑"/>
           <w:sz w:val="28"/>
           <w:szCs w:val="28"/>
           <w:lang w:eastAsia="zh-CN"/>
         </w:rPr>
-        <w:fldChar w:fldCharType="separate"/>
-      </w:r>
-      <w:r>
-        <w:rPr>
-          <w:rFonts w:ascii="Times New Roman" w:hAnsi="Times New Roman" w:eastAsia="微软雅黑"/>
+        <w:t>检测方法与局限性</w:t>
+      </w:r>
+      <w:r>
+        <w:rPr>
+          <w:rFonts w:hint="eastAsia" w:ascii="Times New Roman" w:hAnsi="Times New Roman" w:eastAsia="微软雅黑"/>
           <w:sz w:val="28"/>
           <w:szCs w:val="28"/>
           <w:lang w:eastAsia="zh-CN"/>
         </w:rPr>
-        <w:t>16</w:t>
-      </w:r>
-      <w:r>
-        <w:rPr>
-          <w:rFonts w:ascii="Times New Roman" w:hAnsi="Times New Roman" w:eastAsia="微软雅黑"/>
+        <w:tab/>
+      </w:r>
+      <w:r>
+        <w:rPr>
+          <w:rFonts w:hint="eastAsia" w:ascii="Times New Roman" w:hAnsi="Times New Roman" w:eastAsia="微软雅黑"/>
           <w:sz w:val="28"/>
           <w:szCs w:val="28"/>
           <w:lang w:eastAsia="zh-CN"/>
         </w:rPr>
+        <w:fldChar w:fldCharType="begin"/>
+      </w:r>
+      <w:r>
+        <w:rPr>
+          <w:rFonts w:hint="eastAsia" w:ascii="Times New Roman" w:hAnsi="Times New Roman" w:eastAsia="微软雅黑"/>
+          <w:sz w:val="28"/>
+          <w:szCs w:val="28"/>
+          <w:lang w:eastAsia="zh-CN"/>
+        </w:rPr>
+        <w:instrText xml:space="preserve"> PAGEREF _Toc30470 \h </w:instrText>
+      </w:r>
+      <w:r>
+        <w:rPr>
+          <w:rFonts w:hint="eastAsia" w:ascii="Times New Roman" w:hAnsi="Times New Roman" w:eastAsia="微软雅黑"/>
+          <w:sz w:val="28"/>
+          <w:szCs w:val="28"/>
+          <w:lang w:eastAsia="zh-CN"/>
+        </w:rPr>
+        <w:fldChar w:fldCharType="separate"/>
+      </w:r>
+      <w:r>
+        <w:rPr>
+          <w:rFonts w:hint="eastAsia" w:ascii="Times New Roman" w:hAnsi="Times New Roman" w:eastAsia="微软雅黑"/>
+          <w:sz w:val="28"/>
+          <w:szCs w:val="28"/>
+          <w:lang w:eastAsia="zh-CN"/>
+        </w:rPr>
+        <w:t>15</w:t>
+      </w:r>
+      <w:r>
+        <w:rPr>
+          <w:rFonts w:hint="eastAsia" w:ascii="Times New Roman" w:hAnsi="Times New Roman" w:eastAsia="微软雅黑"/>
+          <w:sz w:val="28"/>
+          <w:szCs w:val="28"/>
+          <w:lang w:eastAsia="zh-CN"/>
+        </w:rPr>
         <w:fldChar w:fldCharType="end"/>
       </w:r>
       <w:r>
         <w:rPr>
-          <w:rFonts w:ascii="Times New Roman" w:hAnsi="Times New Roman" w:eastAsia="微软雅黑"/>
+          <w:rFonts w:hint="eastAsia" w:ascii="Times New Roman" w:hAnsi="Times New Roman" w:eastAsia="微软雅黑"/>
+          <w:sz w:val="28"/>
+          <w:szCs w:val="28"/>
+          <w:lang w:eastAsia="zh-CN"/>
+        </w:rPr>
+        <w:fldChar w:fldCharType="end"/>
+      </w:r>
+    </w:p>
+    <w:p>
+      <w:pPr>
+        <w:pStyle w:val="12"/>
+        <w:tabs>
+          <w:tab w:val="right" w:leader="dot" w:pos="9870"/>
+        </w:tabs>
+        <w:ind w:left="440"/>
+        <w:rPr>
+          <w:rFonts w:hint="eastAsia" w:ascii="Times New Roman" w:hAnsi="Times New Roman" w:eastAsia="微软雅黑"/>
+          <w:sz w:val="28"/>
+          <w:szCs w:val="28"/>
+          <w:lang w:eastAsia="zh-CN"/>
+        </w:rPr>
+      </w:pPr>
+      <w:r>
+        <w:rPr>
+          <w:rFonts w:hint="eastAsia" w:ascii="Times New Roman" w:hAnsi="Times New Roman" w:eastAsia="微软雅黑"/>
+          <w:sz w:val="28"/>
+          <w:szCs w:val="28"/>
+          <w:lang w:eastAsia="zh-CN"/>
+        </w:rPr>
+        <w:fldChar w:fldCharType="begin"/>
+      </w:r>
+      <w:r>
+        <w:rPr>
+          <w:rFonts w:hint="eastAsia" w:ascii="Times New Roman" w:hAnsi="Times New Roman" w:eastAsia="微软雅黑"/>
+          <w:sz w:val="28"/>
+          <w:szCs w:val="28"/>
+          <w:lang w:eastAsia="zh-CN"/>
+        </w:rPr>
+        <w:instrText xml:space="preserve"> HYPERLINK \l _Toc11994 </w:instrText>
+      </w:r>
+      <w:r>
+        <w:rPr>
+          <w:rFonts w:hint="eastAsia" w:ascii="Times New Roman" w:hAnsi="Times New Roman" w:eastAsia="微软雅黑"/>
+          <w:sz w:val="28"/>
+          <w:szCs w:val="28"/>
+          <w:lang w:eastAsia="zh-CN"/>
+        </w:rPr>
+        <w:fldChar w:fldCharType="separate"/>
+      </w:r>
+      <w:r>
+        <w:rPr>
+          <w:rFonts w:hint="eastAsia" w:ascii="Times New Roman" w:hAnsi="Times New Roman" w:eastAsia="微软雅黑"/>
+          <w:sz w:val="28"/>
+          <w:szCs w:val="28"/>
+          <w:lang w:eastAsia="zh-CN"/>
+        </w:rPr>
+        <w:t>参考文献</w:t>
+      </w:r>
+      <w:r>
+        <w:rPr>
+          <w:rFonts w:hint="eastAsia" w:ascii="Times New Roman" w:hAnsi="Times New Roman" w:eastAsia="微软雅黑"/>
+          <w:sz w:val="28"/>
+          <w:szCs w:val="28"/>
+          <w:lang w:eastAsia="zh-CN"/>
+        </w:rPr>
+        <w:tab/>
+      </w:r>
+      <w:r>
+        <w:rPr>
+          <w:rFonts w:hint="eastAsia" w:ascii="Times New Roman" w:hAnsi="Times New Roman" w:eastAsia="微软雅黑"/>
+          <w:sz w:val="28"/>
+          <w:szCs w:val="28"/>
+          <w:lang w:eastAsia="zh-CN"/>
+        </w:rPr>
+        <w:fldChar w:fldCharType="begin"/>
+      </w:r>
+      <w:r>
+        <w:rPr>
+          <w:rFonts w:hint="eastAsia" w:ascii="Times New Roman" w:hAnsi="Times New Roman" w:eastAsia="微软雅黑"/>
+          <w:sz w:val="28"/>
+          <w:szCs w:val="28"/>
+          <w:lang w:eastAsia="zh-CN"/>
+        </w:rPr>
+        <w:instrText xml:space="preserve"> PAGEREF _Toc11994 \h </w:instrText>
+      </w:r>
+      <w:r>
+        <w:rPr>
+          <w:rFonts w:hint="eastAsia" w:ascii="Times New Roman" w:hAnsi="Times New Roman" w:eastAsia="微软雅黑"/>
+          <w:sz w:val="28"/>
+          <w:szCs w:val="28"/>
+          <w:lang w:eastAsia="zh-CN"/>
+        </w:rPr>
+        <w:fldChar w:fldCharType="separate"/>
+      </w:r>
+      <w:r>
+        <w:rPr>
+          <w:rFonts w:hint="eastAsia" w:ascii="Times New Roman" w:hAnsi="Times New Roman" w:eastAsia="微软雅黑"/>
+          <w:sz w:val="28"/>
+          <w:szCs w:val="28"/>
+          <w:lang w:eastAsia="zh-CN"/>
+        </w:rPr>
+        <w:t>16</w:t>
+      </w:r>
+      <w:r>
+        <w:rPr>
+          <w:rFonts w:hint="eastAsia" w:ascii="Times New Roman" w:hAnsi="Times New Roman" w:eastAsia="微软雅黑"/>
+          <w:sz w:val="28"/>
+          <w:szCs w:val="28"/>
+          <w:lang w:eastAsia="zh-CN"/>
+        </w:rPr>
+        <w:fldChar w:fldCharType="end"/>
+      </w:r>
+      <w:r>
+        <w:rPr>
+          <w:rFonts w:hint="eastAsia" w:ascii="Times New Roman" w:hAnsi="Times New Roman" w:eastAsia="微软雅黑"/>
           <w:sz w:val="28"/>
           <w:szCs w:val="28"/>
           <w:lang w:eastAsia="zh-CN"/>
@@ -2790,11 +3093,11 @@
         </w:rPr>
         <w:fldChar w:fldCharType="end"/>
       </w:r>
-      <w:bookmarkStart w:id="0" w:name="_Toc21669"/>
-      <w:bookmarkStart w:id="1" w:name="_Toc13806"/>
-      <w:bookmarkStart w:id="2" w:name="_Toc30143_WPSOffice_Level1"/>
-      <w:bookmarkStart w:id="3" w:name="_Toc21009_WPSOffice_Level1"/>
-      <w:bookmarkStart w:id="4" w:name="_Toc24178_WPSOffice_Level1"/>
+      <w:bookmarkStart w:id="0" w:name="_Toc13806"/>
+      <w:bookmarkStart w:id="1" w:name="_Toc21669"/>
+      <w:bookmarkStart w:id="2" w:name="_Toc24178_WPSOffice_Level1"/>
+      <w:bookmarkStart w:id="3" w:name="_Toc30143_WPSOffice_Level1"/>
+      <w:bookmarkStart w:id="4" w:name="_Toc21009_WPSOffice_Level1"/>
     </w:p>
     <w:p>
       <w:pPr>
@@ -2814,7 +3117,7 @@
           </w14:shadow>
         </w:rPr>
       </w:pPr>
-      <w:bookmarkStart w:id="5" w:name="_Toc31652"/>
+      <w:bookmarkStart w:id="5" w:name="_Toc28461"/>
       <w:r>
         <w:rPr>
           <w:color w:val="62B541"/>
@@ -3684,11 +3987,11 @@
           </w14:shadow>
         </w:rPr>
       </w:pPr>
-      <w:bookmarkStart w:id="6" w:name="_Toc20895"/>
+      <w:bookmarkStart w:id="6" w:name="_Toc18062_WPSOffice_Level1"/>
       <w:bookmarkStart w:id="7" w:name="_Toc7021_WPSOffice_Level1"/>
-      <w:bookmarkStart w:id="8" w:name="_Toc17451"/>
-      <w:bookmarkStart w:id="9" w:name="_Toc11015_WPSOffice_Level1"/>
-      <w:bookmarkStart w:id="10" w:name="_Toc18062_WPSOffice_Level1"/>
+      <w:bookmarkStart w:id="8" w:name="_Toc11015_WPSOffice_Level1"/>
+      <w:bookmarkStart w:id="9" w:name="_Toc17451"/>
+      <w:bookmarkStart w:id="10" w:name="_Toc8733"/>
       <w:bookmarkStart w:id="11" w:name="_Toc3823"/>
       <w:r>
         <w:rPr>
@@ -3866,11 +4169,11 @@
           </w14:shadow>
         </w:rPr>
       </w:pPr>
-      <w:bookmarkStart w:id="12" w:name="_Toc6221_WPSOffice_Level1"/>
+      <w:bookmarkStart w:id="12" w:name="_Toc18058"/>
       <w:bookmarkStart w:id="13" w:name="_Toc23369_WPSOffice_Level1"/>
-      <w:bookmarkStart w:id="14" w:name="_Toc18058"/>
-      <w:bookmarkStart w:id="15" w:name="_Toc25920"/>
-      <w:bookmarkStart w:id="16" w:name="_Toc9100"/>
+      <w:bookmarkStart w:id="14" w:name="_Toc25920"/>
+      <w:bookmarkStart w:id="15" w:name="_Toc6221_WPSOffice_Level1"/>
+      <w:bookmarkStart w:id="16" w:name="_Toc12356"/>
       <w:bookmarkStart w:id="17" w:name="_Toc534807930"/>
       <w:r>
         <w:rPr>
@@ -3931,8 +4234,8 @@
           <w:lang w:eastAsia="zh-CN"/>
         </w:rPr>
       </w:pPr>
-      <w:bookmarkStart w:id="18" w:name="_Toc91"/>
-      <w:bookmarkStart w:id="19" w:name="_Toc149837254"/>
+      <w:bookmarkStart w:id="18" w:name="_Toc149837254"/>
+      <w:bookmarkStart w:id="19" w:name="_Toc24860"/>
       <w:r>
         <w:rPr>
           <w:rFonts w:hint="eastAsia"/>
@@ -4935,11 +5238,10 @@
           <w:lang w:eastAsia="zh-CN"/>
         </w:rPr>
       </w:pPr>
-      <w:bookmarkStart w:id="20" w:name="_Toc2781"/>
-      <w:bookmarkStart w:id="21" w:name="_Toc20136_WPSOffice_Level1"/>
-      <w:bookmarkStart w:id="22" w:name="_Toc18330"/>
+      <w:bookmarkStart w:id="20" w:name="_Toc20136_WPSOffice_Level1"/>
+      <w:bookmarkStart w:id="21" w:name="_Toc2781"/>
+      <w:bookmarkStart w:id="22" w:name="_Toc22132"/>
       <w:bookmarkStart w:id="23" w:name="_Toc19898_WPSOffice_Level1"/>
-      <w:bookmarkStart w:id="24" w:name="_Toc22132"/>
       <w:r>
         <w:rPr>
           <w:rFonts w:hint="eastAsia" w:ascii="Times New Roman" w:hAnsi="Times New Roman" w:eastAsia="微软雅黑" w:cs="Times New Roman"/>
@@ -4992,8 +5294,8 @@
           <w:lang w:eastAsia="zh-CN"/>
         </w:rPr>
       </w:pPr>
-      <w:bookmarkStart w:id="25" w:name="_Toc21059"/>
-      <w:bookmarkStart w:id="26" w:name="_Toc14270"/>
+      <w:bookmarkStart w:id="24" w:name="_Toc21059"/>
+      <w:bookmarkStart w:id="25" w:name="_Toc14270"/>
     </w:p>
     <w:p>
       <w:pPr>
@@ -5008,34 +5310,34 @@
         <mc:AlternateContent>
           <mc:Choice Requires="wpg">
             <w:drawing>
-              <wp:anchor distT="0" distB="0" distL="114300" distR="114300" simplePos="0" relativeHeight="251669504" behindDoc="0" locked="0" layoutInCell="1" allowOverlap="1">
+              <wp:anchor distT="0" distB="0" distL="114300" distR="114300" simplePos="0" relativeHeight="251666432" behindDoc="0" locked="0" layoutInCell="1" allowOverlap="1">
                 <wp:simplePos x="0" y="0"/>
                 <wp:positionH relativeFrom="column">
-                  <wp:posOffset>2775585</wp:posOffset>
+                  <wp:posOffset>2782570</wp:posOffset>
                 </wp:positionH>
                 <wp:positionV relativeFrom="paragraph">
-                  <wp:posOffset>80010</wp:posOffset>
+                  <wp:posOffset>52070</wp:posOffset>
                 </wp:positionV>
-                <wp:extent cx="2571115" cy="410210"/>
-                <wp:effectExtent l="0" t="0" r="4445" b="1270"/>
+                <wp:extent cx="2735580" cy="452755"/>
+                <wp:effectExtent l="0" t="0" r="0" b="4445"/>
                 <wp:wrapNone/>
-                <wp:docPr id="35" name="组合 16"/>
+                <wp:docPr id="4" name="组合 4"/>
                 <wp:cNvGraphicFramePr/>
                 <a:graphic xmlns:a="http://schemas.openxmlformats.org/drawingml/2006/main">
                   <a:graphicData uri="http://schemas.microsoft.com/office/word/2010/wordprocessingGroup">
                     <wpg:wgp>
                       <wpg:cNvGrpSpPr/>
                       <wpg:grpSpPr>
-                        <a:xfrm rot="0">
-                          <a:off x="3423285" y="4040505"/>
-                          <a:ext cx="2571115" cy="410210"/>
-                          <a:chOff x="17956" y="38313"/>
-                          <a:chExt cx="4049" cy="646"/>
+                        <a:xfrm>
+                          <a:off x="0" y="0"/>
+                          <a:ext cx="2735580" cy="452755"/>
+                          <a:chOff x="19211" y="19395"/>
+                          <a:chExt cx="4308" cy="713"/>
                         </a:xfrm>
                       </wpg:grpSpPr>
                       <pic:pic xmlns:pic="http://schemas.openxmlformats.org/drawingml/2006/picture">
                         <pic:nvPicPr>
-                          <pic:cNvPr id="12" name="图片 29" descr="IMG_256"/>
+                          <pic:cNvPr id="6" name="图片 6" descr="蔡冬雪"/>
                           <pic:cNvPicPr>
                             <a:picLocks noChangeAspect="1"/>
                           </pic:cNvPicPr>
@@ -5056,42 +5358,52 @@
                               </a:clrTo>
                             </a:clrChange>
                           </a:blip>
+                          <a:srcRect l="18656" t="33322" r="18897" b="26699"/>
                           <a:stretch>
                             <a:fillRect/>
                           </a:stretch>
                         </pic:blipFill>
                         <pic:spPr>
                           <a:xfrm>
-                            <a:off x="21031" y="38313"/>
-                            <a:ext cx="975" cy="570"/>
+                            <a:off x="19211" y="19491"/>
+                            <a:ext cx="1261" cy="566"/>
                           </a:xfrm>
                           <a:prstGeom prst="rect">
                             <a:avLst/>
                           </a:prstGeom>
-                          <a:noFill/>
-                          <a:ln w="9525">
-                            <a:noFill/>
-                          </a:ln>
                         </pic:spPr>
                       </pic:pic>
                       <pic:pic xmlns:pic="http://schemas.openxmlformats.org/drawingml/2006/picture">
                         <pic:nvPicPr>
-                          <pic:cNvPr id="15" name="图片 15" descr="c9514d16fd70679bf0495aeebb03c72d_compress"/>
+                          <pic:cNvPr id="13" name="图片 4" descr="王建丽"/>
                           <pic:cNvPicPr>
                             <a:picLocks noChangeAspect="1"/>
                           </pic:cNvPicPr>
                         </pic:nvPicPr>
                         <pic:blipFill>
-                          <a:blip r:embed="rId13"/>
-                          <a:srcRect l="21003" t="56913" r="27176" b="26386"/>
+                          <a:blip r:embed="rId13">
+                            <a:clrChange>
+                              <a:clrFrom>
+                                <a:srgbClr val="FFFFFF">
+                                  <a:alpha val="100000"/>
+                                </a:srgbClr>
+                              </a:clrFrom>
+                              <a:clrTo>
+                                <a:srgbClr val="FFFFFF">
+                                  <a:alpha val="100000"/>
+                                  <a:alpha val="0"/>
+                                </a:srgbClr>
+                              </a:clrTo>
+                            </a:clrChange>
+                          </a:blip>
                           <a:stretch>
                             <a:fillRect/>
                           </a:stretch>
                         </pic:blipFill>
                         <pic:spPr>
                           <a:xfrm>
-                            <a:off x="17956" y="38485"/>
-                            <a:ext cx="1550" cy="475"/>
+                            <a:off x="22261" y="19395"/>
+                            <a:ext cx="1258" cy="713"/>
                           </a:xfrm>
                           <a:prstGeom prst="rect">
                             <a:avLst/>
@@ -5106,18 +5418,18 @@
           </mc:Choice>
           <mc:Fallback>
             <w:pict>
-              <v:group id="组合 16" o:spid="_x0000_s1026" o:spt="203" style="position:absolute;left:0pt;margin-left:218.55pt;margin-top:6.3pt;height:32.3pt;width:202.45pt;z-index:251669504;mso-width-relative:page;mso-height-relative:page;" coordorigin="17956,38313" coordsize="4049,646" o:gfxdata="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">
+              <v:group id="_x0000_s1026" o:spid="_x0000_s1026" o:spt="203" style="position:absolute;left:0pt;margin-left:219.1pt;margin-top:4.1pt;height:35.65pt;width:215.4pt;z-index:251666432;mso-width-relative:page;mso-height-relative:page;" coordorigin="19211,19395" coordsize="4308,713" o:gfxdata="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">
                 <o:lock v:ext="edit" aspectratio="f"/>
-                <v:shape id="图片 29" o:spid="_x0000_s1026" o:spt="75" alt="IMG_256" type="#_x0000_t75" style="position:absolute;left:21031;top:38313;height:570;width:975;" filled="f" o:preferrelative="t" stroked="f" coordsize="21600,21600" o:gfxdata="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">
+                <v:shape id="_x0000_s1026" o:spid="_x0000_s1026" o:spt="75" alt="蔡冬雪" type="#_x0000_t75" style="position:absolute;left:19211;top:19491;height:566;width:1261;" filled="f" o:preferrelative="t" stroked="f" coordsize="21600,21600" o:gfxdata="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">
                   <v:fill on="f" focussize="0,0"/>
                   <v:stroke on="f"/>
-                  <v:imagedata r:id="rId12" chromakey="#FFFFFF" o:title=""/>
+                  <v:imagedata r:id="rId12" cropleft="12226f" croptop="21838f" cropright="12384f" cropbottom="17497f" chromakey="#FFFFFF" o:title=""/>
                   <o:lock v:ext="edit" aspectratio="t"/>
                 </v:shape>
-                <v:shape id="_x0000_s1026" o:spid="_x0000_s1026" o:spt="75" alt="c9514d16fd70679bf0495aeebb03c72d_compress" type="#_x0000_t75" style="position:absolute;left:17956;top:38485;height:475;width:1550;" filled="f" o:preferrelative="t" stroked="f" coordsize="21600,21600" o:gfxdata="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">
+                <v:shape id="图片 4" o:spid="_x0000_s1026" o:spt="75" alt="王建丽" type="#_x0000_t75" style="position:absolute;left:22261;top:19395;height:713;width:1258;" filled="f" o:preferrelative="t" stroked="f" coordsize="21600,21600" o:gfxdata="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">
                   <v:fill on="f" focussize="0,0"/>
                   <v:stroke on="f"/>
-                  <v:imagedata r:id="rId13" cropleft="13765f" croptop="37299f" cropright="17810f" cropbottom="17292f" o:title=""/>
+                  <v:imagedata r:id="rId13" chromakey="#FFFFFF" o:title=""/>
                   <o:lock v:ext="edit" aspectratio="t"/>
                 </v:shape>
               </v:group>
@@ -5505,69 +5817,87 @@
       </w:pPr>
       <w:r>
         <w:rPr>
-          <w:sz w:val="24"/>
+          <w:sz w:val="22"/>
         </w:rPr>
         <mc:AlternateContent>
           <mc:Choice Requires="wpg">
             <w:drawing>
-              <wp:anchor distT="0" distB="0" distL="114300" distR="114300" simplePos="0" relativeHeight="251666432" behindDoc="0" locked="0" layoutInCell="1" allowOverlap="1">
+              <wp:anchor distT="0" distB="0" distL="114300" distR="114300" simplePos="0" relativeHeight="251667456" behindDoc="0" locked="0" layoutInCell="1" allowOverlap="1">
                 <wp:simplePos x="0" y="0"/>
                 <wp:positionH relativeFrom="column">
-                  <wp:posOffset>2775585</wp:posOffset>
+                  <wp:posOffset>2774950</wp:posOffset>
                 </wp:positionH>
                 <wp:positionV relativeFrom="paragraph">
-                  <wp:posOffset>88900</wp:posOffset>
+                  <wp:posOffset>76200</wp:posOffset>
                 </wp:positionV>
-                <wp:extent cx="2675255" cy="361950"/>
-                <wp:effectExtent l="0" t="0" r="0" b="3810"/>
+                <wp:extent cx="2927350" cy="572135"/>
+                <wp:effectExtent l="0" t="0" r="0" b="0"/>
                 <wp:wrapNone/>
-                <wp:docPr id="1" name="组合 30"/>
+                <wp:docPr id="19" name="组合 19"/>
                 <wp:cNvGraphicFramePr/>
                 <a:graphic xmlns:a="http://schemas.openxmlformats.org/drawingml/2006/main">
                   <a:graphicData uri="http://schemas.microsoft.com/office/word/2010/wordprocessingGroup">
                     <wpg:wgp>
                       <wpg:cNvGrpSpPr/>
                       <wpg:grpSpPr>
-                        <a:xfrm rot="0">
-                          <a:off x="3423285" y="5173345"/>
-                          <a:ext cx="2675255" cy="361950"/>
-                          <a:chOff x="17956" y="40098"/>
-                          <a:chExt cx="4213" cy="570"/>
+                        <a:xfrm>
+                          <a:off x="0" y="0"/>
+                          <a:ext cx="2927350" cy="572135"/>
+                          <a:chOff x="19199" y="21203"/>
+                          <a:chExt cx="4610" cy="901"/>
                         </a:xfrm>
                       </wpg:grpSpPr>
                       <pic:pic xmlns:pic="http://schemas.openxmlformats.org/drawingml/2006/picture">
                         <pic:nvPicPr>
-                          <pic:cNvPr id="2" name="图片 1" descr="24f613a0-66be-430b-9e80-270d3393fac5"/>
+                          <pic:cNvPr id="23" name="图片 1"/>
                           <pic:cNvPicPr>
                             <a:picLocks noChangeAspect="1"/>
                           </pic:cNvPicPr>
                         </pic:nvPicPr>
                         <pic:blipFill>
-                          <a:blip r:embed="rId14"/>
-                          <a:srcRect l="43292" t="26660" r="21693" b="24394"/>
+                          <a:blip r:embed="rId14">
+                            <a:clrChange>
+                              <a:clrFrom>
+                                <a:srgbClr val="FFFFFF">
+                                  <a:alpha val="100000"/>
+                                </a:srgbClr>
+                              </a:clrFrom>
+                              <a:clrTo>
+                                <a:srgbClr val="FFFFFF">
+                                  <a:alpha val="100000"/>
+                                  <a:alpha val="0"/>
+                                </a:srgbClr>
+                              </a:clrTo>
+                            </a:clrChange>
+                          </a:blip>
+                          <a:srcRect l="10922" t="11667"/>
                           <a:stretch>
                             <a:fillRect/>
                           </a:stretch>
                         </pic:blipFill>
                         <pic:spPr>
-                          <a:xfrm rot="16200000">
-                            <a:off x="18366" y="39740"/>
-                            <a:ext cx="506" cy="1327"/>
+                          <a:xfrm>
+                            <a:off x="19199" y="21203"/>
+                            <a:ext cx="1672" cy="901"/>
                           </a:xfrm>
                           <a:prstGeom prst="rect">
                             <a:avLst/>
                           </a:prstGeom>
+                          <a:noFill/>
+                          <a:ln>
+                            <a:noFill/>
+                          </a:ln>
                         </pic:spPr>
                       </pic:pic>
                       <pic:pic xmlns:pic="http://schemas.openxmlformats.org/drawingml/2006/picture">
                         <pic:nvPicPr>
-                          <pic:cNvPr id="29" name="图片 29" descr="IMG_256"/>
+                          <pic:cNvPr id="27" name="图片 11" descr="王建丽"/>
                           <pic:cNvPicPr>
                             <a:picLocks noChangeAspect="1"/>
                           </pic:cNvPicPr>
                         </pic:nvPicPr>
                         <pic:blipFill>
-                          <a:blip r:embed="rId12">
+                          <a:blip r:embed="rId13">
                             <a:clrChange>
                               <a:clrFrom>
                                 <a:srgbClr val="FFFFFF">
@@ -5588,16 +5918,12 @@
                         </pic:blipFill>
                         <pic:spPr>
                           <a:xfrm>
-                            <a:off x="21195" y="40098"/>
-                            <a:ext cx="975" cy="570"/>
+                            <a:off x="22321" y="21215"/>
+                            <a:ext cx="1488" cy="842"/>
                           </a:xfrm>
                           <a:prstGeom prst="rect">
                             <a:avLst/>
                           </a:prstGeom>
-                          <a:noFill/>
-                          <a:ln w="9525">
-                            <a:noFill/>
-                          </a:ln>
                         </pic:spPr>
                       </pic:pic>
                     </wpg:wgp>
@@ -5608,18 +5934,18 @@
           </mc:Choice>
           <mc:Fallback>
             <w:pict>
-              <v:group id="组合 30" o:spid="_x0000_s1026" o:spt="203" style="position:absolute;left:0pt;margin-left:218.55pt;margin-top:7pt;height:28.5pt;width:210.65pt;z-index:251666432;mso-width-relative:page;mso-height-relative:page;" coordorigin="17956,40098" coordsize="4213,570" o:gfxdata="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">
+              <v:group id="_x0000_s1026" o:spid="_x0000_s1026" o:spt="203" style="position:absolute;left:0pt;margin-left:218.5pt;margin-top:6pt;height:45.05pt;width:230.5pt;z-index:251667456;mso-width-relative:page;mso-height-relative:page;" coordorigin="19199,21203" coordsize="4610,901" o:gfxdata="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">
                 <o:lock v:ext="edit" aspectratio="f"/>
-                <v:shape id="图片 1" o:spid="_x0000_s1026" o:spt="75" alt="24f613a0-66be-430b-9e80-270d3393fac5" type="#_x0000_t75" style="position:absolute;left:18366;top:39740;height:1327;width:506;rotation:-5898240f;" filled="f" o:preferrelative="t" stroked="f" coordsize="21600,21600" o:gfxdata="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">
+                <v:shape id="图片 1" o:spid="_x0000_s1026" o:spt="75" type="#_x0000_t75" style="position:absolute;left:19199;top:21203;height:901;width:1672;" filled="f" o:preferrelative="t" stroked="f" coordsize="21600,21600" o:gfxdata="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">
                   <v:fill on="f" focussize="0,0"/>
                   <v:stroke on="f"/>
-                  <v:imagedata r:id="rId14" cropleft="28372f" croptop="17472f" cropright="14217f" cropbottom="15987f" o:title=""/>
+                  <v:imagedata r:id="rId14" cropleft="7158f" croptop="7646f" chromakey="#FFFFFF" o:title=""/>
                   <o:lock v:ext="edit" aspectratio="t"/>
                 </v:shape>
-                <v:shape id="_x0000_s1026" o:spid="_x0000_s1026" o:spt="75" alt="IMG_256" type="#_x0000_t75" style="position:absolute;left:21195;top:40098;height:570;width:975;" filled="f" o:preferrelative="t" stroked="f" coordsize="21600,21600" o:gfxdata="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">
+                <v:shape id="图片 11" o:spid="_x0000_s1026" o:spt="75" alt="王建丽" type="#_x0000_t75" style="position:absolute;left:22321;top:21215;height:842;width:1488;" filled="f" o:preferrelative="t" stroked="f" coordsize="21600,21600" o:gfxdata="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">
                   <v:fill on="f" focussize="0,0"/>
                   <v:stroke on="f"/>
-                  <v:imagedata r:id="rId12" chromakey="#FFFFFF" o:title=""/>
+                  <v:imagedata r:id="rId13" chromakey="#FFFFFF" o:title=""/>
                   <o:lock v:ext="edit" aspectratio="t"/>
                 </v:shape>
               </v:group>
@@ -5937,1770 +6263,6 @@
     <w:p>
       <w:pPr>
         <w:rPr>
-          <w:rFonts w:ascii="Times New Roman" w:hAnsi="Times New Roman" w:eastAsia="微软雅黑" w:cs="Times New Roman"/>
-          <w:sz w:val="24"/>
-          <w:szCs w:val="24"/>
-          <w:lang w:eastAsia="zh-CN"/>
-        </w:rPr>
-      </w:pPr>
-      <w:r>
-        <w:rPr>
-          <w:rFonts w:hint="eastAsia" w:ascii="Times New Roman" w:hAnsi="Times New Roman" w:eastAsia="微软雅黑" w:cs="Times New Roman"/>
-          <w:sz w:val="24"/>
-          <w:szCs w:val="24"/>
-          <w:lang w:eastAsia="zh-CN"/>
-        </w:rPr>
-        <w:t xml:space="preserve">{% endif %}{% if testedby == </w:t>
-      </w:r>
-      <w:r>
-        <w:rPr>
-          <w:rFonts w:ascii="Times New Roman" w:hAnsi="Times New Roman" w:eastAsia="微软雅黑" w:cs="Times New Roman"/>
-          <w:sz w:val="24"/>
-          <w:szCs w:val="24"/>
-          <w:lang w:eastAsia="zh-CN"/>
-        </w:rPr>
-        <w:t>“</w:t>
-      </w:r>
-      <w:r>
-        <w:rPr>
-          <w:rFonts w:hint="eastAsia" w:ascii="Times New Roman" w:hAnsi="Times New Roman" w:eastAsia="微软雅黑" w:cs="Times New Roman"/>
-          <w:sz w:val="24"/>
-          <w:szCs w:val="24"/>
-          <w:lang w:eastAsia="zh-CN"/>
-        </w:rPr>
-        <w:t>3</w:t>
-      </w:r>
-      <w:r>
-        <w:rPr>
-          <w:rFonts w:ascii="Times New Roman" w:hAnsi="Times New Roman" w:eastAsia="微软雅黑" w:cs="Times New Roman"/>
-          <w:sz w:val="24"/>
-          <w:szCs w:val="24"/>
-          <w:lang w:eastAsia="zh-CN"/>
-        </w:rPr>
-        <w:t>”</w:t>
-      </w:r>
-      <w:r>
-        <w:rPr>
-          <w:rFonts w:hint="eastAsia" w:ascii="Times New Roman" w:hAnsi="Times New Roman" w:eastAsia="微软雅黑" w:cs="Times New Roman"/>
-          <w:sz w:val="24"/>
-          <w:szCs w:val="24"/>
-          <w:lang w:eastAsia="zh-CN"/>
-        </w:rPr>
-        <w:t xml:space="preserve"> %}</w:t>
-      </w:r>
-    </w:p>
-    <w:p>
-      <w:pPr>
-        <w:rPr>
-          <w:rFonts w:ascii="Times New Roman" w:hAnsi="Times New Roman" w:eastAsia="微软雅黑" w:cs="Times New Roman"/>
-          <w:sz w:val="24"/>
-          <w:szCs w:val="24"/>
-          <w:lang w:eastAsia="zh-CN"/>
-        </w:rPr>
-      </w:pPr>
-      <w:bookmarkStart w:id="107" w:name="_GoBack"/>
-      <w:bookmarkEnd w:id="107"/>
-    </w:p>
-    <w:p>
-      <w:pPr>
-        <w:rPr>
-          <w:sz w:val="24"/>
-          <w:lang w:eastAsia="zh-CN"/>
-        </w:rPr>
-      </w:pPr>
-      <w:r>
-        <w:rPr>
-          <w:sz w:val="24"/>
-        </w:rPr>
-        <mc:AlternateContent>
-          <mc:Choice Requires="wpg">
-            <w:drawing>
-              <wp:anchor distT="0" distB="0" distL="114300" distR="114300" simplePos="0" relativeHeight="251667456" behindDoc="0" locked="0" layoutInCell="1" allowOverlap="1">
-                <wp:simplePos x="0" y="0"/>
-                <wp:positionH relativeFrom="column">
-                  <wp:posOffset>2715895</wp:posOffset>
-                </wp:positionH>
-                <wp:positionV relativeFrom="paragraph">
-                  <wp:posOffset>79375</wp:posOffset>
-                </wp:positionV>
-                <wp:extent cx="2672080" cy="414020"/>
-                <wp:effectExtent l="0" t="0" r="10160" b="12700"/>
-                <wp:wrapNone/>
-                <wp:docPr id="39" name="组合 23"/>
-                <wp:cNvGraphicFramePr/>
-                <a:graphic xmlns:a="http://schemas.openxmlformats.org/drawingml/2006/main">
-                  <a:graphicData uri="http://schemas.microsoft.com/office/word/2010/wordprocessingGroup">
-                    <wpg:wgp>
-                      <wpg:cNvGrpSpPr/>
-                      <wpg:grpSpPr>
-                        <a:xfrm rot="0">
-                          <a:off x="3363595" y="6282055"/>
-                          <a:ext cx="2672080" cy="414020"/>
-                          <a:chOff x="17862" y="41843"/>
-                          <a:chExt cx="4208" cy="652"/>
-                        </a:xfrm>
-                      </wpg:grpSpPr>
-                      <pic:pic xmlns:pic="http://schemas.openxmlformats.org/drawingml/2006/picture">
-                        <pic:nvPicPr>
-                          <pic:cNvPr id="22" name="图片 59" descr="图片1"/>
-                          <pic:cNvPicPr>
-                            <a:picLocks noChangeAspect="1"/>
-                          </pic:cNvPicPr>
-                        </pic:nvPicPr>
-                        <pic:blipFill>
-                          <a:blip r:embed="rId15">
-                            <a:biLevel thresh="50000"/>
-                          </a:blip>
-                          <a:srcRect l="7865" t="11797" r="5322" b="19074"/>
-                          <a:stretch>
-                            <a:fillRect/>
-                          </a:stretch>
-                        </pic:blipFill>
-                        <pic:spPr>
-                          <a:xfrm>
-                            <a:off x="17862" y="41869"/>
-                            <a:ext cx="1468" cy="627"/>
-                          </a:xfrm>
-                          <a:prstGeom prst="rect">
-                            <a:avLst/>
-                          </a:prstGeom>
-                          <a:noFill/>
-                        </pic:spPr>
-                      </pic:pic>
-                      <pic:pic xmlns:pic="http://schemas.openxmlformats.org/drawingml/2006/picture">
-                        <pic:nvPicPr>
-                          <pic:cNvPr id="21" name="图片 29" descr="IMG_256"/>
-                          <pic:cNvPicPr>
-                            <a:picLocks noChangeAspect="1"/>
-                          </pic:cNvPicPr>
-                        </pic:nvPicPr>
-                        <pic:blipFill>
-                          <a:blip r:embed="rId12">
-                            <a:clrChange>
-                              <a:clrFrom>
-                                <a:srgbClr val="FFFFFF">
-                                  <a:alpha val="100000"/>
-                                </a:srgbClr>
-                              </a:clrFrom>
-                              <a:clrTo>
-                                <a:srgbClr val="FFFFFF">
-                                  <a:alpha val="100000"/>
-                                  <a:alpha val="0"/>
-                                </a:srgbClr>
-                              </a:clrTo>
-                            </a:clrChange>
-                          </a:blip>
-                          <a:stretch>
-                            <a:fillRect/>
-                          </a:stretch>
-                        </pic:blipFill>
-                        <pic:spPr>
-                          <a:xfrm>
-                            <a:off x="21096" y="41843"/>
-                            <a:ext cx="975" cy="570"/>
-                          </a:xfrm>
-                          <a:prstGeom prst="rect">
-                            <a:avLst/>
-                          </a:prstGeom>
-                          <a:noFill/>
-                          <a:ln w="9525">
-                            <a:noFill/>
-                          </a:ln>
-                        </pic:spPr>
-                      </pic:pic>
-                    </wpg:wgp>
-                  </a:graphicData>
-                </a:graphic>
-              </wp:anchor>
-            </w:drawing>
-          </mc:Choice>
-          <mc:Fallback>
-            <w:pict>
-              <v:group id="组合 23" o:spid="_x0000_s1026" o:spt="203" style="position:absolute;left:0pt;margin-left:213.85pt;margin-top:6.25pt;height:32.6pt;width:210.4pt;z-index:251667456;mso-width-relative:page;mso-height-relative:page;" coordorigin="17862,41843" coordsize="4208,652" o:gfxdata="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">
-                <o:lock v:ext="edit" aspectratio="f"/>
-                <v:shape id="图片 59" o:spid="_x0000_s1026" o:spt="75" alt="图片1" type="#_x0000_t75" style="position:absolute;left:17862;top:41869;height:627;width:1468;" filled="f" o:preferrelative="t" stroked="f" coordsize="21600,21600" o:gfxdata="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">
-                  <v:fill on="f" focussize="0,0"/>
-                  <v:stroke on="f"/>
-                  <v:imagedata r:id="rId15" cropleft="5154f" croptop="7731f" cropright="3488f" cropbottom="12500f" grayscale="t" bilevel="t" o:title=""/>
-                  <o:lock v:ext="edit" aspectratio="t"/>
-                </v:shape>
-                <v:shape id="图片 29" o:spid="_x0000_s1026" o:spt="75" alt="IMG_256" type="#_x0000_t75" style="position:absolute;left:21096;top:41843;height:570;width:975;" filled="f" o:preferrelative="t" stroked="f" coordsize="21600,21600" o:gfxdata="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">
-                  <v:fill on="f" focussize="0,0"/>
-                  <v:stroke on="f"/>
-                  <v:imagedata r:id="rId12" chromakey="#FFFFFF" o:title=""/>
-                  <o:lock v:ext="edit" aspectratio="t"/>
-                </v:shape>
-              </v:group>
-            </w:pict>
-          </mc:Fallback>
-        </mc:AlternateContent>
-      </w:r>
-    </w:p>
-    <w:tbl>
-      <w:tblPr>
-        <w:tblStyle w:val="34"/>
-        <w:tblW w:w="6772" w:type="dxa"/>
-        <w:jc w:val="right"/>
-        <w:tblLayout w:type="fixed"/>
-        <w:tblCellMar>
-          <w:top w:w="0" w:type="dxa"/>
-          <w:left w:w="0" w:type="dxa"/>
-          <w:bottom w:w="0" w:type="dxa"/>
-          <w:right w:w="0" w:type="dxa"/>
-        </w:tblCellMar>
-      </w:tblPr>
-      <w:tblGrid>
-        <w:gridCol w:w="1272"/>
-        <w:gridCol w:w="2040"/>
-        <w:gridCol w:w="1166"/>
-        <w:gridCol w:w="2294"/>
-      </w:tblGrid>
-      <w:tr>
-        <w:tblPrEx>
-          <w:tblCellMar>
-            <w:top w:w="0" w:type="dxa"/>
-            <w:left w:w="0" w:type="dxa"/>
-            <w:bottom w:w="0" w:type="dxa"/>
-            <w:right w:w="0" w:type="dxa"/>
-          </w:tblCellMar>
-        </w:tblPrEx>
-        <w:trPr>
-          <w:trHeight w:val="441" w:hRule="exact"/>
-          <w:jc w:val="right"/>
-        </w:trPr>
-        <w:tc>
-          <w:tcPr>
-            <w:tcW w:w="1272" w:type="dxa"/>
-            <w:vAlign w:val="center"/>
-          </w:tcPr>
-          <w:p>
-            <w:pPr>
-              <w:pStyle w:val="20"/>
-              <w:spacing w:before="13"/>
-              <w:ind w:left="13" w:right="95"/>
-              <w:jc w:val="both"/>
-              <w:rPr>
-                <w:rFonts w:ascii="Times New Roman" w:hAnsi="Times New Roman" w:cs="Times New Roman"/>
-                <w:b/>
-                <w:sz w:val="24"/>
-                <w:szCs w:val="24"/>
-              </w:rPr>
-            </w:pPr>
-            <w:r>
-              <w:rPr>
-                <w:rFonts w:ascii="Times New Roman" w:hAnsi="Times New Roman" w:cs="Times New Roman"/>
-                <w:b/>
-                <w:sz w:val="24"/>
-                <w:szCs w:val="24"/>
-              </w:rPr>
-              <w:t>检测人：</w:t>
-            </w:r>
-          </w:p>
-        </w:tc>
-        <w:tc>
-          <w:tcPr>
-            <w:tcW w:w="2040" w:type="dxa"/>
-            <w:vAlign w:val="center"/>
-          </w:tcPr>
-          <w:p>
-            <w:pPr>
-              <w:pStyle w:val="20"/>
-              <w:spacing w:before="13"/>
-              <w:jc w:val="both"/>
-              <w:rPr>
-                <w:rFonts w:ascii="Times New Roman" w:hAnsi="Times New Roman" w:cs="Times New Roman"/>
-                <w:b/>
-                <w:sz w:val="24"/>
-                <w:szCs w:val="24"/>
-              </w:rPr>
-            </w:pPr>
-          </w:p>
-        </w:tc>
-        <w:tc>
-          <w:tcPr>
-            <w:tcW w:w="1166" w:type="dxa"/>
-            <w:vAlign w:val="center"/>
-          </w:tcPr>
-          <w:p>
-            <w:pPr>
-              <w:pStyle w:val="20"/>
-              <w:spacing w:before="13"/>
-              <w:jc w:val="both"/>
-              <w:rPr>
-                <w:rFonts w:ascii="Times New Roman" w:hAnsi="Times New Roman" w:cs="Times New Roman"/>
-                <w:b/>
-                <w:sz w:val="24"/>
-                <w:szCs w:val="24"/>
-              </w:rPr>
-            </w:pPr>
-            <w:r>
-              <w:rPr>
-                <w:rFonts w:ascii="Times New Roman" w:hAnsi="Times New Roman" w:cs="Times New Roman"/>
-                <w:b/>
-                <w:sz w:val="24"/>
-                <w:szCs w:val="24"/>
-              </w:rPr>
-              <w:t>复核人</w:t>
-            </w:r>
-            <w:r>
-              <w:rPr>
-                <w:rFonts w:ascii="Times New Roman" w:hAnsi="Times New Roman" w:cs="Times New Roman"/>
-                <w:b/>
-                <w:sz w:val="24"/>
-                <w:szCs w:val="24"/>
-                <w:lang w:eastAsia="zh-CN"/>
-              </w:rPr>
-              <w:t>：</w:t>
-            </w:r>
-          </w:p>
-        </w:tc>
-        <w:tc>
-          <w:tcPr>
-            <w:tcW w:w="2294" w:type="dxa"/>
-            <w:vAlign w:val="center"/>
-          </w:tcPr>
-          <w:p>
-            <w:pPr>
-              <w:pStyle w:val="20"/>
-              <w:spacing w:before="13"/>
-              <w:ind w:right="15"/>
-              <w:jc w:val="both"/>
-              <w:rPr>
-                <w:rFonts w:ascii="Times New Roman" w:hAnsi="Times New Roman" w:cs="Times New Roman"/>
-                <w:b/>
-                <w:sz w:val="24"/>
-                <w:szCs w:val="24"/>
-              </w:rPr>
-            </w:pPr>
-          </w:p>
-        </w:tc>
-      </w:tr>
-      <w:tr>
-        <w:tblPrEx>
-          <w:tblCellMar>
-            <w:top w:w="0" w:type="dxa"/>
-            <w:left w:w="0" w:type="dxa"/>
-            <w:bottom w:w="0" w:type="dxa"/>
-            <w:right w:w="0" w:type="dxa"/>
-          </w:tblCellMar>
-        </w:tblPrEx>
-        <w:trPr>
-          <w:trHeight w:val="457" w:hRule="exact"/>
-          <w:jc w:val="right"/>
-        </w:trPr>
-        <w:tc>
-          <w:tcPr>
-            <w:tcW w:w="1272" w:type="dxa"/>
-            <w:vAlign w:val="center"/>
-          </w:tcPr>
-          <w:p>
-            <w:pPr>
-              <w:pStyle w:val="20"/>
-              <w:spacing w:line="341" w:lineRule="exact"/>
-              <w:ind w:left="13" w:right="165"/>
-              <w:jc w:val="both"/>
-              <w:rPr>
-                <w:rFonts w:ascii="Times New Roman" w:hAnsi="Times New Roman" w:cs="Times New Roman"/>
-                <w:b/>
-                <w:sz w:val="24"/>
-                <w:szCs w:val="24"/>
-              </w:rPr>
-            </w:pPr>
-            <w:r>
-              <w:rPr>
-                <w:rFonts w:ascii="Times New Roman" w:hAnsi="Times New Roman" w:cs="Times New Roman"/>
-                <w:b/>
-                <w:sz w:val="24"/>
-                <w:szCs w:val="24"/>
-              </w:rPr>
-              <w:t>日</w:t>
-            </w:r>
-            <w:r>
-              <w:rPr>
-                <w:rFonts w:ascii="Times New Roman" w:hAnsi="Times New Roman" w:cs="Times New Roman"/>
-                <w:b/>
-                <w:sz w:val="24"/>
-                <w:szCs w:val="24"/>
-                <w:lang w:eastAsia="zh-CN"/>
-              </w:rPr>
-              <w:t xml:space="preserve">  </w:t>
-            </w:r>
-            <w:r>
-              <w:rPr>
-                <w:rFonts w:ascii="Times New Roman" w:hAnsi="Times New Roman" w:cs="Times New Roman"/>
-                <w:b/>
-                <w:sz w:val="24"/>
-                <w:szCs w:val="24"/>
-              </w:rPr>
-              <w:t>期：</w:t>
-            </w:r>
-          </w:p>
-        </w:tc>
-        <w:tc>
-          <w:tcPr>
-            <w:tcW w:w="2040" w:type="dxa"/>
-            <w:vAlign w:val="center"/>
-          </w:tcPr>
-          <w:p>
-            <w:pPr>
-              <w:pStyle w:val="20"/>
-              <w:spacing w:line="363" w:lineRule="exact"/>
-              <w:jc w:val="both"/>
-              <w:rPr>
-                <w:rFonts w:ascii="Times New Roman" w:hAnsi="Times New Roman" w:cs="Times New Roman"/>
-                <w:sz w:val="24"/>
-                <w:szCs w:val="24"/>
-              </w:rPr>
-            </w:pPr>
-            <w:r>
-              <w:rPr>
-                <w:rFonts w:ascii="Times New Roman" w:hAnsi="Times New Roman" w:cs="Times New Roman"/>
-                <w:kern w:val="2"/>
-                <w:sz w:val="24"/>
-                <w:szCs w:val="24"/>
-                <w:lang w:eastAsia="zh-CN"/>
-              </w:rPr>
-              <w:t>{{ reportdate }}</w:t>
-            </w:r>
-          </w:p>
-        </w:tc>
-        <w:tc>
-          <w:tcPr>
-            <w:tcW w:w="1166" w:type="dxa"/>
-            <w:vAlign w:val="center"/>
-          </w:tcPr>
-          <w:p>
-            <w:pPr>
-              <w:pStyle w:val="20"/>
-              <w:spacing w:line="341" w:lineRule="exact"/>
-              <w:jc w:val="both"/>
-              <w:rPr>
-                <w:rFonts w:ascii="Times New Roman" w:hAnsi="Times New Roman" w:cs="Times New Roman"/>
-                <w:b/>
-                <w:sz w:val="24"/>
-                <w:szCs w:val="24"/>
-              </w:rPr>
-            </w:pPr>
-            <w:r>
-              <w:rPr>
-                <w:rFonts w:ascii="Times New Roman" w:hAnsi="Times New Roman" w:cs="Times New Roman"/>
-                <w:b/>
-                <w:sz w:val="24"/>
-                <w:szCs w:val="24"/>
-              </w:rPr>
-              <w:t>日</w:t>
-            </w:r>
-            <w:r>
-              <w:rPr>
-                <w:rFonts w:ascii="Times New Roman" w:hAnsi="Times New Roman" w:cs="Times New Roman"/>
-                <w:b/>
-                <w:sz w:val="24"/>
-                <w:szCs w:val="24"/>
-                <w:lang w:eastAsia="zh-CN"/>
-              </w:rPr>
-              <w:t xml:space="preserve">  </w:t>
-            </w:r>
-            <w:r>
-              <w:rPr>
-                <w:rFonts w:ascii="Times New Roman" w:hAnsi="Times New Roman" w:cs="Times New Roman"/>
-                <w:b/>
-                <w:sz w:val="24"/>
-                <w:szCs w:val="24"/>
-              </w:rPr>
-              <w:t>期：</w:t>
-            </w:r>
-          </w:p>
-        </w:tc>
-        <w:tc>
-          <w:tcPr>
-            <w:tcW w:w="2294" w:type="dxa"/>
-            <w:vAlign w:val="center"/>
-          </w:tcPr>
-          <w:p>
-            <w:pPr>
-              <w:pStyle w:val="20"/>
-              <w:spacing w:line="363" w:lineRule="exact"/>
-              <w:ind w:right="15"/>
-              <w:jc w:val="both"/>
-              <w:rPr>
-                <w:rFonts w:ascii="Times New Roman" w:hAnsi="Times New Roman" w:cs="Times New Roman"/>
-                <w:sz w:val="24"/>
-                <w:szCs w:val="24"/>
-              </w:rPr>
-            </w:pPr>
-            <w:r>
-              <w:rPr>
-                <w:rFonts w:ascii="Times New Roman" w:hAnsi="Times New Roman" w:cs="Times New Roman"/>
-                <w:kern w:val="2"/>
-                <w:sz w:val="24"/>
-                <w:szCs w:val="24"/>
-                <w:lang w:eastAsia="zh-CN"/>
-              </w:rPr>
-              <w:t>{{ reportdate }}</w:t>
-            </w:r>
-          </w:p>
-        </w:tc>
-      </w:tr>
-    </w:tbl>
-    <w:p>
-      <w:pPr>
-        <w:rPr>
-          <w:rFonts w:ascii="Times New Roman" w:hAnsi="Times New Roman" w:eastAsia="微软雅黑" w:cs="Times New Roman"/>
-          <w:sz w:val="24"/>
-          <w:szCs w:val="24"/>
-          <w:lang w:eastAsia="zh-CN"/>
-        </w:rPr>
-      </w:pPr>
-      <w:r>
-        <w:rPr>
-          <w:rFonts w:hint="eastAsia" w:ascii="Times New Roman" w:hAnsi="Times New Roman" w:eastAsia="微软雅黑" w:cs="Times New Roman"/>
-          <w:sz w:val="24"/>
-          <w:szCs w:val="24"/>
-          <w:lang w:eastAsia="zh-CN"/>
-        </w:rPr>
-        <w:t xml:space="preserve">{% endif %}{% if testedby == </w:t>
-      </w:r>
-      <w:r>
-        <w:rPr>
-          <w:rFonts w:ascii="Times New Roman" w:hAnsi="Times New Roman" w:eastAsia="微软雅黑" w:cs="Times New Roman"/>
-          <w:sz w:val="24"/>
-          <w:szCs w:val="24"/>
-          <w:lang w:eastAsia="zh-CN"/>
-        </w:rPr>
-        <w:t>“</w:t>
-      </w:r>
-      <w:r>
-        <w:rPr>
-          <w:rFonts w:hint="eastAsia" w:ascii="Times New Roman" w:hAnsi="Times New Roman" w:eastAsia="微软雅黑" w:cs="Times New Roman"/>
-          <w:sz w:val="24"/>
-          <w:szCs w:val="24"/>
-          <w:lang w:eastAsia="zh-CN"/>
-        </w:rPr>
-        <w:t>4</w:t>
-      </w:r>
-      <w:r>
-        <w:rPr>
-          <w:rFonts w:ascii="Times New Roman" w:hAnsi="Times New Roman" w:eastAsia="微软雅黑" w:cs="Times New Roman"/>
-          <w:sz w:val="24"/>
-          <w:szCs w:val="24"/>
-          <w:lang w:eastAsia="zh-CN"/>
-        </w:rPr>
-        <w:t>”</w:t>
-      </w:r>
-      <w:r>
-        <w:rPr>
-          <w:rFonts w:hint="eastAsia" w:ascii="Times New Roman" w:hAnsi="Times New Roman" w:eastAsia="微软雅黑" w:cs="Times New Roman"/>
-          <w:sz w:val="24"/>
-          <w:szCs w:val="24"/>
-          <w:lang w:eastAsia="zh-CN"/>
-        </w:rPr>
-        <w:t xml:space="preserve"> %}</w:t>
-      </w:r>
-    </w:p>
-    <w:p>
-      <w:pPr>
-        <w:rPr>
-          <w:rFonts w:ascii="Times New Roman" w:hAnsi="Times New Roman" w:eastAsia="微软雅黑" w:cs="Times New Roman"/>
-          <w:sz w:val="24"/>
-          <w:szCs w:val="24"/>
-          <w:lang w:eastAsia="zh-CN"/>
-        </w:rPr>
-      </w:pPr>
-    </w:p>
-    <w:p>
-      <w:pPr>
-        <w:rPr>
-          <w:rFonts w:ascii="Times New Roman" w:hAnsi="Times New Roman" w:eastAsia="微软雅黑" w:cs="Times New Roman"/>
-          <w:sz w:val="24"/>
-          <w:szCs w:val="24"/>
-          <w:lang w:eastAsia="zh-CN"/>
-        </w:rPr>
-      </w:pPr>
-      <w:r>
-        <w:rPr>
-          <w:sz w:val="24"/>
-        </w:rPr>
-        <mc:AlternateContent>
-          <mc:Choice Requires="wpg">
-            <w:drawing>
-              <wp:anchor distT="0" distB="0" distL="114300" distR="114300" simplePos="0" relativeHeight="251668480" behindDoc="0" locked="0" layoutInCell="1" allowOverlap="1">
-                <wp:simplePos x="0" y="0"/>
-                <wp:positionH relativeFrom="column">
-                  <wp:posOffset>2788285</wp:posOffset>
-                </wp:positionH>
-                <wp:positionV relativeFrom="paragraph">
-                  <wp:posOffset>85090</wp:posOffset>
-                </wp:positionV>
-                <wp:extent cx="2889885" cy="397510"/>
-                <wp:effectExtent l="0" t="0" r="5715" b="13970"/>
-                <wp:wrapNone/>
-                <wp:docPr id="41" name="组合 27"/>
-                <wp:cNvGraphicFramePr/>
-                <a:graphic xmlns:a="http://schemas.openxmlformats.org/drawingml/2006/main">
-                  <a:graphicData uri="http://schemas.microsoft.com/office/word/2010/wordprocessingGroup">
-                    <wpg:wgp>
-                      <wpg:cNvGrpSpPr/>
-                      <wpg:grpSpPr>
-                        <a:xfrm rot="0">
-                          <a:off x="3435985" y="7406005"/>
-                          <a:ext cx="2889885" cy="397510"/>
-                          <a:chOff x="17976" y="43614"/>
-                          <a:chExt cx="4551" cy="626"/>
-                        </a:xfrm>
-                      </wpg:grpSpPr>
-                      <pic:pic xmlns:pic="http://schemas.openxmlformats.org/drawingml/2006/picture">
-                        <pic:nvPicPr>
-                          <pic:cNvPr id="3" name="图片 29" descr="IMG_256"/>
-                          <pic:cNvPicPr>
-                            <a:picLocks noChangeAspect="1"/>
-                          </pic:cNvPicPr>
-                        </pic:nvPicPr>
-                        <pic:blipFill>
-                          <a:blip r:embed="rId12">
-                            <a:clrChange>
-                              <a:clrFrom>
-                                <a:srgbClr val="FFFFFF">
-                                  <a:alpha val="100000"/>
-                                </a:srgbClr>
-                              </a:clrFrom>
-                              <a:clrTo>
-                                <a:srgbClr val="FFFFFF">
-                                  <a:alpha val="100000"/>
-                                  <a:alpha val="0"/>
-                                </a:srgbClr>
-                              </a:clrTo>
-                            </a:clrChange>
-                          </a:blip>
-                          <a:stretch>
-                            <a:fillRect/>
-                          </a:stretch>
-                        </pic:blipFill>
-                        <pic:spPr>
-                          <a:xfrm>
-                            <a:off x="17976" y="43615"/>
-                            <a:ext cx="975" cy="570"/>
-                          </a:xfrm>
-                          <a:prstGeom prst="rect">
-                            <a:avLst/>
-                          </a:prstGeom>
-                          <a:noFill/>
-                          <a:ln w="9525">
-                            <a:noFill/>
-                          </a:ln>
-                        </pic:spPr>
-                      </pic:pic>
-                      <pic:pic xmlns:pic="http://schemas.openxmlformats.org/drawingml/2006/picture">
-                        <pic:nvPicPr>
-                          <pic:cNvPr id="26" name="图片 59" descr="图片1"/>
-                          <pic:cNvPicPr>
-                            <a:picLocks noChangeAspect="1"/>
-                          </pic:cNvPicPr>
-                        </pic:nvPicPr>
-                        <pic:blipFill>
-                          <a:blip r:embed="rId15">
-                            <a:biLevel thresh="50000"/>
-                          </a:blip>
-                          <a:srcRect l="7865" t="11797" r="5322" b="19074"/>
-                          <a:stretch>
-                            <a:fillRect/>
-                          </a:stretch>
-                        </pic:blipFill>
-                        <pic:spPr>
-                          <a:xfrm>
-                            <a:off x="21059" y="43614"/>
-                            <a:ext cx="1468" cy="627"/>
-                          </a:xfrm>
-                          <a:prstGeom prst="rect">
-                            <a:avLst/>
-                          </a:prstGeom>
-                          <a:noFill/>
-                        </pic:spPr>
-                      </pic:pic>
-                    </wpg:wgp>
-                  </a:graphicData>
-                </a:graphic>
-              </wp:anchor>
-            </w:drawing>
-          </mc:Choice>
-          <mc:Fallback>
-            <w:pict>
-              <v:group id="组合 27" o:spid="_x0000_s1026" o:spt="203" style="position:absolute;left:0pt;margin-left:219.55pt;margin-top:6.7pt;height:31.3pt;width:227.55pt;z-index:251668480;mso-width-relative:page;mso-height-relative:page;" coordorigin="17976,43614" coordsize="4551,626" o:gfxdata="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">
-                <o:lock v:ext="edit" aspectratio="f"/>
-                <v:shape id="图片 29" o:spid="_x0000_s1026" o:spt="75" alt="IMG_256" type="#_x0000_t75" style="position:absolute;left:17976;top:43615;height:570;width:975;" filled="f" o:preferrelative="t" stroked="f" coordsize="21600,21600" o:gfxdata="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">
-                  <v:fill on="f" focussize="0,0"/>
-                  <v:stroke on="f"/>
-                  <v:imagedata r:id="rId12" chromakey="#FFFFFF" o:title=""/>
-                  <o:lock v:ext="edit" aspectratio="t"/>
-                </v:shape>
-                <v:shape id="图片 59" o:spid="_x0000_s1026" o:spt="75" alt="图片1" type="#_x0000_t75" style="position:absolute;left:21059;top:43614;height:627;width:1468;" filled="f" o:preferrelative="t" stroked="f" coordsize="21600,21600" o:gfxdata="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">
-                  <v:fill on="f" focussize="0,0"/>
-                  <v:stroke on="f"/>
-                  <v:imagedata r:id="rId15" cropleft="5154f" croptop="7731f" cropright="3488f" cropbottom="12500f" grayscale="t" bilevel="t" o:title=""/>
-                  <o:lock v:ext="edit" aspectratio="t"/>
-                </v:shape>
-              </v:group>
-            </w:pict>
-          </mc:Fallback>
-        </mc:AlternateContent>
-      </w:r>
-    </w:p>
-    <w:tbl>
-      <w:tblPr>
-        <w:tblStyle w:val="34"/>
-        <w:tblW w:w="6772" w:type="dxa"/>
-        <w:jc w:val="right"/>
-        <w:tblLayout w:type="fixed"/>
-        <w:tblCellMar>
-          <w:top w:w="0" w:type="dxa"/>
-          <w:left w:w="0" w:type="dxa"/>
-          <w:bottom w:w="0" w:type="dxa"/>
-          <w:right w:w="0" w:type="dxa"/>
-        </w:tblCellMar>
-      </w:tblPr>
-      <w:tblGrid>
-        <w:gridCol w:w="1272"/>
-        <w:gridCol w:w="2040"/>
-        <w:gridCol w:w="1166"/>
-        <w:gridCol w:w="2294"/>
-      </w:tblGrid>
-      <w:tr>
-        <w:tblPrEx>
-          <w:tblCellMar>
-            <w:top w:w="0" w:type="dxa"/>
-            <w:left w:w="0" w:type="dxa"/>
-            <w:bottom w:w="0" w:type="dxa"/>
-            <w:right w:w="0" w:type="dxa"/>
-          </w:tblCellMar>
-        </w:tblPrEx>
-        <w:trPr>
-          <w:trHeight w:val="441" w:hRule="exact"/>
-          <w:jc w:val="right"/>
-        </w:trPr>
-        <w:tc>
-          <w:tcPr>
-            <w:tcW w:w="1272" w:type="dxa"/>
-            <w:vAlign w:val="center"/>
-          </w:tcPr>
-          <w:p>
-            <w:pPr>
-              <w:pStyle w:val="20"/>
-              <w:spacing w:before="13"/>
-              <w:ind w:left="13" w:right="95"/>
-              <w:jc w:val="both"/>
-              <w:rPr>
-                <w:rFonts w:ascii="Times New Roman" w:hAnsi="Times New Roman" w:cs="Times New Roman"/>
-                <w:b/>
-                <w:sz w:val="24"/>
-                <w:szCs w:val="24"/>
-              </w:rPr>
-            </w:pPr>
-            <w:r>
-              <w:rPr>
-                <w:rFonts w:ascii="Times New Roman" w:hAnsi="Times New Roman" w:cs="Times New Roman"/>
-                <w:b/>
-                <w:sz w:val="24"/>
-                <w:szCs w:val="24"/>
-              </w:rPr>
-              <w:t>检测人：</w:t>
-            </w:r>
-          </w:p>
-        </w:tc>
-        <w:tc>
-          <w:tcPr>
-            <w:tcW w:w="2040" w:type="dxa"/>
-            <w:vAlign w:val="center"/>
-          </w:tcPr>
-          <w:p>
-            <w:pPr>
-              <w:pStyle w:val="20"/>
-              <w:spacing w:before="13"/>
-              <w:jc w:val="both"/>
-              <w:rPr>
-                <w:rFonts w:ascii="Times New Roman" w:hAnsi="Times New Roman" w:cs="Times New Roman"/>
-                <w:b/>
-                <w:sz w:val="24"/>
-                <w:szCs w:val="24"/>
-              </w:rPr>
-            </w:pPr>
-          </w:p>
-        </w:tc>
-        <w:tc>
-          <w:tcPr>
-            <w:tcW w:w="1166" w:type="dxa"/>
-            <w:vAlign w:val="center"/>
-          </w:tcPr>
-          <w:p>
-            <w:pPr>
-              <w:pStyle w:val="20"/>
-              <w:spacing w:before="13"/>
-              <w:jc w:val="both"/>
-              <w:rPr>
-                <w:rFonts w:ascii="Times New Roman" w:hAnsi="Times New Roman" w:cs="Times New Roman"/>
-                <w:b/>
-                <w:sz w:val="24"/>
-                <w:szCs w:val="24"/>
-              </w:rPr>
-            </w:pPr>
-            <w:r>
-              <w:rPr>
-                <w:rFonts w:ascii="Times New Roman" w:hAnsi="Times New Roman" w:cs="Times New Roman"/>
-                <w:b/>
-                <w:sz w:val="24"/>
-                <w:szCs w:val="24"/>
-              </w:rPr>
-              <w:t>复核人</w:t>
-            </w:r>
-            <w:r>
-              <w:rPr>
-                <w:rFonts w:ascii="Times New Roman" w:hAnsi="Times New Roman" w:cs="Times New Roman"/>
-                <w:b/>
-                <w:sz w:val="24"/>
-                <w:szCs w:val="24"/>
-                <w:lang w:eastAsia="zh-CN"/>
-              </w:rPr>
-              <w:t>：</w:t>
-            </w:r>
-          </w:p>
-        </w:tc>
-        <w:tc>
-          <w:tcPr>
-            <w:tcW w:w="2294" w:type="dxa"/>
-            <w:vAlign w:val="center"/>
-          </w:tcPr>
-          <w:p>
-            <w:pPr>
-              <w:pStyle w:val="20"/>
-              <w:spacing w:before="13"/>
-              <w:ind w:right="15"/>
-              <w:jc w:val="both"/>
-              <w:rPr>
-                <w:rFonts w:ascii="Times New Roman" w:hAnsi="Times New Roman" w:cs="Times New Roman"/>
-                <w:b/>
-                <w:sz w:val="24"/>
-                <w:szCs w:val="24"/>
-              </w:rPr>
-            </w:pPr>
-          </w:p>
-        </w:tc>
-      </w:tr>
-      <w:tr>
-        <w:trPr>
-          <w:trHeight w:val="457" w:hRule="exact"/>
-          <w:jc w:val="right"/>
-        </w:trPr>
-        <w:tc>
-          <w:tcPr>
-            <w:tcW w:w="1272" w:type="dxa"/>
-            <w:vAlign w:val="center"/>
-          </w:tcPr>
-          <w:p>
-            <w:pPr>
-              <w:pStyle w:val="20"/>
-              <w:spacing w:line="341" w:lineRule="exact"/>
-              <w:ind w:left="13" w:right="165"/>
-              <w:jc w:val="both"/>
-              <w:rPr>
-                <w:rFonts w:ascii="Times New Roman" w:hAnsi="Times New Roman" w:cs="Times New Roman"/>
-                <w:b/>
-                <w:sz w:val="24"/>
-                <w:szCs w:val="24"/>
-              </w:rPr>
-            </w:pPr>
-            <w:r>
-              <w:rPr>
-                <w:rFonts w:ascii="Times New Roman" w:hAnsi="Times New Roman" w:cs="Times New Roman"/>
-                <w:b/>
-                <w:sz w:val="24"/>
-                <w:szCs w:val="24"/>
-              </w:rPr>
-              <w:t>日</w:t>
-            </w:r>
-            <w:r>
-              <w:rPr>
-                <w:rFonts w:ascii="Times New Roman" w:hAnsi="Times New Roman" w:cs="Times New Roman"/>
-                <w:b/>
-                <w:sz w:val="24"/>
-                <w:szCs w:val="24"/>
-                <w:lang w:eastAsia="zh-CN"/>
-              </w:rPr>
-              <w:t xml:space="preserve">  </w:t>
-            </w:r>
-            <w:r>
-              <w:rPr>
-                <w:rFonts w:ascii="Times New Roman" w:hAnsi="Times New Roman" w:cs="Times New Roman"/>
-                <w:b/>
-                <w:sz w:val="24"/>
-                <w:szCs w:val="24"/>
-              </w:rPr>
-              <w:t>期：</w:t>
-            </w:r>
-          </w:p>
-        </w:tc>
-        <w:tc>
-          <w:tcPr>
-            <w:tcW w:w="2040" w:type="dxa"/>
-            <w:vAlign w:val="center"/>
-          </w:tcPr>
-          <w:p>
-            <w:pPr>
-              <w:pStyle w:val="20"/>
-              <w:spacing w:line="363" w:lineRule="exact"/>
-              <w:jc w:val="both"/>
-              <w:rPr>
-                <w:rFonts w:ascii="Times New Roman" w:hAnsi="Times New Roman" w:cs="Times New Roman"/>
-                <w:sz w:val="24"/>
-                <w:szCs w:val="24"/>
-              </w:rPr>
-            </w:pPr>
-            <w:r>
-              <w:rPr>
-                <w:rFonts w:ascii="Times New Roman" w:hAnsi="Times New Roman" w:cs="Times New Roman"/>
-                <w:kern w:val="2"/>
-                <w:sz w:val="24"/>
-                <w:szCs w:val="24"/>
-                <w:lang w:eastAsia="zh-CN"/>
-              </w:rPr>
-              <w:t>{{ reportdate }}</w:t>
-            </w:r>
-          </w:p>
-        </w:tc>
-        <w:tc>
-          <w:tcPr>
-            <w:tcW w:w="1166" w:type="dxa"/>
-            <w:vAlign w:val="center"/>
-          </w:tcPr>
-          <w:p>
-            <w:pPr>
-              <w:pStyle w:val="20"/>
-              <w:spacing w:line="341" w:lineRule="exact"/>
-              <w:jc w:val="both"/>
-              <w:rPr>
-                <w:rFonts w:ascii="Times New Roman" w:hAnsi="Times New Roman" w:cs="Times New Roman"/>
-                <w:b/>
-                <w:sz w:val="24"/>
-                <w:szCs w:val="24"/>
-              </w:rPr>
-            </w:pPr>
-            <w:r>
-              <w:rPr>
-                <w:rFonts w:ascii="Times New Roman" w:hAnsi="Times New Roman" w:cs="Times New Roman"/>
-                <w:b/>
-                <w:sz w:val="24"/>
-                <w:szCs w:val="24"/>
-              </w:rPr>
-              <w:t>日</w:t>
-            </w:r>
-            <w:r>
-              <w:rPr>
-                <w:rFonts w:ascii="Times New Roman" w:hAnsi="Times New Roman" w:cs="Times New Roman"/>
-                <w:b/>
-                <w:sz w:val="24"/>
-                <w:szCs w:val="24"/>
-                <w:lang w:eastAsia="zh-CN"/>
-              </w:rPr>
-              <w:t xml:space="preserve">  </w:t>
-            </w:r>
-            <w:r>
-              <w:rPr>
-                <w:rFonts w:ascii="Times New Roman" w:hAnsi="Times New Roman" w:cs="Times New Roman"/>
-                <w:b/>
-                <w:sz w:val="24"/>
-                <w:szCs w:val="24"/>
-              </w:rPr>
-              <w:t>期：</w:t>
-            </w:r>
-          </w:p>
-        </w:tc>
-        <w:tc>
-          <w:tcPr>
-            <w:tcW w:w="2294" w:type="dxa"/>
-            <w:vAlign w:val="center"/>
-          </w:tcPr>
-          <w:p>
-            <w:pPr>
-              <w:pStyle w:val="20"/>
-              <w:spacing w:line="363" w:lineRule="exact"/>
-              <w:ind w:right="15"/>
-              <w:jc w:val="both"/>
-              <w:rPr>
-                <w:rFonts w:ascii="Times New Roman" w:hAnsi="Times New Roman" w:cs="Times New Roman"/>
-                <w:sz w:val="24"/>
-                <w:szCs w:val="24"/>
-              </w:rPr>
-            </w:pPr>
-            <w:r>
-              <w:rPr>
-                <w:rFonts w:ascii="Times New Roman" w:hAnsi="Times New Roman" w:cs="Times New Roman"/>
-                <w:kern w:val="2"/>
-                <w:sz w:val="24"/>
-                <w:szCs w:val="24"/>
-                <w:lang w:eastAsia="zh-CN"/>
-              </w:rPr>
-              <w:t>{{ reportdate }}</w:t>
-            </w:r>
-          </w:p>
-        </w:tc>
-      </w:tr>
-    </w:tbl>
-    <w:p>
-      <w:pPr>
-        <w:rPr>
-          <w:rFonts w:ascii="Times New Roman" w:hAnsi="Times New Roman" w:eastAsia="微软雅黑" w:cs="Times New Roman"/>
-          <w:sz w:val="24"/>
-          <w:szCs w:val="24"/>
-          <w:lang w:eastAsia="zh-CN"/>
-        </w:rPr>
-      </w:pPr>
-      <w:r>
-        <w:rPr>
-          <w:rFonts w:hint="eastAsia" w:ascii="Times New Roman" w:hAnsi="Times New Roman" w:eastAsia="微软雅黑" w:cs="Times New Roman"/>
-          <w:sz w:val="24"/>
-          <w:szCs w:val="24"/>
-          <w:lang w:eastAsia="zh-CN"/>
-        </w:rPr>
-        <w:t xml:space="preserve">{% endif %}{% if testedby == </w:t>
-      </w:r>
-      <w:r>
-        <w:rPr>
-          <w:rFonts w:ascii="Times New Roman" w:hAnsi="Times New Roman" w:eastAsia="微软雅黑" w:cs="Times New Roman"/>
-          <w:sz w:val="24"/>
-          <w:szCs w:val="24"/>
-          <w:lang w:eastAsia="zh-CN"/>
-        </w:rPr>
-        <w:t>“</w:t>
-      </w:r>
-      <w:r>
-        <w:rPr>
-          <w:rFonts w:hint="eastAsia" w:ascii="Times New Roman" w:hAnsi="Times New Roman" w:eastAsia="微软雅黑" w:cs="Times New Roman"/>
-          <w:sz w:val="24"/>
-          <w:szCs w:val="24"/>
-          <w:lang w:eastAsia="zh-CN"/>
-        </w:rPr>
-        <w:t>5</w:t>
-      </w:r>
-      <w:r>
-        <w:rPr>
-          <w:rFonts w:ascii="Times New Roman" w:hAnsi="Times New Roman" w:eastAsia="微软雅黑" w:cs="Times New Roman"/>
-          <w:sz w:val="24"/>
-          <w:szCs w:val="24"/>
-          <w:lang w:eastAsia="zh-CN"/>
-        </w:rPr>
-        <w:t>”</w:t>
-      </w:r>
-      <w:r>
-        <w:rPr>
-          <w:rFonts w:hint="eastAsia" w:ascii="Times New Roman" w:hAnsi="Times New Roman" w:eastAsia="微软雅黑" w:cs="Times New Roman"/>
-          <w:sz w:val="24"/>
-          <w:szCs w:val="24"/>
-          <w:lang w:eastAsia="zh-CN"/>
-        </w:rPr>
-        <w:t xml:space="preserve"> %}</w:t>
-      </w:r>
-    </w:p>
-    <w:p>
-      <w:pPr>
-        <w:rPr>
-          <w:lang w:eastAsia="zh-CN"/>
-        </w:rPr>
-      </w:pPr>
-    </w:p>
-    <w:p>
-      <w:pPr>
-        <w:rPr>
-          <w:lang w:eastAsia="zh-CN"/>
-        </w:rPr>
-      </w:pPr>
-    </w:p>
-    <w:tbl>
-      <w:tblPr>
-        <w:tblStyle w:val="34"/>
-        <w:tblW w:w="6772" w:type="dxa"/>
-        <w:jc w:val="right"/>
-        <w:tblLayout w:type="fixed"/>
-        <w:tblCellMar>
-          <w:top w:w="0" w:type="dxa"/>
-          <w:left w:w="0" w:type="dxa"/>
-          <w:bottom w:w="0" w:type="dxa"/>
-          <w:right w:w="0" w:type="dxa"/>
-        </w:tblCellMar>
-      </w:tblPr>
-      <w:tblGrid>
-        <w:gridCol w:w="1272"/>
-        <w:gridCol w:w="2040"/>
-        <w:gridCol w:w="1166"/>
-        <w:gridCol w:w="2294"/>
-      </w:tblGrid>
-      <w:tr>
-        <w:tblPrEx>
-          <w:tblCellMar>
-            <w:top w:w="0" w:type="dxa"/>
-            <w:left w:w="0" w:type="dxa"/>
-            <w:bottom w:w="0" w:type="dxa"/>
-            <w:right w:w="0" w:type="dxa"/>
-          </w:tblCellMar>
-        </w:tblPrEx>
-        <w:trPr>
-          <w:trHeight w:val="441" w:hRule="exact"/>
-          <w:jc w:val="right"/>
-        </w:trPr>
-        <w:tc>
-          <w:tcPr>
-            <w:tcW w:w="1272" w:type="dxa"/>
-            <w:vAlign w:val="center"/>
-          </w:tcPr>
-          <w:p>
-            <w:pPr>
-              <w:pStyle w:val="20"/>
-              <w:spacing w:before="13"/>
-              <w:ind w:left="13" w:right="95"/>
-              <w:jc w:val="both"/>
-              <w:rPr>
-                <w:rFonts w:ascii="Times New Roman" w:hAnsi="Times New Roman" w:cs="Times New Roman"/>
-                <w:b/>
-                <w:sz w:val="24"/>
-                <w:szCs w:val="24"/>
-              </w:rPr>
-            </w:pPr>
-            <w:r>
-              <w:rPr>
-                <w:rFonts w:ascii="Times New Roman" w:hAnsi="Times New Roman" w:cs="Times New Roman"/>
-                <w:b/>
-                <w:sz w:val="24"/>
-                <w:szCs w:val="24"/>
-              </w:rPr>
-              <w:t>检测人：</w:t>
-            </w:r>
-          </w:p>
-        </w:tc>
-        <w:tc>
-          <w:tcPr>
-            <w:tcW w:w="2040" w:type="dxa"/>
-            <w:vAlign w:val="center"/>
-          </w:tcPr>
-          <w:p>
-            <w:pPr>
-              <w:pStyle w:val="20"/>
-              <w:spacing w:before="13"/>
-              <w:jc w:val="both"/>
-              <w:rPr>
-                <w:rFonts w:ascii="Times New Roman" w:hAnsi="Times New Roman" w:cs="Times New Roman"/>
-                <w:b/>
-                <w:sz w:val="24"/>
-                <w:szCs w:val="24"/>
-              </w:rPr>
-            </w:pPr>
-          </w:p>
-        </w:tc>
-        <w:tc>
-          <w:tcPr>
-            <w:tcW w:w="1166" w:type="dxa"/>
-            <w:vAlign w:val="center"/>
-          </w:tcPr>
-          <w:p>
-            <w:pPr>
-              <w:pStyle w:val="20"/>
-              <w:spacing w:before="13"/>
-              <w:jc w:val="both"/>
-              <w:rPr>
-                <w:rFonts w:ascii="Times New Roman" w:hAnsi="Times New Roman" w:cs="Times New Roman"/>
-                <w:b/>
-                <w:sz w:val="24"/>
-                <w:szCs w:val="24"/>
-              </w:rPr>
-            </w:pPr>
-            <w:r>
-              <w:rPr>
-                <w:rFonts w:ascii="Times New Roman" w:hAnsi="Times New Roman" w:cs="Times New Roman"/>
-                <w:b/>
-                <w:sz w:val="24"/>
-                <w:szCs w:val="24"/>
-              </w:rPr>
-              <w:t>复核人</w:t>
-            </w:r>
-            <w:r>
-              <w:rPr>
-                <w:rFonts w:ascii="Times New Roman" w:hAnsi="Times New Roman" w:cs="Times New Roman"/>
-                <w:b/>
-                <w:sz w:val="24"/>
-                <w:szCs w:val="24"/>
-                <w:lang w:eastAsia="zh-CN"/>
-              </w:rPr>
-              <w:t>：</w:t>
-            </w:r>
-          </w:p>
-        </w:tc>
-        <w:tc>
-          <w:tcPr>
-            <w:tcW w:w="2294" w:type="dxa"/>
-            <w:vAlign w:val="center"/>
-          </w:tcPr>
-          <w:p>
-            <w:pPr>
-              <w:pStyle w:val="20"/>
-              <w:spacing w:before="13"/>
-              <w:ind w:right="15"/>
-              <w:jc w:val="both"/>
-              <w:rPr>
-                <w:rFonts w:ascii="Times New Roman" w:hAnsi="Times New Roman" w:cs="Times New Roman"/>
-                <w:b/>
-                <w:sz w:val="24"/>
-                <w:szCs w:val="24"/>
-              </w:rPr>
-            </w:pPr>
-          </w:p>
-        </w:tc>
-      </w:tr>
-      <w:tr>
-        <w:tblPrEx>
-          <w:tblCellMar>
-            <w:top w:w="0" w:type="dxa"/>
-            <w:left w:w="0" w:type="dxa"/>
-            <w:bottom w:w="0" w:type="dxa"/>
-            <w:right w:w="0" w:type="dxa"/>
-          </w:tblCellMar>
-        </w:tblPrEx>
-        <w:trPr>
-          <w:trHeight w:val="457" w:hRule="exact"/>
-          <w:jc w:val="right"/>
-        </w:trPr>
-        <w:tc>
-          <w:tcPr>
-            <w:tcW w:w="1272" w:type="dxa"/>
-            <w:vAlign w:val="center"/>
-          </w:tcPr>
-          <w:p>
-            <w:pPr>
-              <w:pStyle w:val="20"/>
-              <w:spacing w:line="341" w:lineRule="exact"/>
-              <w:ind w:left="13" w:right="165"/>
-              <w:jc w:val="both"/>
-              <w:rPr>
-                <w:rFonts w:ascii="Times New Roman" w:hAnsi="Times New Roman" w:cs="Times New Roman"/>
-                <w:b/>
-                <w:sz w:val="24"/>
-                <w:szCs w:val="24"/>
-              </w:rPr>
-            </w:pPr>
-            <w:r>
-              <w:rPr>
-                <w:rFonts w:ascii="Times New Roman" w:hAnsi="Times New Roman" w:cs="Times New Roman"/>
-                <w:b/>
-                <w:sz w:val="24"/>
-                <w:szCs w:val="24"/>
-              </w:rPr>
-              <w:t>日</w:t>
-            </w:r>
-            <w:r>
-              <w:rPr>
-                <w:rFonts w:ascii="Times New Roman" w:hAnsi="Times New Roman" w:cs="Times New Roman"/>
-                <w:b/>
-                <w:sz w:val="24"/>
-                <w:szCs w:val="24"/>
-                <w:lang w:eastAsia="zh-CN"/>
-              </w:rPr>
-              <w:t xml:space="preserve">  </w:t>
-            </w:r>
-            <w:r>
-              <w:rPr>
-                <w:rFonts w:ascii="Times New Roman" w:hAnsi="Times New Roman" w:cs="Times New Roman"/>
-                <w:b/>
-                <w:sz w:val="24"/>
-                <w:szCs w:val="24"/>
-              </w:rPr>
-              <w:t>期：</w:t>
-            </w:r>
-          </w:p>
-        </w:tc>
-        <w:tc>
-          <w:tcPr>
-            <w:tcW w:w="2040" w:type="dxa"/>
-            <w:vAlign w:val="center"/>
-          </w:tcPr>
-          <w:p>
-            <w:pPr>
-              <w:pStyle w:val="20"/>
-              <w:spacing w:line="363" w:lineRule="exact"/>
-              <w:jc w:val="both"/>
-              <w:rPr>
-                <w:rFonts w:ascii="Times New Roman" w:hAnsi="Times New Roman" w:cs="Times New Roman"/>
-                <w:sz w:val="24"/>
-                <w:szCs w:val="24"/>
-              </w:rPr>
-            </w:pPr>
-            <w:r>
-              <w:rPr>
-                <w:rFonts w:ascii="Times New Roman" w:hAnsi="Times New Roman" w:cs="Times New Roman"/>
-                <w:kern w:val="2"/>
-                <w:sz w:val="24"/>
-                <w:szCs w:val="24"/>
-                <w:lang w:eastAsia="zh-CN"/>
-              </w:rPr>
-              <w:t>{{ reportdate }}</w:t>
-            </w:r>
-          </w:p>
-        </w:tc>
-        <w:tc>
-          <w:tcPr>
-            <w:tcW w:w="1166" w:type="dxa"/>
-            <w:vAlign w:val="center"/>
-          </w:tcPr>
-          <w:p>
-            <w:pPr>
-              <w:pStyle w:val="20"/>
-              <w:spacing w:line="341" w:lineRule="exact"/>
-              <w:jc w:val="both"/>
-              <w:rPr>
-                <w:rFonts w:ascii="Times New Roman" w:hAnsi="Times New Roman" w:cs="Times New Roman"/>
-                <w:b/>
-                <w:sz w:val="24"/>
-                <w:szCs w:val="24"/>
-              </w:rPr>
-            </w:pPr>
-            <w:r>
-              <w:rPr>
-                <w:rFonts w:ascii="Times New Roman" w:hAnsi="Times New Roman" w:cs="Times New Roman"/>
-                <w:b/>
-                <w:sz w:val="24"/>
-                <w:szCs w:val="24"/>
-              </w:rPr>
-              <w:t>日</w:t>
-            </w:r>
-            <w:r>
-              <w:rPr>
-                <w:rFonts w:ascii="Times New Roman" w:hAnsi="Times New Roman" w:cs="Times New Roman"/>
-                <w:b/>
-                <w:sz w:val="24"/>
-                <w:szCs w:val="24"/>
-                <w:lang w:eastAsia="zh-CN"/>
-              </w:rPr>
-              <w:t xml:space="preserve">  </w:t>
-            </w:r>
-            <w:r>
-              <w:rPr>
-                <w:rFonts w:ascii="Times New Roman" w:hAnsi="Times New Roman" w:cs="Times New Roman"/>
-                <w:b/>
-                <w:sz w:val="24"/>
-                <w:szCs w:val="24"/>
-              </w:rPr>
-              <w:t>期：</w:t>
-            </w:r>
-          </w:p>
-        </w:tc>
-        <w:tc>
-          <w:tcPr>
-            <w:tcW w:w="2294" w:type="dxa"/>
-            <w:vAlign w:val="center"/>
-          </w:tcPr>
-          <w:p>
-            <w:pPr>
-              <w:pStyle w:val="20"/>
-              <w:spacing w:line="363" w:lineRule="exact"/>
-              <w:ind w:right="15"/>
-              <w:jc w:val="both"/>
-              <w:rPr>
-                <w:rFonts w:ascii="Times New Roman" w:hAnsi="Times New Roman" w:cs="Times New Roman"/>
-                <w:sz w:val="24"/>
-                <w:szCs w:val="24"/>
-              </w:rPr>
-            </w:pPr>
-            <w:r>
-              <w:rPr>
-                <w:rFonts w:ascii="Times New Roman" w:hAnsi="Times New Roman" w:cs="Times New Roman"/>
-                <w:kern w:val="2"/>
-                <w:sz w:val="24"/>
-                <w:szCs w:val="24"/>
-                <w:lang w:eastAsia="zh-CN"/>
-              </w:rPr>
-              <w:t>{{ reportdate }}</w:t>
-            </w:r>
-          </w:p>
-        </w:tc>
-      </w:tr>
-    </w:tbl>
-    <w:p>
-      <w:pPr>
-        <w:rPr>
-          <w:rFonts w:ascii="Times New Roman" w:hAnsi="Times New Roman" w:eastAsia="微软雅黑" w:cs="Times New Roman"/>
-          <w:sz w:val="24"/>
-          <w:szCs w:val="24"/>
-          <w:lang w:eastAsia="zh-CN"/>
-        </w:rPr>
-      </w:pPr>
-      <w:r>
-        <w:rPr>
-          <w:rFonts w:hint="eastAsia" w:ascii="Times New Roman" w:hAnsi="Times New Roman" w:eastAsia="微软雅黑" w:cs="Times New Roman"/>
-          <w:sz w:val="24"/>
-          <w:szCs w:val="24"/>
-          <w:lang w:eastAsia="zh-CN"/>
-        </w:rPr>
-        <w:t xml:space="preserve">{% endif %}{% if testedby == </w:t>
-      </w:r>
-      <w:r>
-        <w:rPr>
-          <w:rFonts w:ascii="Times New Roman" w:hAnsi="Times New Roman" w:eastAsia="微软雅黑" w:cs="Times New Roman"/>
-          <w:sz w:val="24"/>
-          <w:szCs w:val="24"/>
-          <w:lang w:eastAsia="zh-CN"/>
-        </w:rPr>
-        <w:t>“</w:t>
-      </w:r>
-      <w:r>
-        <w:rPr>
-          <w:rFonts w:hint="eastAsia" w:ascii="Times New Roman" w:hAnsi="Times New Roman" w:eastAsia="微软雅黑" w:cs="Times New Roman"/>
-          <w:sz w:val="24"/>
-          <w:szCs w:val="24"/>
-          <w:lang w:eastAsia="zh-CN"/>
-        </w:rPr>
-        <w:t>6</w:t>
-      </w:r>
-      <w:r>
-        <w:rPr>
-          <w:rFonts w:ascii="Times New Roman" w:hAnsi="Times New Roman" w:eastAsia="微软雅黑" w:cs="Times New Roman"/>
-          <w:sz w:val="24"/>
-          <w:szCs w:val="24"/>
-          <w:lang w:eastAsia="zh-CN"/>
-        </w:rPr>
-        <w:t>”</w:t>
-      </w:r>
-      <w:r>
-        <w:rPr>
-          <w:rFonts w:hint="eastAsia" w:ascii="Times New Roman" w:hAnsi="Times New Roman" w:eastAsia="微软雅黑" w:cs="Times New Roman"/>
-          <w:sz w:val="24"/>
-          <w:szCs w:val="24"/>
-          <w:lang w:eastAsia="zh-CN"/>
-        </w:rPr>
-        <w:t xml:space="preserve"> %}</w:t>
-      </w:r>
-    </w:p>
-    <w:p>
-      <w:pPr>
-        <w:rPr>
-          <w:rFonts w:ascii="Times New Roman" w:hAnsi="Times New Roman" w:eastAsia="微软雅黑" w:cs="Times New Roman"/>
-          <w:sz w:val="24"/>
-          <w:szCs w:val="24"/>
-          <w:lang w:eastAsia="zh-CN"/>
-        </w:rPr>
-      </w:pPr>
-    </w:p>
-    <w:p>
-      <w:pPr>
-        <w:rPr>
-          <w:rFonts w:ascii="Times New Roman" w:hAnsi="Times New Roman" w:eastAsia="微软雅黑" w:cs="Times New Roman"/>
-          <w:sz w:val="24"/>
-          <w:szCs w:val="24"/>
-          <w:lang w:eastAsia="zh-CN"/>
-        </w:rPr>
-      </w:pPr>
-    </w:p>
-    <w:tbl>
-      <w:tblPr>
-        <w:tblStyle w:val="34"/>
-        <w:tblW w:w="6772" w:type="dxa"/>
-        <w:jc w:val="right"/>
-        <w:tblLayout w:type="fixed"/>
-        <w:tblCellMar>
-          <w:top w:w="0" w:type="dxa"/>
-          <w:left w:w="0" w:type="dxa"/>
-          <w:bottom w:w="0" w:type="dxa"/>
-          <w:right w:w="0" w:type="dxa"/>
-        </w:tblCellMar>
-      </w:tblPr>
-      <w:tblGrid>
-        <w:gridCol w:w="1272"/>
-        <w:gridCol w:w="2040"/>
-        <w:gridCol w:w="1166"/>
-        <w:gridCol w:w="2294"/>
-      </w:tblGrid>
-      <w:tr>
-        <w:tblPrEx>
-          <w:tblCellMar>
-            <w:top w:w="0" w:type="dxa"/>
-            <w:left w:w="0" w:type="dxa"/>
-            <w:bottom w:w="0" w:type="dxa"/>
-            <w:right w:w="0" w:type="dxa"/>
-          </w:tblCellMar>
-        </w:tblPrEx>
-        <w:trPr>
-          <w:trHeight w:val="441" w:hRule="exact"/>
-          <w:jc w:val="right"/>
-        </w:trPr>
-        <w:tc>
-          <w:tcPr>
-            <w:tcW w:w="1272" w:type="dxa"/>
-            <w:vAlign w:val="center"/>
-          </w:tcPr>
-          <w:p>
-            <w:pPr>
-              <w:pStyle w:val="20"/>
-              <w:spacing w:before="13"/>
-              <w:ind w:left="13" w:right="95"/>
-              <w:jc w:val="both"/>
-              <w:rPr>
-                <w:rFonts w:ascii="Times New Roman" w:hAnsi="Times New Roman" w:cs="Times New Roman"/>
-                <w:b/>
-                <w:sz w:val="24"/>
-                <w:szCs w:val="24"/>
-              </w:rPr>
-            </w:pPr>
-            <w:r>
-              <w:rPr>
-                <w:rFonts w:ascii="Times New Roman" w:hAnsi="Times New Roman" w:cs="Times New Roman"/>
-                <w:b/>
-                <w:sz w:val="24"/>
-                <w:szCs w:val="24"/>
-              </w:rPr>
-              <w:t>检测人：</w:t>
-            </w:r>
-          </w:p>
-        </w:tc>
-        <w:tc>
-          <w:tcPr>
-            <w:tcW w:w="2040" w:type="dxa"/>
-            <w:vAlign w:val="center"/>
-          </w:tcPr>
-          <w:p>
-            <w:pPr>
-              <w:pStyle w:val="20"/>
-              <w:spacing w:before="13"/>
-              <w:jc w:val="both"/>
-              <w:rPr>
-                <w:rFonts w:ascii="Times New Roman" w:hAnsi="Times New Roman" w:cs="Times New Roman"/>
-                <w:b/>
-                <w:sz w:val="24"/>
-                <w:szCs w:val="24"/>
-              </w:rPr>
-            </w:pPr>
-          </w:p>
-        </w:tc>
-        <w:tc>
-          <w:tcPr>
-            <w:tcW w:w="1166" w:type="dxa"/>
-            <w:vAlign w:val="center"/>
-          </w:tcPr>
-          <w:p>
-            <w:pPr>
-              <w:pStyle w:val="20"/>
-              <w:spacing w:before="13"/>
-              <w:jc w:val="both"/>
-              <w:rPr>
-                <w:rFonts w:ascii="Times New Roman" w:hAnsi="Times New Roman" w:cs="Times New Roman"/>
-                <w:b/>
-                <w:sz w:val="24"/>
-                <w:szCs w:val="24"/>
-              </w:rPr>
-            </w:pPr>
-            <w:r>
-              <w:rPr>
-                <w:rFonts w:ascii="Times New Roman" w:hAnsi="Times New Roman" w:cs="Times New Roman"/>
-                <w:b/>
-                <w:sz w:val="24"/>
-                <w:szCs w:val="24"/>
-              </w:rPr>
-              <w:t>复核人</w:t>
-            </w:r>
-            <w:r>
-              <w:rPr>
-                <w:rFonts w:ascii="Times New Roman" w:hAnsi="Times New Roman" w:cs="Times New Roman"/>
-                <w:b/>
-                <w:sz w:val="24"/>
-                <w:szCs w:val="24"/>
-                <w:lang w:eastAsia="zh-CN"/>
-              </w:rPr>
-              <w:t>：</w:t>
-            </w:r>
-          </w:p>
-        </w:tc>
-        <w:tc>
-          <w:tcPr>
-            <w:tcW w:w="2294" w:type="dxa"/>
-            <w:vAlign w:val="center"/>
-          </w:tcPr>
-          <w:p>
-            <w:pPr>
-              <w:pStyle w:val="20"/>
-              <w:spacing w:before="13"/>
-              <w:ind w:right="15"/>
-              <w:jc w:val="both"/>
-              <w:rPr>
-                <w:rFonts w:ascii="Times New Roman" w:hAnsi="Times New Roman" w:cs="Times New Roman"/>
-                <w:b/>
-                <w:sz w:val="24"/>
-                <w:szCs w:val="24"/>
-              </w:rPr>
-            </w:pPr>
-          </w:p>
-        </w:tc>
-      </w:tr>
-      <w:tr>
-        <w:tblPrEx>
-          <w:tblCellMar>
-            <w:top w:w="0" w:type="dxa"/>
-            <w:left w:w="0" w:type="dxa"/>
-            <w:bottom w:w="0" w:type="dxa"/>
-            <w:right w:w="0" w:type="dxa"/>
-          </w:tblCellMar>
-        </w:tblPrEx>
-        <w:trPr>
-          <w:trHeight w:val="457" w:hRule="exact"/>
-          <w:jc w:val="right"/>
-        </w:trPr>
-        <w:tc>
-          <w:tcPr>
-            <w:tcW w:w="1272" w:type="dxa"/>
-            <w:vAlign w:val="center"/>
-          </w:tcPr>
-          <w:p>
-            <w:pPr>
-              <w:pStyle w:val="20"/>
-              <w:spacing w:line="341" w:lineRule="exact"/>
-              <w:ind w:left="13" w:right="165"/>
-              <w:jc w:val="both"/>
-              <w:rPr>
-                <w:rFonts w:ascii="Times New Roman" w:hAnsi="Times New Roman" w:cs="Times New Roman"/>
-                <w:b/>
-                <w:sz w:val="24"/>
-                <w:szCs w:val="24"/>
-              </w:rPr>
-            </w:pPr>
-            <w:r>
-              <w:rPr>
-                <w:rFonts w:ascii="Times New Roman" w:hAnsi="Times New Roman" w:cs="Times New Roman"/>
-                <w:b/>
-                <w:sz w:val="24"/>
-                <w:szCs w:val="24"/>
-              </w:rPr>
-              <w:t>日</w:t>
-            </w:r>
-            <w:r>
-              <w:rPr>
-                <w:rFonts w:ascii="Times New Roman" w:hAnsi="Times New Roman" w:cs="Times New Roman"/>
-                <w:b/>
-                <w:sz w:val="24"/>
-                <w:szCs w:val="24"/>
-                <w:lang w:eastAsia="zh-CN"/>
-              </w:rPr>
-              <w:t xml:space="preserve">  </w:t>
-            </w:r>
-            <w:r>
-              <w:rPr>
-                <w:rFonts w:ascii="Times New Roman" w:hAnsi="Times New Roman" w:cs="Times New Roman"/>
-                <w:b/>
-                <w:sz w:val="24"/>
-                <w:szCs w:val="24"/>
-              </w:rPr>
-              <w:t>期：</w:t>
-            </w:r>
-          </w:p>
-        </w:tc>
-        <w:tc>
-          <w:tcPr>
-            <w:tcW w:w="2040" w:type="dxa"/>
-            <w:vAlign w:val="center"/>
-          </w:tcPr>
-          <w:p>
-            <w:pPr>
-              <w:pStyle w:val="20"/>
-              <w:spacing w:line="363" w:lineRule="exact"/>
-              <w:jc w:val="both"/>
-              <w:rPr>
-                <w:rFonts w:ascii="Times New Roman" w:hAnsi="Times New Roman" w:cs="Times New Roman"/>
-                <w:sz w:val="24"/>
-                <w:szCs w:val="24"/>
-              </w:rPr>
-            </w:pPr>
-            <w:r>
-              <w:rPr>
-                <w:rFonts w:ascii="Times New Roman" w:hAnsi="Times New Roman" w:cs="Times New Roman"/>
-                <w:kern w:val="2"/>
-                <w:sz w:val="24"/>
-                <w:szCs w:val="24"/>
-                <w:lang w:eastAsia="zh-CN"/>
-              </w:rPr>
-              <w:t>{{ reportdate }}</w:t>
-            </w:r>
-          </w:p>
-        </w:tc>
-        <w:tc>
-          <w:tcPr>
-            <w:tcW w:w="1166" w:type="dxa"/>
-            <w:vAlign w:val="center"/>
-          </w:tcPr>
-          <w:p>
-            <w:pPr>
-              <w:pStyle w:val="20"/>
-              <w:spacing w:line="341" w:lineRule="exact"/>
-              <w:jc w:val="both"/>
-              <w:rPr>
-                <w:rFonts w:ascii="Times New Roman" w:hAnsi="Times New Roman" w:cs="Times New Roman"/>
-                <w:b/>
-                <w:sz w:val="24"/>
-                <w:szCs w:val="24"/>
-              </w:rPr>
-            </w:pPr>
-            <w:r>
-              <w:rPr>
-                <w:rFonts w:ascii="Times New Roman" w:hAnsi="Times New Roman" w:cs="Times New Roman"/>
-                <w:b/>
-                <w:sz w:val="24"/>
-                <w:szCs w:val="24"/>
-              </w:rPr>
-              <w:t>日</w:t>
-            </w:r>
-            <w:r>
-              <w:rPr>
-                <w:rFonts w:ascii="Times New Roman" w:hAnsi="Times New Roman" w:cs="Times New Roman"/>
-                <w:b/>
-                <w:sz w:val="24"/>
-                <w:szCs w:val="24"/>
-                <w:lang w:eastAsia="zh-CN"/>
-              </w:rPr>
-              <w:t xml:space="preserve">  </w:t>
-            </w:r>
-            <w:r>
-              <w:rPr>
-                <w:rFonts w:ascii="Times New Roman" w:hAnsi="Times New Roman" w:cs="Times New Roman"/>
-                <w:b/>
-                <w:sz w:val="24"/>
-                <w:szCs w:val="24"/>
-              </w:rPr>
-              <w:t>期：</w:t>
-            </w:r>
-          </w:p>
-        </w:tc>
-        <w:tc>
-          <w:tcPr>
-            <w:tcW w:w="2294" w:type="dxa"/>
-            <w:vAlign w:val="center"/>
-          </w:tcPr>
-          <w:p>
-            <w:pPr>
-              <w:pStyle w:val="20"/>
-              <w:spacing w:line="363" w:lineRule="exact"/>
-              <w:ind w:right="15"/>
-              <w:jc w:val="both"/>
-              <w:rPr>
-                <w:rFonts w:ascii="Times New Roman" w:hAnsi="Times New Roman" w:cs="Times New Roman"/>
-                <w:sz w:val="24"/>
-                <w:szCs w:val="24"/>
-              </w:rPr>
-            </w:pPr>
-            <w:r>
-              <w:rPr>
-                <w:rFonts w:ascii="Times New Roman" w:hAnsi="Times New Roman" w:cs="Times New Roman"/>
-                <w:kern w:val="2"/>
-                <w:sz w:val="24"/>
-                <w:szCs w:val="24"/>
-                <w:lang w:eastAsia="zh-CN"/>
-              </w:rPr>
-              <w:t>{{ reportdate }}</w:t>
-            </w:r>
-          </w:p>
-        </w:tc>
-      </w:tr>
-    </w:tbl>
-    <w:p>
-      <w:pPr>
-        <w:rPr>
           <w:rFonts w:ascii="Times New Roman" w:hAnsi="Times New Roman" w:eastAsia="微软雅黑" w:cs="黑体"/>
           <w:b/>
           <w:bCs/>
@@ -7732,8 +6294,8 @@
         <w:br w:type="page"/>
       </w:r>
     </w:p>
+    <w:bookmarkEnd w:id="24"/>
     <w:bookmarkEnd w:id="25"/>
-    <w:bookmarkEnd w:id="26"/>
     <w:p>
       <w:pPr>
         <w:numPr>
@@ -7755,6 +6317,7 @@
           </w14:shadow>
         </w:rPr>
       </w:pPr>
+      <w:bookmarkStart w:id="26" w:name="_Toc3099"/>
       <w:r>
         <w:rPr>
           <w:rStyle w:val="42"/>
@@ -7775,7 +6338,7 @@
       <w:bookmarkEnd w:id="21"/>
       <w:bookmarkEnd w:id="22"/>
       <w:bookmarkEnd w:id="23"/>
-      <w:bookmarkEnd w:id="24"/>
+      <w:bookmarkEnd w:id="26"/>
     </w:p>
     <w:bookmarkEnd w:id="11"/>
     <w:p>
@@ -7792,14 +6355,14 @@
         </w:rPr>
       </w:pPr>
       <w:bookmarkStart w:id="27" w:name="_Toc149832732"/>
-      <w:bookmarkStart w:id="28" w:name="_Toc149826007"/>
-      <w:bookmarkStart w:id="29" w:name="_Toc26774"/>
-      <w:bookmarkStart w:id="30" w:name="_Toc6282"/>
-      <w:bookmarkStart w:id="31" w:name="_Toc32443_WPSOffice_Level1"/>
-      <w:bookmarkStart w:id="32" w:name="_Toc25727"/>
-      <w:bookmarkStart w:id="33" w:name="_Toc23903"/>
-      <w:bookmarkStart w:id="34" w:name="_Toc4331_WPSOffice_Level1"/>
-      <w:bookmarkStart w:id="35" w:name="_Toc23846_WPSOffice_Level1"/>
+      <w:bookmarkStart w:id="28" w:name="_Toc26774"/>
+      <w:bookmarkStart w:id="29" w:name="_Toc149826007"/>
+      <w:bookmarkStart w:id="30" w:name="_Toc9268"/>
+      <w:bookmarkStart w:id="31" w:name="_Toc4331_WPSOffice_Level1"/>
+      <w:bookmarkStart w:id="32" w:name="_Toc23903"/>
+      <w:bookmarkStart w:id="33" w:name="_Toc25727"/>
+      <w:bookmarkStart w:id="34" w:name="_Toc23846_WPSOffice_Level1"/>
+      <w:bookmarkStart w:id="35" w:name="_Toc32443_WPSOffice_Level1"/>
       <w:r>
         <w:rPr>
           <w:rFonts w:hint="eastAsia"/>
@@ -8000,6 +6563,12 @@
             <w:insideH w:val="single" w:color="A4A4A4" w:sz="4" w:space="0"/>
             <w:insideV w:val="single" w:color="A4A4A4" w:sz="4" w:space="0"/>
           </w:tblBorders>
+          <w:tblCellMar>
+            <w:top w:w="0" w:type="dxa"/>
+            <w:left w:w="0" w:type="dxa"/>
+            <w:bottom w:w="0" w:type="dxa"/>
+            <w:right w:w="0" w:type="dxa"/>
+          </w:tblCellMar>
         </w:tblPrEx>
         <w:trPr>
           <w:trHeight w:val="510" w:hRule="atLeast"/>
@@ -12540,10 +11109,10 @@
           <w:lang w:eastAsia="zh-CN"/>
         </w:rPr>
       </w:pPr>
-      <w:bookmarkStart w:id="36" w:name="_Toc12966"/>
-      <w:bookmarkStart w:id="37" w:name="_Toc10223"/>
-      <w:bookmarkStart w:id="38" w:name="_Toc106719764"/>
-      <w:bookmarkStart w:id="39" w:name="_Toc20034"/>
+      <w:bookmarkStart w:id="36" w:name="_Toc106719764"/>
+      <w:bookmarkStart w:id="37" w:name="_Toc20034"/>
+      <w:bookmarkStart w:id="38" w:name="_Toc10223"/>
+      <w:bookmarkStart w:id="39" w:name="_Toc23447"/>
       <w:r>
         <w:rPr>
           <w:rFonts w:hint="eastAsia"/>
@@ -15634,16 +14203,16 @@
           <w:szCs w:val="24"/>
         </w:rPr>
       </w:pPr>
-      <w:bookmarkStart w:id="40" w:name="_Toc149832736"/>
-      <w:bookmarkStart w:id="41" w:name="_Toc180"/>
+      <w:bookmarkStart w:id="40" w:name="_Toc180"/>
+      <w:bookmarkStart w:id="41" w:name="_Toc149832736"/>
       <w:bookmarkStart w:id="42" w:name="_Toc149826012"/>
-      <w:bookmarkStart w:id="43" w:name="_Toc31417"/>
-      <w:bookmarkStart w:id="44" w:name="_Toc18793"/>
-      <w:bookmarkStart w:id="45" w:name="_Toc1707_WPSOffice_Level1"/>
-      <w:bookmarkStart w:id="46" w:name="_Toc27302"/>
-      <w:bookmarkStart w:id="47" w:name="_Toc13196_WPSOffice_Level1"/>
-      <w:bookmarkStart w:id="48" w:name="_Toc21764_WPSOffice_Level1"/>
-      <w:bookmarkStart w:id="49" w:name="_Toc28240"/>
+      <w:bookmarkStart w:id="43" w:name="_Toc18793"/>
+      <w:bookmarkStart w:id="44" w:name="_Toc5525"/>
+      <w:bookmarkStart w:id="45" w:name="_Toc21764_WPSOffice_Level1"/>
+      <w:bookmarkStart w:id="46" w:name="_Toc1707_WPSOffice_Level1"/>
+      <w:bookmarkStart w:id="47" w:name="_Toc28240"/>
+      <w:bookmarkStart w:id="48" w:name="_Toc13196_WPSOffice_Level1"/>
+      <w:bookmarkStart w:id="49" w:name="_Toc27302"/>
       <w:r>
         <w:rPr>
           <w:color w:val="62B541"/>
@@ -15676,10 +14245,10 @@
           <w:lang w:eastAsia="zh-CN"/>
         </w:rPr>
       </w:pPr>
-      <w:bookmarkStart w:id="50" w:name="_Toc26556"/>
-      <w:bookmarkStart w:id="51" w:name="_Toc32302"/>
-      <w:bookmarkStart w:id="52" w:name="_Toc8516"/>
-      <w:bookmarkStart w:id="53" w:name="_Toc149832737"/>
+      <w:bookmarkStart w:id="50" w:name="_Toc32302"/>
+      <w:bookmarkStart w:id="51" w:name="_Toc27034"/>
+      <w:bookmarkStart w:id="52" w:name="_Toc149832737"/>
+      <w:bookmarkStart w:id="53" w:name="_Toc8516"/>
       <w:bookmarkStart w:id="54" w:name="_Toc149826013"/>
       <w:r>
         <w:rPr>
@@ -24669,7 +23238,7 @@
           </w14:shadow>
         </w:rPr>
       </w:pPr>
-      <w:bookmarkStart w:id="55" w:name="_Toc30645"/>
+      <w:bookmarkStart w:id="55" w:name="_Toc16447"/>
       <w:r>
         <w:rPr>
           <w:rStyle w:val="42"/>
@@ -24706,10 +23275,10 @@
           <w:lang w:eastAsia="zh-CN"/>
         </w:rPr>
       </w:pPr>
-      <w:bookmarkStart w:id="56" w:name="_Toc3762"/>
-      <w:bookmarkStart w:id="57" w:name="_Toc15840_WPSOffice_Level1"/>
+      <w:bookmarkStart w:id="56" w:name="_Toc15840_WPSOffice_Level1"/>
+      <w:bookmarkStart w:id="57" w:name="_Toc24085_WPSOffice_Level1"/>
       <w:bookmarkStart w:id="58" w:name="_Toc14255_WPSOffice_Level1"/>
-      <w:bookmarkStart w:id="59" w:name="_Toc24085_WPSOffice_Level1"/>
+      <w:bookmarkStart w:id="59" w:name="_Toc31266"/>
       <w:r>
         <w:rPr>
           <w:rFonts w:hint="eastAsia"/>
@@ -24730,11 +23299,11 @@
           <w:lang w:eastAsia="zh-CN"/>
         </w:rPr>
       </w:pPr>
-      <w:bookmarkStart w:id="60" w:name="_Toc28810_WPSOffice_Level1"/>
-      <w:bookmarkStart w:id="61" w:name="_Toc11896_WPSOffice_Level1"/>
-      <w:bookmarkStart w:id="62" w:name="_Toc18699"/>
-      <w:bookmarkStart w:id="63" w:name="_Toc11193_WPSOffice_Level1"/>
-      <w:bookmarkStart w:id="64" w:name="_Hlk33190413"/>
+      <w:bookmarkStart w:id="60" w:name="_Toc11193_WPSOffice_Level1"/>
+      <w:bookmarkStart w:id="61" w:name="_Toc18699"/>
+      <w:bookmarkStart w:id="62" w:name="_Toc28810_WPSOffice_Level1"/>
+      <w:bookmarkStart w:id="63" w:name="_Hlk33190413"/>
+      <w:bookmarkStart w:id="64" w:name="_Toc11896_WPSOffice_Level1"/>
     </w:p>
     <w:tbl>
       <w:tblPr>
@@ -27146,7 +25715,7 @@
         </w:rPr>
       </w:pPr>
       <w:bookmarkStart w:id="65" w:name="_Toc30995"/>
-      <w:bookmarkStart w:id="66" w:name="_Toc20781"/>
+      <w:bookmarkStart w:id="66" w:name="_Toc12595"/>
       <w:r>
         <w:rPr>
           <w:rFonts w:hint="eastAsia"/>
@@ -27956,9 +26525,9 @@
           <w:lang w:eastAsia="zh-CN"/>
         </w:rPr>
       </w:pPr>
-      <w:bookmarkStart w:id="70" w:name="_Toc26220"/>
-      <w:bookmarkStart w:id="71" w:name="_Toc7888"/>
-      <w:bookmarkStart w:id="72" w:name="_Toc6303"/>
+      <w:bookmarkStart w:id="70" w:name="_Toc6303"/>
+      <w:bookmarkStart w:id="71" w:name="_Toc26220"/>
+      <w:bookmarkStart w:id="72" w:name="_Toc17217"/>
       <w:r>
         <w:rPr>
           <w:rFonts w:hint="eastAsia"/>
@@ -28677,16 +27246,16 @@
           <w:szCs w:val="22"/>
         </w:rPr>
       </w:pPr>
-      <w:bookmarkStart w:id="73" w:name="_Toc29283"/>
-      <w:bookmarkStart w:id="74" w:name="_Toc3846"/>
-      <w:bookmarkStart w:id="75" w:name="_Toc2352"/>
-      <w:bookmarkStart w:id="76" w:name="_Toc5400"/>
-      <w:bookmarkStart w:id="77" w:name="_Toc1823"/>
-      <w:bookmarkStart w:id="78" w:name="_Toc27291"/>
-      <w:bookmarkStart w:id="79" w:name="_Toc32060"/>
-      <w:bookmarkStart w:id="80" w:name="_Toc13405"/>
-      <w:bookmarkStart w:id="81" w:name="_Toc28146"/>
-      <w:bookmarkStart w:id="82" w:name="_Toc8534"/>
+      <w:bookmarkStart w:id="73" w:name="_Toc13405"/>
+      <w:bookmarkStart w:id="74" w:name="_Toc28146"/>
+      <w:bookmarkStart w:id="75" w:name="_Toc5400"/>
+      <w:bookmarkStart w:id="76" w:name="_Toc1823"/>
+      <w:bookmarkStart w:id="77" w:name="_Toc27291"/>
+      <w:bookmarkStart w:id="78" w:name="_Toc32060"/>
+      <w:bookmarkStart w:id="79" w:name="_Toc29283"/>
+      <w:bookmarkStart w:id="80" w:name="_Toc8534"/>
+      <w:bookmarkStart w:id="81" w:name="_Toc3846"/>
+      <w:bookmarkStart w:id="82" w:name="_Toc2352"/>
       <w:r>
         <w:rPr>
           <w:b w:val="0"/>
@@ -28854,16 +27423,16 @@
           <w:szCs w:val="22"/>
         </w:rPr>
       </w:pPr>
-      <w:bookmarkStart w:id="83" w:name="_Toc32584"/>
-      <w:bookmarkStart w:id="84" w:name="_Toc2350"/>
-      <w:bookmarkStart w:id="85" w:name="_Toc21034"/>
-      <w:bookmarkStart w:id="86" w:name="_Toc126"/>
-      <w:bookmarkStart w:id="87" w:name="_Toc783"/>
-      <w:bookmarkStart w:id="88" w:name="_Toc30035"/>
-      <w:bookmarkStart w:id="89" w:name="_Toc10299"/>
-      <w:bookmarkStart w:id="90" w:name="_Toc22196"/>
-      <w:bookmarkStart w:id="91" w:name="_Toc12456"/>
-      <w:bookmarkStart w:id="92" w:name="_Toc32450"/>
+      <w:bookmarkStart w:id="83" w:name="_Toc783"/>
+      <w:bookmarkStart w:id="84" w:name="_Toc126"/>
+      <w:bookmarkStart w:id="85" w:name="_Toc32450"/>
+      <w:bookmarkStart w:id="86" w:name="_Toc10299"/>
+      <w:bookmarkStart w:id="87" w:name="_Toc32584"/>
+      <w:bookmarkStart w:id="88" w:name="_Toc21034"/>
+      <w:bookmarkStart w:id="89" w:name="_Toc2350"/>
+      <w:bookmarkStart w:id="90" w:name="_Toc30035"/>
+      <w:bookmarkStart w:id="91" w:name="_Toc22196"/>
+      <w:bookmarkStart w:id="92" w:name="_Toc12456"/>
       <w:r>
         <w:rPr>
           <w:b w:val="0"/>
@@ -29076,13 +27645,13 @@
           <w:lang w:eastAsia="zh-CN"/>
         </w:rPr>
       </w:pPr>
-      <w:bookmarkStart w:id="93" w:name="_Toc9988"/>
-      <w:bookmarkStart w:id="94" w:name="_Toc3409"/>
-      <w:bookmarkStart w:id="95" w:name="_Toc15114"/>
-      <w:bookmarkStart w:id="96" w:name="_Toc26985_WPSOffice_Level1"/>
-      <w:bookmarkStart w:id="97" w:name="_Toc20170_WPSOffice_Level1"/>
+      <w:bookmarkStart w:id="93" w:name="_Toc3409"/>
+      <w:bookmarkStart w:id="94" w:name="_Toc15114"/>
+      <w:bookmarkStart w:id="95" w:name="_Toc30470"/>
+      <w:bookmarkStart w:id="96" w:name="_Toc20170_WPSOffice_Level1"/>
+      <w:bookmarkStart w:id="97" w:name="_Toc24980"/>
       <w:bookmarkStart w:id="98" w:name="_Toc28454_WPSOffice_Level1"/>
-      <w:bookmarkStart w:id="99" w:name="_Toc24980"/>
+      <w:bookmarkStart w:id="99" w:name="_Toc26985_WPSOffice_Level1"/>
       <w:r>
         <w:rPr>
           <w:rFonts w:hint="eastAsia"/>
@@ -29300,11 +27869,11 @@
           <w:lang w:eastAsia="zh-CN"/>
         </w:rPr>
       </w:pPr>
-      <w:bookmarkStart w:id="100" w:name="_Toc13275"/>
-      <w:bookmarkStart w:id="101" w:name="_Toc5404"/>
-      <w:bookmarkStart w:id="102" w:name="_Toc19584_WPSOffice_Level1"/>
-      <w:bookmarkStart w:id="103" w:name="_Toc24894"/>
-      <w:bookmarkStart w:id="104" w:name="_Toc22162_WPSOffice_Level1"/>
+      <w:bookmarkStart w:id="100" w:name="_Toc5404"/>
+      <w:bookmarkStart w:id="101" w:name="_Toc19584_WPSOffice_Level1"/>
+      <w:bookmarkStart w:id="102" w:name="_Toc22162_WPSOffice_Level1"/>
+      <w:bookmarkStart w:id="103" w:name="_Toc13275"/>
+      <w:bookmarkStart w:id="104" w:name="_Toc11994"/>
       <w:bookmarkStart w:id="105" w:name="_Toc14611_WPSOffice_Level1"/>
       <w:bookmarkStart w:id="106" w:name="_Toc22623"/>
       <w:r>
@@ -30150,7 +28719,7 @@
                     </pic:cNvPicPr>
                   </pic:nvPicPr>
                   <pic:blipFill>
-                    <a:blip r:embed="rId16"/>
+                    <a:blip r:embed="rId15"/>
                     <a:stretch>
                       <a:fillRect/>
                     </a:stretch>
